--- a/06-转换电路/02-数模转换DAC/Sigma-Delta型DAC电路/Sigma-Delta型DAC电路.docx
+++ b/06-转换电路/02-数模转换DAC/Sigma-Delta型DAC电路/Sigma-Delta型DAC电路.docx
@@ -2183,6 +2183,20 @@
     </w:p>
     <w:bookmarkEnd w:id="26"/>
     <w:bookmarkEnd w:id="27"/>
+    <w:p>
+      <w:pPr>
+        <w:spacing w:before="360"/>
+        <w:jc w:val="center"/>
+      </w:pPr>
+      <w:r>
+        <w:rPr>
+          <w:rFonts w:ascii="Times New Roman" w:hAnsi="Times New Roman"/>
+          <w:color w:val="555555"/>
+          <w:sz w:val="21"/>
+        </w:rPr>
+        <w:t>材料收集者：杜文杰</w:t>
+      </w:r>
+    </w:p>
     <w:sectPr>
       <w:headerReference r:id="rId9" w:type="default"/>
       <w:footerReference r:id="rId10" w:type="default"/>

--- a/06-转换电路/02-数模转换DAC/Sigma-Delta型DAC电路/Sigma-Delta型DAC电路.docx
+++ b/06-转换电路/02-数模转换DAC/Sigma-Delta型DAC电路/Sigma-Delta型DAC电路.docx
@@ -1,6 +1,6 @@
 
 <file path=word/document.xml><?xml version="1.0" encoding="utf-8"?>
-<w:document xmlns:w="http://schemas.openxmlformats.org/wordprocessingml/2006/main" xmlns:m="http://schemas.openxmlformats.org/officeDocument/2006/math" xmlns:r="http://schemas.openxmlformats.org/officeDocument/2006/relationships" xmlns:o="urn:schemas-microsoft-com:office:office" xmlns:v="urn:schemas-microsoft-com:vml" xmlns:w10="urn:schemas-microsoft-com:office:word" xmlns:a="http://schemas.openxmlformats.org/drawingml/2006/main" xmlns:pic="http://schemas.openxmlformats.org/drawingml/2006/picture" xmlns:wp="http://schemas.openxmlformats.org/drawingml/2006/wordprocessingDrawing">
+<w:document xmlns:m="http://schemas.openxmlformats.org/officeDocument/2006/math" xmlns:r="http://schemas.openxmlformats.org/officeDocument/2006/relationships" xmlns:w="http://schemas.openxmlformats.org/wordprocessingml/2006/main" xmlns:o="urn:schemas-microsoft-com:office:office" xmlns:v="urn:schemas-microsoft-com:vml" xmlns:w10="urn:schemas-microsoft-com:office:word" xmlns:a="http://schemas.openxmlformats.org/drawingml/2006/main" xmlns:pic="http://schemas.openxmlformats.org/drawingml/2006/picture" xmlns:wp="http://schemas.openxmlformats.org/drawingml/2006/wordprocessingDrawing">
   <w:body>
     <w:bookmarkStart w:id="27" w:name="σ-δ-型-dac-电路"/>
     <w:p>
@@ -8,20 +8,26 @@
         <w:pStyle w:val="Heading1"/>
       </w:pPr>
       <w:r>
+        <w:rPr>
+          <w:rFonts w:eastAsia="黑体"/>
+        </w:rPr>
         <w:t xml:space="preserve">Σ-Δ </w:t>
       </w:r>
       <w:r>
         <w:rPr>
-          <w:rFonts w:hint="eastAsia"/>
+          <w:rFonts w:hint="eastAsia" w:eastAsia="黑体"/>
         </w:rPr>
         <w:t xml:space="preserve">型</w:t>
       </w:r>
       <w:r>
+        <w:rPr>
+          <w:rFonts w:eastAsia="黑体"/>
+        </w:rPr>
         <w:t xml:space="preserve"> DAC </w:t>
       </w:r>
       <w:r>
         <w:rPr>
-          <w:rFonts w:hint="eastAsia"/>
+          <w:rFonts w:hint="eastAsia" w:eastAsia="黑体"/>
         </w:rPr>
         <w:t xml:space="preserve">电路</w:t>
       </w:r>
@@ -33,7 +39,7 @@
       </w:pPr>
       <w:r>
         <w:rPr>
-          <w:rFonts w:hint="eastAsia"/>
+          <w:rFonts w:hint="eastAsia" w:eastAsia="黑体"/>
         </w:rPr>
         <w:t xml:space="preserve">拓扑描述</w:t>
       </w:r>
@@ -44,16 +50,19 @@
       </w:pPr>
       <w:r>
         <w:rPr>
-          <w:rFonts w:hint="eastAsia"/>
+          <w:rFonts w:hint="eastAsia" w:eastAsia="黑体"/>
         </w:rPr>
         <w:t xml:space="preserve">由</w:t>
       </w:r>
       <w:r>
+        <w:rPr>
+          <w:rFonts w:eastAsia="黑体"/>
+        </w:rPr>
         <w:t xml:space="preserve"> </w:t>
       </w:r>
       <w:r>
         <w:rPr>
-          <w:rFonts w:hint="eastAsia"/>
+          <w:rFonts w:hint="eastAsia" w:eastAsia="黑体"/>
           <w:b/>
           <w:bCs/>
         </w:rPr>
@@ -61,16 +70,21 @@
       </w:r>
       <w:r>
         <w:rPr>
+          <w:rFonts w:eastAsia="黑体"/>
           <w:b/>
           <w:bCs/>
         </w:rPr>
         <w:t xml:space="preserve"> IF1</w:t>
       </w:r>
       <w:r>
+        <w:rPr>
+          <w:rFonts w:eastAsia="黑体"/>
+        </w:rPr>
         <w:t xml:space="preserve">、</w:t>
       </w:r>
       <w:r>
         <w:rPr>
+          <w:rFonts w:eastAsia="黑体"/>
           <w:b/>
           <w:bCs/>
         </w:rPr>
@@ -78,7 +92,7 @@
       </w:r>
       <w:r>
         <w:rPr>
-          <w:rFonts w:hint="eastAsia"/>
+          <w:rFonts w:hint="eastAsia" w:eastAsia="黑体"/>
           <w:b/>
           <w:bCs/>
         </w:rPr>
@@ -86,16 +100,21 @@
       </w:r>
       <w:r>
         <w:rPr>
+          <w:rFonts w:eastAsia="黑体"/>
           <w:b/>
           <w:bCs/>
         </w:rPr>
         <w:t xml:space="preserve"> SDM1</w:t>
       </w:r>
       <w:r>
+        <w:rPr>
+          <w:rFonts w:eastAsia="黑体"/>
+        </w:rPr>
         <w:t xml:space="preserve">、</w:t>
       </w:r>
       <w:r>
         <w:rPr>
+          <w:rFonts w:eastAsia="黑体"/>
           <w:b/>
           <w:bCs/>
         </w:rPr>
@@ -103,7 +122,7 @@
       </w:r>
       <w:r>
         <w:rPr>
-          <w:rFonts w:hint="eastAsia"/>
+          <w:rFonts w:hint="eastAsia" w:eastAsia="黑体"/>
           <w:b/>
           <w:bCs/>
         </w:rPr>
@@ -111,6 +130,7 @@
       </w:r>
       <w:r>
         <w:rPr>
+          <w:rFonts w:eastAsia="黑体"/>
           <w:b/>
           <w:bCs/>
         </w:rPr>
@@ -118,27 +138,33 @@
       </w:r>
       <w:r>
         <w:rPr>
-          <w:rFonts w:hint="eastAsia"/>
+          <w:rFonts w:hint="eastAsia" w:eastAsia="黑体"/>
           <w:b/>
           <w:bCs/>
         </w:rPr>
         <w:t xml:space="preserve">DAC（DAC1）</w:t>
       </w:r>
       <w:r>
+        <w:rPr>
+          <w:rFonts w:eastAsia="黑体"/>
+        </w:rPr>
         <w:t xml:space="preserve"> </w:t>
       </w:r>
       <w:r>
         <w:rPr>
-          <w:rFonts w:hint="eastAsia"/>
+          <w:rFonts w:hint="eastAsia" w:eastAsia="黑体"/>
         </w:rPr>
         <w:t xml:space="preserve">与</w:t>
       </w:r>
       <w:r>
+        <w:rPr>
+          <w:rFonts w:eastAsia="黑体"/>
+        </w:rPr>
         <w:t xml:space="preserve"> </w:t>
       </w:r>
       <w:r>
         <w:rPr>
-          <w:rFonts w:hint="eastAsia"/>
+          <w:rFonts w:hint="eastAsia" w:eastAsia="黑体"/>
           <w:b/>
           <w:bCs/>
         </w:rPr>
@@ -146,32 +172,39 @@
       </w:r>
       <w:r>
         <w:rPr>
+          <w:rFonts w:eastAsia="黑体"/>
           <w:b/>
           <w:bCs/>
         </w:rPr>
         <w:t xml:space="preserve"> LPF1</w:t>
       </w:r>
       <w:r>
+        <w:rPr>
+          <w:rFonts w:eastAsia="黑体"/>
+        </w:rPr>
         <w:t xml:space="preserve"> </w:t>
       </w:r>
       <w:r>
         <w:rPr>
-          <w:rFonts w:hint="eastAsia"/>
+          <w:rFonts w:hint="eastAsia" w:eastAsia="黑体"/>
         </w:rPr>
         <w:t xml:space="preserve">组成。电路共有</w:t>
       </w:r>
       <w:r>
+        <w:rPr>
+          <w:rFonts w:eastAsia="黑体"/>
+        </w:rPr>
         <w:t xml:space="preserve"> 6 </w:t>
       </w:r>
       <w:r>
         <w:rPr>
-          <w:rFonts w:hint="eastAsia"/>
+          <w:rFonts w:hint="eastAsia" w:eastAsia="黑体"/>
         </w:rPr>
         <w:t xml:space="preserve">个关键节点：</w:t>
       </w:r>
       <w:r>
         <w:rPr>
-          <w:rFonts w:hint="eastAsia"/>
+          <w:rFonts w:hint="eastAsia" w:eastAsia="黑体"/>
           <w:b/>
           <w:bCs/>
         </w:rPr>
@@ -179,6 +212,7 @@
       </w:r>
       <w:r>
         <w:rPr>
+          <w:rFonts w:eastAsia="黑体"/>
           <w:b/>
           <w:bCs/>
         </w:rPr>
@@ -186,7 +220,7 @@
       </w:r>
       <w:r>
         <w:rPr>
-          <w:rFonts w:hint="eastAsia"/>
+          <w:rFonts w:hint="eastAsia" w:eastAsia="黑体"/>
           <w:b/>
           <w:bCs/>
         </w:rPr>
@@ -194,11 +228,14 @@
       </w:r>
       <w:r>
         <w:rPr>
-          <w:rFonts w:hint="eastAsia"/>
+          <w:rFonts w:hint="eastAsia" w:eastAsia="黑体"/>
         </w:rPr>
         <w:t xml:space="preserve">（高分辨率数字码</w:t>
       </w:r>
       <w:r>
+        <w:rPr>
+          <w:rFonts w:eastAsia="黑体"/>
+        </w:rPr>
         <w:t xml:space="preserve"> </w:t>
       </w:r>
       <m:oMath>
@@ -219,26 +256,32 @@
         </m:sSub>
       </m:oMath>
       <w:r>
+        <w:rPr>
+          <w:rFonts w:eastAsia="黑体"/>
+        </w:rPr>
         <w:t xml:space="preserve"> </w:t>
       </w:r>
       <w:r>
         <w:rPr>
-          <w:rFonts w:hint="eastAsia"/>
+          <w:rFonts w:hint="eastAsia" w:eastAsia="黑体"/>
         </w:rPr>
         <w:t xml:space="preserve">接</w:t>
       </w:r>
       <w:r>
+        <w:rPr>
+          <w:rFonts w:eastAsia="黑体"/>
+        </w:rPr>
         <w:t xml:space="preserve"> IF1 </w:t>
       </w:r>
       <w:r>
         <w:rPr>
-          <w:rFonts w:hint="eastAsia"/>
+          <w:rFonts w:hint="eastAsia" w:eastAsia="黑体"/>
         </w:rPr>
         <w:t xml:space="preserve">输入）；</w:t>
       </w:r>
       <w:r>
         <w:rPr>
-          <w:rFonts w:hint="eastAsia"/>
+          <w:rFonts w:hint="eastAsia" w:eastAsia="黑体"/>
           <w:b/>
           <w:bCs/>
         </w:rPr>
@@ -246,6 +289,7 @@
       </w:r>
       <w:r>
         <w:rPr>
+          <w:rFonts w:eastAsia="黑体"/>
           <w:b/>
           <w:bCs/>
         </w:rPr>
@@ -253,7 +297,7 @@
       </w:r>
       <w:r>
         <w:rPr>
-          <w:rFonts w:hint="eastAsia"/>
+          <w:rFonts w:hint="eastAsia" w:eastAsia="黑体"/>
           <w:b/>
           <w:bCs/>
         </w:rPr>
@@ -261,31 +305,37 @@
       </w:r>
       <w:r>
         <w:rPr>
-          <w:rFonts w:hint="eastAsia"/>
+          <w:rFonts w:hint="eastAsia" w:eastAsia="黑体"/>
         </w:rPr>
         <w:t xml:space="preserve">（IF1</w:t>
       </w:r>
       <w:r>
+        <w:rPr>
+          <w:rFonts w:eastAsia="黑体"/>
+        </w:rPr>
         <w:t xml:space="preserve"> </w:t>
       </w:r>
       <w:r>
         <w:rPr>
-          <w:rFonts w:hint="eastAsia"/>
+          <w:rFonts w:hint="eastAsia" w:eastAsia="黑体"/>
         </w:rPr>
         <w:t xml:space="preserve">的输出接</w:t>
       </w:r>
       <w:r>
+        <w:rPr>
+          <w:rFonts w:eastAsia="黑体"/>
+        </w:rPr>
         <w:t xml:space="preserve"> SDM1 </w:t>
       </w:r>
       <w:r>
         <w:rPr>
-          <w:rFonts w:hint="eastAsia"/>
+          <w:rFonts w:hint="eastAsia" w:eastAsia="黑体"/>
         </w:rPr>
         <w:t xml:space="preserve">的输入）；</w:t>
       </w:r>
       <w:r>
         <w:rPr>
-          <w:rFonts w:hint="eastAsia"/>
+          <w:rFonts w:hint="eastAsia" w:eastAsia="黑体"/>
           <w:b/>
           <w:bCs/>
         </w:rPr>
@@ -293,6 +343,7 @@
       </w:r>
       <w:r>
         <w:rPr>
+          <w:rFonts w:eastAsia="黑体"/>
           <w:b/>
           <w:bCs/>
         </w:rPr>
@@ -300,7 +351,7 @@
       </w:r>
       <w:r>
         <w:rPr>
-          <w:rFonts w:hint="eastAsia"/>
+          <w:rFonts w:hint="eastAsia" w:eastAsia="黑体"/>
           <w:b/>
           <w:bCs/>
         </w:rPr>
@@ -308,40 +359,49 @@
       </w:r>
       <w:r>
         <w:rPr>
-          <w:rFonts w:hint="eastAsia"/>
+          <w:rFonts w:hint="eastAsia" w:eastAsia="黑体"/>
         </w:rPr>
         <w:t xml:space="preserve">（SDM1</w:t>
       </w:r>
       <w:r>
+        <w:rPr>
+          <w:rFonts w:eastAsia="黑体"/>
+        </w:rPr>
         <w:t xml:space="preserve"> </w:t>
       </w:r>
       <w:r>
         <w:rPr>
-          <w:rFonts w:hint="eastAsia"/>
+          <w:rFonts w:hint="eastAsia" w:eastAsia="黑体"/>
         </w:rPr>
         <w:t xml:space="preserve">的</w:t>
       </w:r>
       <w:r>
+        <w:rPr>
+          <w:rFonts w:eastAsia="黑体"/>
+        </w:rPr>
         <w:t xml:space="preserve"> 1 </w:t>
       </w:r>
       <w:r>
         <w:rPr>
-          <w:rFonts w:hint="eastAsia"/>
+          <w:rFonts w:hint="eastAsia" w:eastAsia="黑体"/>
         </w:rPr>
         <w:t xml:space="preserve">位数据流接</w:t>
       </w:r>
       <w:r>
+        <w:rPr>
+          <w:rFonts w:eastAsia="黑体"/>
+        </w:rPr>
         <w:t xml:space="preserve"> DAC1 </w:t>
       </w:r>
       <w:r>
         <w:rPr>
-          <w:rFonts w:hint="eastAsia"/>
+          <w:rFonts w:hint="eastAsia" w:eastAsia="黑体"/>
         </w:rPr>
         <w:t xml:space="preserve">的数字输入）；</w:t>
       </w:r>
       <w:r>
         <w:rPr>
-          <w:rFonts w:hint="eastAsia"/>
+          <w:rFonts w:hint="eastAsia" w:eastAsia="黑体"/>
           <w:b/>
           <w:bCs/>
         </w:rPr>
@@ -349,6 +409,7 @@
       </w:r>
       <w:r>
         <w:rPr>
+          <w:rFonts w:eastAsia="黑体"/>
           <w:b/>
           <w:bCs/>
         </w:rPr>
@@ -356,7 +417,7 @@
       </w:r>
       <w:r>
         <w:rPr>
-          <w:rFonts w:hint="eastAsia"/>
+          <w:rFonts w:hint="eastAsia" w:eastAsia="黑体"/>
           <w:b/>
           <w:bCs/>
         </w:rPr>
@@ -364,31 +425,37 @@
       </w:r>
       <w:r>
         <w:rPr>
-          <w:rFonts w:hint="eastAsia"/>
+          <w:rFonts w:hint="eastAsia" w:eastAsia="黑体"/>
         </w:rPr>
         <w:t xml:space="preserve">（DAC1</w:t>
       </w:r>
       <w:r>
+        <w:rPr>
+          <w:rFonts w:eastAsia="黑体"/>
+        </w:rPr>
         <w:t xml:space="preserve"> </w:t>
       </w:r>
       <w:r>
         <w:rPr>
-          <w:rFonts w:hint="eastAsia"/>
+          <w:rFonts w:hint="eastAsia" w:eastAsia="黑体"/>
         </w:rPr>
         <w:t xml:space="preserve">的模拟输出接</w:t>
       </w:r>
       <w:r>
+        <w:rPr>
+          <w:rFonts w:eastAsia="黑体"/>
+        </w:rPr>
         <w:t xml:space="preserve"> LPF1 </w:t>
       </w:r>
       <w:r>
         <w:rPr>
-          <w:rFonts w:hint="eastAsia"/>
+          <w:rFonts w:hint="eastAsia" w:eastAsia="黑体"/>
         </w:rPr>
         <w:t xml:space="preserve">的输入）；</w:t>
       </w:r>
       <w:r>
         <w:rPr>
-          <w:rFonts w:hint="eastAsia"/>
+          <w:rFonts w:hint="eastAsia" w:eastAsia="黑体"/>
           <w:b/>
           <w:bCs/>
         </w:rPr>
@@ -396,6 +463,7 @@
       </w:r>
       <w:r>
         <w:rPr>
+          <w:rFonts w:eastAsia="黑体"/>
           <w:b/>
           <w:bCs/>
         </w:rPr>
@@ -403,7 +471,7 @@
       </w:r>
       <w:r>
         <w:rPr>
-          <w:rFonts w:hint="eastAsia"/>
+          <w:rFonts w:hint="eastAsia" w:eastAsia="黑体"/>
           <w:b/>
           <w:bCs/>
         </w:rPr>
@@ -411,20 +479,26 @@
       </w:r>
       <w:r>
         <w:rPr>
-          <w:rFonts w:hint="eastAsia"/>
+          <w:rFonts w:hint="eastAsia" w:eastAsia="黑体"/>
         </w:rPr>
         <w:t xml:space="preserve">（LPF1</w:t>
       </w:r>
       <w:r>
+        <w:rPr>
+          <w:rFonts w:eastAsia="黑体"/>
+        </w:rPr>
         <w:t xml:space="preserve"> </w:t>
       </w:r>
       <w:r>
         <w:rPr>
-          <w:rFonts w:hint="eastAsia"/>
+          <w:rFonts w:hint="eastAsia" w:eastAsia="黑体"/>
         </w:rPr>
         <w:t xml:space="preserve">的输出作为模拟输出</w:t>
       </w:r>
       <w:r>
+        <w:rPr>
+          <w:rFonts w:eastAsia="黑体"/>
+        </w:rPr>
         <w:t xml:space="preserve"> </w:t>
       </w:r>
       <m:oMath>
@@ -449,13 +523,13 @@
       </m:oMath>
       <w:r>
         <w:rPr>
-          <w:rFonts w:hint="eastAsia"/>
+          <w:rFonts w:hint="eastAsia" w:eastAsia="黑体"/>
         </w:rPr>
         <w:t xml:space="preserve">）；</w:t>
       </w:r>
       <w:r>
         <w:rPr>
-          <w:rFonts w:hint="eastAsia"/>
+          <w:rFonts w:hint="eastAsia" w:eastAsia="黑体"/>
           <w:b/>
           <w:bCs/>
         </w:rPr>
@@ -463,6 +537,7 @@
       </w:r>
       <w:r>
         <w:rPr>
+          <w:rFonts w:eastAsia="黑体"/>
           <w:b/>
           <w:bCs/>
         </w:rPr>
@@ -470,7 +545,7 @@
       </w:r>
       <w:r>
         <w:rPr>
-          <w:rFonts w:hint="eastAsia"/>
+          <w:rFonts w:hint="eastAsia" w:eastAsia="黑体"/>
           <w:b/>
           <w:bCs/>
         </w:rPr>
@@ -478,20 +553,26 @@
       </w:r>
       <w:r>
         <w:rPr>
-          <w:rFonts w:hint="eastAsia"/>
+          <w:rFonts w:hint="eastAsia" w:eastAsia="黑体"/>
         </w:rPr>
         <w:t xml:space="preserve">（DAC1</w:t>
       </w:r>
       <w:r>
+        <w:rPr>
+          <w:rFonts w:eastAsia="黑体"/>
+        </w:rPr>
         <w:t xml:space="preserve"> </w:t>
       </w:r>
       <w:r>
         <w:rPr>
-          <w:rFonts w:hint="eastAsia"/>
+          <w:rFonts w:hint="eastAsia" w:eastAsia="黑体"/>
         </w:rPr>
         <w:t xml:space="preserve">参考端接</w:t>
       </w:r>
       <w:r>
+        <w:rPr>
+          <w:rFonts w:eastAsia="黑体"/>
+        </w:rPr>
         <w:t xml:space="preserve"> </w:t>
       </w:r>
       <m:oMath>
@@ -516,16 +597,19 @@
       </m:oMath>
       <w:r>
         <w:rPr>
-          <w:rFonts w:hint="eastAsia"/>
+          <w:rFonts w:hint="eastAsia" w:eastAsia="黑体"/>
         </w:rPr>
         <w:t xml:space="preserve">，各数字模块时钟接</w:t>
       </w:r>
       <w:r>
+        <w:rPr>
+          <w:rFonts w:eastAsia="黑体"/>
+        </w:rPr>
         <w:t xml:space="preserve"> </w:t>
       </w:r>
       <w:r>
         <w:rPr>
-          <w:rFonts w:hint="eastAsia"/>
+          <w:rFonts w:hint="eastAsia" w:eastAsia="黑体"/>
         </w:rPr>
         <w:t xml:space="preserve">CLK）。</w:t>
       </w:r>
@@ -534,73 +618,91 @@
       <w:pPr/>
       <w:r>
         <w:rPr>
-          <w:rFonts w:hint="eastAsia"/>
+          <w:rFonts w:hint="eastAsia" w:eastAsia="黑体"/>
         </w:rPr>
         <w:t xml:space="preserve">各管脚连接：</w:t>
       </w:r>
       <w:r>
         <w:rPr>
+          <w:rFonts w:eastAsia="黑体"/>
           <w:b/>
           <w:bCs/>
         </w:rPr>
         <w:t xml:space="preserve">IF1</w:t>
       </w:r>
       <w:r>
+        <w:rPr>
+          <w:rFonts w:eastAsia="黑体"/>
+        </w:rPr>
         <w:t xml:space="preserve"> </w:t>
       </w:r>
       <w:r>
         <w:rPr>
-          <w:rFonts w:hint="eastAsia"/>
+          <w:rFonts w:hint="eastAsia" w:eastAsia="黑体"/>
         </w:rPr>
         <w:t xml:space="preserve">的输入端接节点①、输出端接节点②、时钟端接</w:t>
       </w:r>
       <w:r>
+        <w:rPr>
+          <w:rFonts w:eastAsia="黑体"/>
+        </w:rPr>
         <w:t xml:space="preserve"> </w:t>
       </w:r>
       <w:r>
         <w:rPr>
-          <w:rFonts w:hint="eastAsia"/>
+          <w:rFonts w:hint="eastAsia" w:eastAsia="黑体"/>
         </w:rPr>
         <w:t xml:space="preserve">CLK；</w:t>
       </w:r>
       <w:r>
         <w:rPr>
+          <w:rFonts w:eastAsia="黑体"/>
           <w:b/>
           <w:bCs/>
         </w:rPr>
         <w:t xml:space="preserve">SDM1</w:t>
       </w:r>
       <w:r>
+        <w:rPr>
+          <w:rFonts w:eastAsia="黑体"/>
+        </w:rPr>
         <w:t xml:space="preserve"> </w:t>
       </w:r>
       <w:r>
         <w:rPr>
-          <w:rFonts w:hint="eastAsia"/>
+          <w:rFonts w:hint="eastAsia" w:eastAsia="黑体"/>
         </w:rPr>
         <w:t xml:space="preserve">的输入端接节点②、输出端接节点③、时钟端接</w:t>
       </w:r>
       <w:r>
+        <w:rPr>
+          <w:rFonts w:eastAsia="黑体"/>
+        </w:rPr>
         <w:t xml:space="preserve"> </w:t>
       </w:r>
       <w:r>
         <w:rPr>
-          <w:rFonts w:hint="eastAsia"/>
+          <w:rFonts w:hint="eastAsia" w:eastAsia="黑体"/>
         </w:rPr>
         <w:t xml:space="preserve">CLK；</w:t>
       </w:r>
       <w:r>
         <w:rPr>
+          <w:rFonts w:eastAsia="黑体"/>
           <w:b/>
           <w:bCs/>
         </w:rPr>
         <w:t xml:space="preserve">DAC1</w:t>
       </w:r>
       <w:r>
+        <w:rPr>
+          <w:rFonts w:eastAsia="黑体"/>
+        </w:rPr>
         <w:t xml:space="preserve"> </w:t>
       </w:r>
       <w:r>
         <w:rPr>
-          <w:rFonts w:hint="eastAsia"/>
+          <w:rFonts w:hint="eastAsia" w:eastAsia="黑体"/>
         </w:rPr>
         <w:t xml:space="preserve">的数字输入接节点③、参考端接节点⑥（</w:t>
       </w:r>
@@ -626,23 +728,27 @@
       </m:oMath>
       <w:r>
         <w:rPr>
-          <w:rFonts w:hint="eastAsia"/>
+          <w:rFonts w:hint="eastAsia" w:eastAsia="黑体"/>
         </w:rPr>
         <w:t xml:space="preserve">）、模拟输出接节点④；</w:t>
       </w:r>
       <w:r>
         <w:rPr>
+          <w:rFonts w:eastAsia="黑体"/>
           <w:b/>
           <w:bCs/>
         </w:rPr>
         <w:t xml:space="preserve">LPF1</w:t>
       </w:r>
       <w:r>
+        <w:rPr>
+          <w:rFonts w:eastAsia="黑体"/>
+        </w:rPr>
         <w:t xml:space="preserve"> </w:t>
       </w:r>
       <w:r>
         <w:rPr>
-          <w:rFonts w:hint="eastAsia"/>
+          <w:rFonts w:hint="eastAsia" w:eastAsia="黑体"/>
         </w:rPr>
         <w:t xml:space="preserve">的输入端接节点④、输出端接节点⑤（</w:t>
       </w:r>
@@ -668,11 +774,14 @@
       </m:oMath>
       <w:r>
         <w:rPr>
-          <w:rFonts w:hint="eastAsia"/>
+          <w:rFonts w:hint="eastAsia" w:eastAsia="黑体"/>
         </w:rPr>
         <w:t xml:space="preserve">）；各数字模块的电源脚接逻辑电源、地脚接</w:t>
       </w:r>
       <w:r>
+        <w:rPr>
+          <w:rFonts w:eastAsia="黑体"/>
+        </w:rPr>
         <w:t xml:space="preserve"> GND。</w:t>
       </w:r>
     </w:p>
@@ -680,52 +789,67 @@
       <w:pPr/>
       <w:r>
         <w:rPr>
-          <w:rFonts w:hint="eastAsia"/>
+          <w:rFonts w:hint="eastAsia" w:eastAsia="黑体"/>
         </w:rPr>
         <w:t xml:space="preserve">由此构成”数字码插值、Σ-Δ</w:t>
       </w:r>
       <w:r>
+        <w:rPr>
+          <w:rFonts w:eastAsia="黑体"/>
+        </w:rPr>
         <w:t xml:space="preserve"> </w:t>
       </w:r>
       <w:r>
         <w:rPr>
-          <w:rFonts w:hint="eastAsia"/>
+          <w:rFonts w:hint="eastAsia" w:eastAsia="黑体"/>
         </w:rPr>
         <w:t xml:space="preserve">噪声整形转成高速低位数据流、再经</w:t>
       </w:r>
       <w:r>
+        <w:rPr>
+          <w:rFonts w:eastAsia="黑体"/>
+        </w:rPr>
         <w:t xml:space="preserve"> 1 </w:t>
       </w:r>
       <w:r>
         <w:rPr>
-          <w:rFonts w:hint="eastAsia"/>
+          <w:rFonts w:hint="eastAsia" w:eastAsia="黑体"/>
         </w:rPr>
         <w:t xml:space="preserve">位</w:t>
       </w:r>
       <w:r>
+        <w:rPr>
+          <w:rFonts w:eastAsia="黑体"/>
+        </w:rPr>
         <w:t xml:space="preserve"> DAC </w:t>
       </w:r>
       <w:r>
         <w:rPr>
-          <w:rFonts w:hint="eastAsia"/>
+          <w:rFonts w:hint="eastAsia" w:eastAsia="黑体"/>
         </w:rPr>
         <w:t xml:space="preserve">与模拟低通重建”的</w:t>
       </w:r>
       <w:r>
+        <w:rPr>
+          <w:rFonts w:eastAsia="黑体"/>
+        </w:rPr>
         <w:t xml:space="preserve"> Σ-Δ </w:t>
       </w:r>
       <w:r>
         <w:rPr>
-          <w:rFonts w:hint="eastAsia"/>
+          <w:rFonts w:hint="eastAsia" w:eastAsia="黑体"/>
         </w:rPr>
         <w:t xml:space="preserve">型</w:t>
       </w:r>
       <w:r>
+        <w:rPr>
+          <w:rFonts w:eastAsia="黑体"/>
+        </w:rPr>
         <w:t xml:space="preserve"> DAC </w:t>
       </w:r>
       <w:r>
         <w:rPr>
-          <w:rFonts w:hint="eastAsia"/>
+          <w:rFonts w:hint="eastAsia" w:eastAsia="黑体"/>
         </w:rPr>
         <w:t xml:space="preserve">组态，以极高过采样换取高精度，广泛用于音频与精密仪表。</w:t>
       </w:r>
@@ -738,7 +862,7 @@
       </w:pPr>
       <w:r>
         <w:rPr>
-          <w:rFonts w:hint="eastAsia"/>
+          <w:rFonts w:hint="eastAsia" w:eastAsia="黑体"/>
         </w:rPr>
         <w:t xml:space="preserve">工作原理</w:t>
       </w:r>
@@ -748,29 +872,38 @@
         <w:pStyle w:val="FirstParagraph"/>
       </w:pPr>
       <w:r>
+        <w:rPr>
+          <w:rFonts w:eastAsia="黑体"/>
+        </w:rPr>
         <w:t xml:space="preserve">Σ-Δ </w:t>
       </w:r>
       <w:r>
         <w:rPr>
-          <w:rFonts w:hint="eastAsia"/>
+          <w:rFonts w:hint="eastAsia" w:eastAsia="黑体"/>
         </w:rPr>
         <w:t xml:space="preserve">调制器把量化噪声推挤到高频段（噪声整形），使音频/低频带内保持极低噪声。后级低通滤波器滤除高频噪声与镜像，取出带内信号，实现以</w:t>
       </w:r>
       <w:r>
+        <w:rPr>
+          <w:rFonts w:eastAsia="黑体"/>
+        </w:rPr>
         <w:t xml:space="preserve"> 1 </w:t>
       </w:r>
       <w:r>
         <w:rPr>
-          <w:rFonts w:hint="eastAsia"/>
+          <w:rFonts w:hint="eastAsia" w:eastAsia="黑体"/>
         </w:rPr>
         <w:t xml:space="preserve">位</w:t>
       </w:r>
       <w:r>
+        <w:rPr>
+          <w:rFonts w:eastAsia="黑体"/>
+        </w:rPr>
         <w:t xml:space="preserve"> DAC </w:t>
       </w:r>
       <w:r>
         <w:rPr>
-          <w:rFonts w:hint="eastAsia"/>
+          <w:rFonts w:hint="eastAsia" w:eastAsia="黑体"/>
         </w:rPr>
         <w:t xml:space="preserve">达到多位精度。</w:t>
       </w:r>
@@ -783,7 +916,7 @@
       </w:pPr>
       <w:r>
         <w:rPr>
-          <w:rFonts w:hint="eastAsia"/>
+          <w:rFonts w:hint="eastAsia" w:eastAsia="黑体"/>
         </w:rPr>
         <w:t xml:space="preserve">关键计算公式</w:t>
       </w:r>
@@ -797,16 +930,19 @@
       </w:pPr>
       <w:r>
         <w:rPr>
-          <w:rFonts w:hint="eastAsia"/>
+          <w:rFonts w:hint="eastAsia" w:eastAsia="黑体"/>
         </w:rPr>
         <w:t xml:space="preserve">有效位数（近似，与过采样率</w:t>
       </w:r>
       <w:r>
+        <w:rPr>
+          <w:rFonts w:eastAsia="黑体"/>
+        </w:rPr>
         <w:t xml:space="preserve"> OSR </w:t>
       </w:r>
       <w:r>
         <w:rPr>
-          <w:rFonts w:hint="eastAsia"/>
+          <w:rFonts w:hint="eastAsia" w:eastAsia="黑体"/>
         </w:rPr>
         <w:t xml:space="preserve">关系）：</w:t>
       </w:r>
@@ -881,7 +1017,7 @@
       </w:pPr>
       <w:r>
         <w:rPr>
-          <w:rFonts w:hint="eastAsia"/>
+          <w:rFonts w:hint="eastAsia" w:eastAsia="黑体"/>
         </w:rPr>
         <w:t xml:space="preserve">过采样率：</w:t>
       </w:r>
@@ -959,25 +1095,31 @@
       </w:pPr>
       <w:r>
         <w:rPr>
-          <w:rFonts w:hint="eastAsia"/>
+          <w:rFonts w:hint="eastAsia" w:eastAsia="黑体"/>
         </w:rPr>
         <w:t xml:space="preserve">一阶</w:t>
       </w:r>
       <w:r>
+        <w:rPr>
+          <w:rFonts w:eastAsia="黑体"/>
+        </w:rPr>
         <w:t xml:space="preserve"> Σ-Δ </w:t>
       </w:r>
       <w:r>
         <w:rPr>
-          <w:rFonts w:hint="eastAsia"/>
+          <w:rFonts w:hint="eastAsia" w:eastAsia="黑体"/>
         </w:rPr>
         <w:t xml:space="preserve">的信噪比（每</w:t>
       </w:r>
       <w:r>
+        <w:rPr>
+          <w:rFonts w:eastAsia="黑体"/>
+        </w:rPr>
         <w:t xml:space="preserve"> 2 </w:t>
       </w:r>
       <w:r>
         <w:rPr>
-          <w:rFonts w:hint="eastAsia"/>
+          <w:rFonts w:hint="eastAsia" w:eastAsia="黑体"/>
         </w:rPr>
         <w:t xml:space="preserve">倍过采样提升）：</w:t>
       </w:r>
@@ -1030,7 +1172,7 @@
       </w:pPr>
       <w:r>
         <w:rPr>
-          <w:rFonts w:hint="eastAsia"/>
+          <w:rFonts w:hint="eastAsia" w:eastAsia="黑体"/>
         </w:rPr>
         <w:t xml:space="preserve">信噪比（一阶调制器近似）：</w:t>
       </w:r>
@@ -1132,7 +1274,7 @@
       </w:pPr>
       <w:r>
         <w:rPr>
-          <w:rFonts w:hint="eastAsia"/>
+          <w:rFonts w:hint="eastAsia" w:eastAsia="黑体"/>
         </w:rPr>
         <w:t xml:space="preserve">重建低通截止频率：</w:t>
       </w:r>
@@ -1211,7 +1353,7 @@
             </w:pPr>
             <w:r>
               <w:rPr>
-                <w:rFonts w:hint="eastAsia"/>
+                <w:rFonts w:hint="eastAsia" w:eastAsia="黑体"/>
               </w:rPr>
               <w:t xml:space="preserve">符号</w:t>
             </w:r>
@@ -1225,7 +1367,7 @@
             </w:pPr>
             <w:r>
               <w:rPr>
-                <w:rFonts w:hint="eastAsia"/>
+                <w:rFonts w:hint="eastAsia" w:eastAsia="黑体"/>
               </w:rPr>
               <w:t xml:space="preserve">含义</w:t>
             </w:r>
@@ -1239,7 +1381,7 @@
             </w:pPr>
             <w:r>
               <w:rPr>
-                <w:rFonts w:hint="eastAsia"/>
+                <w:rFonts w:hint="eastAsia" w:eastAsia="黑体"/>
               </w:rPr>
               <w:t xml:space="preserve">单位</w:t>
             </w:r>
@@ -1268,6 +1410,9 @@
               </m:r>
             </m:oMath>
             <w:r>
+              <w:rPr>
+                <w:rFonts w:eastAsia="黑体"/>
+              </w:rPr>
               <w:t xml:space="preserve">​</w:t>
             </w:r>
           </w:p>
@@ -1280,7 +1425,7 @@
             </w:pPr>
             <w:r>
               <w:rPr>
-                <w:rFonts w:hint="eastAsia"/>
+                <w:rFonts w:hint="eastAsia" w:eastAsia="黑体"/>
               </w:rPr>
               <w:t xml:space="preserve">有效位数</w:t>
             </w:r>
@@ -1293,6 +1438,9 @@
               <w:pStyle w:val="Compact"/>
             </w:pPr>
             <w:r>
+              <w:rPr>
+                <w:rFonts w:eastAsia="黑体"/>
+              </w:rPr>
               <w:t xml:space="preserve">bit</w:t>
             </w:r>
           </w:p>
@@ -1317,6 +1465,9 @@
               </m:r>
             </m:oMath>
             <w:r>
+              <w:rPr>
+                <w:rFonts w:eastAsia="黑体"/>
+              </w:rPr>
               <w:t xml:space="preserve">​</w:t>
             </w:r>
           </w:p>
@@ -1329,7 +1480,7 @@
             </w:pPr>
             <w:r>
               <w:rPr>
-                <w:rFonts w:hint="eastAsia"/>
+                <w:rFonts w:hint="eastAsia" w:eastAsia="黑体"/>
               </w:rPr>
               <w:t xml:space="preserve">信噪比</w:t>
             </w:r>
@@ -1342,6 +1493,9 @@
               <w:pStyle w:val="Compact"/>
             </w:pPr>
             <w:r>
+              <w:rPr>
+                <w:rFonts w:eastAsia="黑体"/>
+              </w:rPr>
               <w:t xml:space="preserve">dB</w:t>
             </w:r>
           </w:p>
@@ -1366,6 +1520,9 @@
               </m:r>
             </m:oMath>
             <w:r>
+              <w:rPr>
+                <w:rFonts w:eastAsia="黑体"/>
+              </w:rPr>
               <w:t xml:space="preserve">​</w:t>
             </w:r>
           </w:p>
@@ -1378,7 +1535,7 @@
             </w:pPr>
             <w:r>
               <w:rPr>
-                <w:rFonts w:hint="eastAsia"/>
+                <w:rFonts w:hint="eastAsia" w:eastAsia="黑体"/>
               </w:rPr>
               <w:t xml:space="preserve">过采样率</w:t>
             </w:r>
@@ -1391,6 +1548,9 @@
               <w:pStyle w:val="Compact"/>
             </w:pPr>
             <w:r>
+              <w:rPr>
+                <w:rFonts w:eastAsia="黑体"/>
+              </w:rPr>
               <w:t xml:space="preserve">—</w:t>
             </w:r>
           </w:p>
@@ -1418,6 +1578,9 @@
               </m:sSub>
             </m:oMath>
             <w:r>
+              <w:rPr>
+                <w:rFonts w:eastAsia="黑体"/>
+              </w:rPr>
               <w:t xml:space="preserve">​</w:t>
             </w:r>
           </w:p>
@@ -1430,7 +1593,7 @@
             </w:pPr>
             <w:r>
               <w:rPr>
-                <w:rFonts w:hint="eastAsia"/>
+                <w:rFonts w:hint="eastAsia" w:eastAsia="黑体"/>
               </w:rPr>
               <w:t xml:space="preserve">采样频率</w:t>
             </w:r>
@@ -1443,6 +1606,9 @@
               <w:pStyle w:val="Compact"/>
             </w:pPr>
             <w:r>
+              <w:rPr>
+                <w:rFonts w:eastAsia="黑体"/>
+              </w:rPr>
               <w:t xml:space="preserve">Hz</w:t>
             </w:r>
           </w:p>
@@ -1470,6 +1636,9 @@
               </m:sSub>
             </m:oMath>
             <w:r>
+              <w:rPr>
+                <w:rFonts w:eastAsia="黑体"/>
+              </w:rPr>
               <w:t xml:space="preserve">​</w:t>
             </w:r>
           </w:p>
@@ -1482,7 +1651,7 @@
             </w:pPr>
             <w:r>
               <w:rPr>
-                <w:rFonts w:hint="eastAsia"/>
+                <w:rFonts w:hint="eastAsia" w:eastAsia="黑体"/>
               </w:rPr>
               <w:t xml:space="preserve">信号带宽</w:t>
             </w:r>
@@ -1495,6 +1664,9 @@
               <w:pStyle w:val="Compact"/>
             </w:pPr>
             <w:r>
+              <w:rPr>
+                <w:rFonts w:eastAsia="黑体"/>
+              </w:rPr>
               <w:t xml:space="preserve">Hz</w:t>
             </w:r>
           </w:p>
@@ -1513,6 +1685,9 @@
               </m:r>
             </m:oMath>
             <w:r>
+              <w:rPr>
+                <w:rFonts w:eastAsia="黑体"/>
+              </w:rPr>
               <w:t xml:space="preserve">​</w:t>
             </w:r>
           </w:p>
@@ -1525,7 +1700,7 @@
             </w:pPr>
             <w:r>
               <w:rPr>
-                <w:rFonts w:hint="eastAsia"/>
+                <w:rFonts w:hint="eastAsia" w:eastAsia="黑体"/>
               </w:rPr>
               <w:t xml:space="preserve">调制器内部量化位数</w:t>
             </w:r>
@@ -1538,6 +1713,9 @@
               <w:pStyle w:val="Compact"/>
             </w:pPr>
             <w:r>
+              <w:rPr>
+                <w:rFonts w:eastAsia="黑体"/>
+              </w:rPr>
               <w:t xml:space="preserve">bit</w:t>
             </w:r>
           </w:p>
@@ -1552,7 +1730,7 @@
       </w:pPr>
       <w:r>
         <w:rPr>
-          <w:rFonts w:hint="eastAsia"/>
+          <w:rFonts w:hint="eastAsia" w:eastAsia="黑体"/>
         </w:rPr>
         <w:t xml:space="preserve">元件调整影响</w:t>
       </w:r>
@@ -1567,7 +1745,7 @@
       </w:pPr>
       <w:r>
         <w:rPr>
-          <w:rFonts w:hint="eastAsia"/>
+          <w:rFonts w:hint="eastAsia" w:eastAsia="黑体"/>
           <w:b/>
           <w:bCs/>
         </w:rPr>
@@ -1575,6 +1753,7 @@
       </w:r>
       <w:r>
         <w:rPr>
+          <w:rFonts w:eastAsia="黑体"/>
           <w:b/>
           <w:bCs/>
         </w:rPr>
@@ -1582,21 +1761,27 @@
       </w:r>
       <w:r>
         <w:rPr>
-          <w:rFonts w:hint="eastAsia"/>
+          <w:rFonts w:hint="eastAsia" w:eastAsia="黑体"/>
           <w:b/>
           <w:bCs/>
         </w:rPr>
         <w:t xml:space="preserve">提高</w:t>
       </w:r>
       <w:r>
+        <w:rPr>
+          <w:rFonts w:eastAsia="黑体"/>
+        </w:rPr>
         <w:t xml:space="preserve"> </w:t>
       </w:r>
       <w:r>
+        <w:rPr>
+          <w:rFonts w:eastAsia="黑体"/>
+        </w:rPr>
         <w:t xml:space="preserve">→ </w:t>
       </w:r>
       <w:r>
         <w:rPr>
-          <w:rFonts w:hint="eastAsia"/>
+          <w:rFonts w:hint="eastAsia" w:eastAsia="黑体"/>
         </w:rPr>
         <w:t xml:space="preserve">带内信噪比提升，可等效增加有效位数。</w:t>
       </w:r>
@@ -1611,7 +1796,7 @@
       </w:pPr>
       <w:r>
         <w:rPr>
-          <w:rFonts w:hint="eastAsia"/>
+          <w:rFonts w:hint="eastAsia" w:eastAsia="黑体"/>
           <w:b/>
           <w:bCs/>
         </w:rPr>
@@ -1619,6 +1804,7 @@
       </w:r>
       <w:r>
         <w:rPr>
+          <w:rFonts w:eastAsia="黑体"/>
           <w:b/>
           <w:bCs/>
         </w:rPr>
@@ -1626,21 +1812,27 @@
       </w:r>
       <w:r>
         <w:rPr>
-          <w:rFonts w:hint="eastAsia"/>
+          <w:rFonts w:hint="eastAsia" w:eastAsia="黑体"/>
           <w:b/>
           <w:bCs/>
         </w:rPr>
         <w:t xml:space="preserve">增加</w:t>
       </w:r>
       <w:r>
+        <w:rPr>
+          <w:rFonts w:eastAsia="黑体"/>
+        </w:rPr>
         <w:t xml:space="preserve"> </w:t>
       </w:r>
       <w:r>
+        <w:rPr>
+          <w:rFonts w:eastAsia="黑体"/>
+        </w:rPr>
         <w:t xml:space="preserve">→ </w:t>
       </w:r>
       <w:r>
         <w:rPr>
-          <w:rFonts w:hint="eastAsia"/>
+          <w:rFonts w:hint="eastAsia" w:eastAsia="黑体"/>
         </w:rPr>
         <w:t xml:space="preserve">信噪比提高，但电路复杂度上升。</w:t>
       </w:r>
@@ -1655,21 +1847,27 @@
       </w:pPr>
       <w:r>
         <w:rPr>
-          <w:rFonts w:hint="eastAsia"/>
+          <w:rFonts w:hint="eastAsia" w:eastAsia="黑体"/>
           <w:b/>
           <w:bCs/>
         </w:rPr>
         <w:t xml:space="preserve">重建滤波器阶数提高</w:t>
       </w:r>
       <w:r>
+        <w:rPr>
+          <w:rFonts w:eastAsia="黑体"/>
+        </w:rPr>
         <w:t xml:space="preserve"> </w:t>
       </w:r>
       <w:r>
+        <w:rPr>
+          <w:rFonts w:eastAsia="黑体"/>
+        </w:rPr>
         <w:t xml:space="preserve">→ </w:t>
       </w:r>
       <w:r>
         <w:rPr>
-          <w:rFonts w:hint="eastAsia"/>
+          <w:rFonts w:hint="eastAsia" w:eastAsia="黑体"/>
         </w:rPr>
         <w:t xml:space="preserve">高频整形噪声抑制更强，但群延时增大。</w:t>
       </w:r>
@@ -1684,21 +1882,27 @@
       </w:pPr>
       <w:r>
         <w:rPr>
-          <w:rFonts w:hint="eastAsia"/>
+          <w:rFonts w:hint="eastAsia" w:eastAsia="黑体"/>
           <w:b/>
           <w:bCs/>
         </w:rPr>
         <w:t xml:space="preserve">调制器阶数提高</w:t>
       </w:r>
       <w:r>
+        <w:rPr>
+          <w:rFonts w:eastAsia="黑体"/>
+        </w:rPr>
         <w:t xml:space="preserve"> </w:t>
       </w:r>
       <w:r>
+        <w:rPr>
+          <w:rFonts w:eastAsia="黑体"/>
+        </w:rPr>
         <w:t xml:space="preserve">→ </w:t>
       </w:r>
       <w:r>
         <w:rPr>
-          <w:rFonts w:hint="eastAsia"/>
+          <w:rFonts w:hint="eastAsia" w:eastAsia="黑体"/>
         </w:rPr>
         <w:t xml:space="preserve">噪声整形更陡，但稳定性变差，需补偿。</w:t>
       </w:r>
@@ -1711,7 +1915,7 @@
       </w:pPr>
       <w:r>
         <w:rPr>
-          <w:rFonts w:hint="eastAsia"/>
+          <w:rFonts w:hint="eastAsia" w:eastAsia="黑体"/>
         </w:rPr>
         <w:t xml:space="preserve">典型参数示例</w:t>
       </w:r>
@@ -1726,16 +1930,19 @@
       </w:pPr>
       <w:r>
         <w:rPr>
-          <w:rFonts w:hint="eastAsia"/>
+          <w:rFonts w:hint="eastAsia" w:eastAsia="黑体"/>
         </w:rPr>
         <w:t xml:space="preserve">取</w:t>
       </w:r>
       <w:r>
+        <w:rPr>
+          <w:rFonts w:eastAsia="黑体"/>
+        </w:rPr>
         <w:t xml:space="preserve"> 1 </w:t>
       </w:r>
       <w:r>
         <w:rPr>
-          <w:rFonts w:hint="eastAsia"/>
+          <w:rFonts w:hint="eastAsia" w:eastAsia="黑体"/>
         </w:rPr>
         <w:t xml:space="preserve">位调制器（</w:t>
       </w:r>
@@ -1755,7 +1962,7 @@
       </m:oMath>
       <w:r>
         <w:rPr>
-          <w:rFonts w:hint="eastAsia"/>
+          <w:rFonts w:hint="eastAsia" w:eastAsia="黑体"/>
         </w:rPr>
         <w:t xml:space="preserve">）、</w:t>
       </w:r>
@@ -1781,7 +1988,7 @@
       </m:oMath>
       <w:r>
         <w:rPr>
-          <w:rFonts w:hint="eastAsia"/>
+          <w:rFonts w:hint="eastAsia" w:eastAsia="黑体"/>
         </w:rPr>
         <w:t xml:space="preserve">：</w:t>
       </w:r>
@@ -1880,7 +2087,7 @@
       </m:oMath>
       <w:r>
         <w:rPr>
-          <w:rFonts w:hint="eastAsia"/>
+          <w:rFonts w:hint="eastAsia" w:eastAsia="黑体"/>
         </w:rPr>
         <w:t xml:space="preserve">（一阶近似）。</w:t>
       </w:r>
@@ -1895,20 +2102,26 @@
       </w:pPr>
       <w:r>
         <w:rPr>
-          <w:rFonts w:hint="eastAsia"/>
+          <w:rFonts w:hint="eastAsia" w:eastAsia="黑体"/>
         </w:rPr>
         <w:t xml:space="preserve">实用中多阶调制器音频</w:t>
       </w:r>
       <w:r>
+        <w:rPr>
+          <w:rFonts w:eastAsia="黑体"/>
+        </w:rPr>
         <w:t xml:space="preserve"> DAC </w:t>
       </w:r>
       <w:r>
         <w:rPr>
-          <w:rFonts w:hint="eastAsia"/>
+          <w:rFonts w:hint="eastAsia" w:eastAsia="黑体"/>
         </w:rPr>
         <w:t xml:space="preserve">可达</w:t>
       </w:r>
       <w:r>
+        <w:rPr>
+          <w:rFonts w:eastAsia="黑体"/>
+        </w:rPr>
         <w:t xml:space="preserve"> </w:t>
       </w:r>
       <m:oMath>
@@ -1943,11 +2156,14 @@
       </m:oMath>
       <w:r>
         <w:rPr>
-          <w:rFonts w:hint="eastAsia"/>
+          <w:rFonts w:hint="eastAsia" w:eastAsia="黑体"/>
         </w:rPr>
         <w:t xml:space="preserve">，对应</w:t>
       </w:r>
       <w:r>
+        <w:rPr>
+          <w:rFonts w:eastAsia="黑体"/>
+        </w:rPr>
         <w:t xml:space="preserve"> </w:t>
       </w:r>
       <m:oMath>
@@ -1974,11 +2190,14 @@
         </m:r>
       </m:oMath>
       <w:r>
+        <w:rPr>
+          <w:rFonts w:eastAsia="黑体"/>
+        </w:rPr>
         <w:t xml:space="preserve"> </w:t>
       </w:r>
       <w:r>
         <w:rPr>
-          <w:rFonts w:hint="eastAsia"/>
+          <w:rFonts w:hint="eastAsia" w:eastAsia="黑体"/>
         </w:rPr>
         <w:t xml:space="preserve">位。</w:t>
       </w:r>
@@ -1991,7 +2210,7 @@
       </w:pPr>
       <w:r>
         <w:rPr>
-          <w:rFonts w:hint="eastAsia"/>
+          <w:rFonts w:hint="eastAsia" w:eastAsia="黑体"/>
         </w:rPr>
         <w:t xml:space="preserve">常见器件型号</w:t>
       </w:r>
@@ -2006,34 +2225,43 @@
       </w:pPr>
       <w:r>
         <w:rPr>
-          <w:rFonts w:hint="eastAsia"/>
+          <w:rFonts w:hint="eastAsia" w:eastAsia="黑体"/>
         </w:rPr>
         <w:t xml:space="preserve">集成</w:t>
       </w:r>
       <w:r>
+        <w:rPr>
+          <w:rFonts w:eastAsia="黑体"/>
+        </w:rPr>
         <w:t xml:space="preserve"> Σ-Δ </w:t>
       </w:r>
       <w:r>
         <w:rPr>
-          <w:rFonts w:hint="eastAsia"/>
+          <w:rFonts w:hint="eastAsia" w:eastAsia="黑体"/>
         </w:rPr>
         <w:t xml:space="preserve">音频</w:t>
       </w:r>
       <w:r>
+        <w:rPr>
+          <w:rFonts w:eastAsia="黑体"/>
+        </w:rPr>
         <w:t xml:space="preserve"> </w:t>
       </w:r>
       <w:r>
         <w:rPr>
-          <w:rFonts w:hint="eastAsia"/>
+          <w:rFonts w:hint="eastAsia" w:eastAsia="黑体"/>
         </w:rPr>
         <w:t xml:space="preserve">DAC：CS43xx（Cirrus</w:t>
       </w:r>
       <w:r>
+        <w:rPr>
+          <w:rFonts w:eastAsia="黑体"/>
+        </w:rPr>
         <w:t xml:space="preserve"> </w:t>
       </w:r>
       <w:r>
         <w:rPr>
-          <w:rFonts w:hint="eastAsia"/>
+          <w:rFonts w:hint="eastAsia" w:eastAsia="黑体"/>
         </w:rPr>
         <w:t xml:space="preserve">Logic）、PCM1792A（TI）、AD1853。</w:t>
       </w:r>
@@ -2048,16 +2276,19 @@
       </w:pPr>
       <w:r>
         <w:rPr>
-          <w:rFonts w:hint="eastAsia"/>
+          <w:rFonts w:hint="eastAsia" w:eastAsia="黑体"/>
         </w:rPr>
         <w:t xml:space="preserve">精密</w:t>
       </w:r>
       <w:r>
+        <w:rPr>
+          <w:rFonts w:eastAsia="黑体"/>
+        </w:rPr>
         <w:t xml:space="preserve"> Σ-Δ </w:t>
       </w:r>
       <w:r>
         <w:rPr>
-          <w:rFonts w:hint="eastAsia"/>
+          <w:rFonts w:hint="eastAsia" w:eastAsia="黑体"/>
         </w:rPr>
         <w:t xml:space="preserve">DAC：AD5791、DAC1282。</w:t>
       </w:r>
@@ -2070,7 +2301,7 @@
       </w:pPr>
       <w:r>
         <w:rPr>
-          <w:rFonts w:hint="eastAsia"/>
+          <w:rFonts w:hint="eastAsia" w:eastAsia="黑体"/>
         </w:rPr>
         <w:t xml:space="preserve">注意事项</w:t>
       </w:r>
@@ -2085,7 +2316,7 @@
       </w:pPr>
       <w:r>
         <w:rPr>
-          <w:rFonts w:hint="eastAsia"/>
+          <w:rFonts w:hint="eastAsia" w:eastAsia="黑体"/>
         </w:rPr>
         <w:t xml:space="preserve">输出端必须配合合适的模拟低通滤波器，否则高频噪声影响性能。</w:t>
       </w:r>
@@ -2100,7 +2331,7 @@
       </w:pPr>
       <w:r>
         <w:rPr>
-          <w:rFonts w:hint="eastAsia"/>
+          <w:rFonts w:hint="eastAsia" w:eastAsia="黑体"/>
         </w:rPr>
         <w:t xml:space="preserve">群延时与过采样率相关，环路/控制应用需注意延时。</w:t>
       </w:r>
@@ -2115,7 +2346,7 @@
       </w:pPr>
       <w:r>
         <w:rPr>
-          <w:rFonts w:hint="eastAsia"/>
+          <w:rFonts w:hint="eastAsia" w:eastAsia="黑体"/>
         </w:rPr>
         <w:t xml:space="preserve">时钟抖动直接转化为噪声，精密场合需低抖动时钟源。</w:t>
       </w:r>
@@ -2128,7 +2359,7 @@
       </w:pPr>
       <w:r>
         <w:rPr>
-          <w:rFonts w:hint="eastAsia"/>
+          <w:rFonts w:hint="eastAsia" w:eastAsia="黑体"/>
         </w:rPr>
         <w:t xml:space="preserve">参考资料</w:t>
       </w:r>
@@ -2142,6 +2373,9 @@
         </w:numPr>
       </w:pPr>
       <w:r>
+        <w:rPr>
+          <w:rFonts w:eastAsia="黑体"/>
+        </w:rPr>
         <w:t xml:space="preserve">Wikipedia: Delta-sigma modulation。</w:t>
       </w:r>
     </w:p>
@@ -2154,15 +2388,21 @@
         </w:numPr>
       </w:pPr>
       <w:r>
+        <w:rPr>
+          <w:rFonts w:eastAsia="黑体"/>
+        </w:rPr>
         <w:t xml:space="preserve">ADI </w:t>
       </w:r>
       <w:r>
         <w:rPr>
-          <w:rFonts w:hint="eastAsia"/>
+          <w:rFonts w:hint="eastAsia" w:eastAsia="黑体"/>
         </w:rPr>
         <w:t xml:space="preserve">应用笔记：Understanding</w:t>
       </w:r>
       <w:r>
+        <w:rPr>
+          <w:rFonts w:eastAsia="黑体"/>
+        </w:rPr>
         <w:t xml:space="preserve"> Delta-Sigma Data Converters。</w:t>
       </w:r>
     </w:p>
@@ -2176,7 +2416,7 @@
       </w:pPr>
       <w:r>
         <w:rPr>
-          <w:rFonts w:hint="eastAsia"/>
+          <w:rFonts w:hint="eastAsia" w:eastAsia="黑体"/>
         </w:rPr>
         <w:t xml:space="preserve">《数字信号处理》相关教材。</w:t>
       </w:r>
@@ -2190,11 +2430,11 @@
       </w:pPr>
       <w:r>
         <w:rPr>
-          <w:rFonts w:ascii="Times New Roman" w:hAnsi="Times New Roman"/>
+          <w:rFonts w:ascii="Times New Roman" w:hAnsi="Times New Roman" w:eastAsia="黑体"/>
           <w:color w:val="555555"/>
           <w:sz w:val="21"/>
         </w:rPr>
-        <w:t>材料收集者：杜文杰</w:t>
+        <w:t>材料收集者：杜文杰，WX手机：19519196569，QQ:3478827729</w:t>
       </w:r>
     </w:p>
     <w:sectPr>
@@ -2214,7 +2454,7 @@
 </file>
 
 <file path=word/footer1.xml><?xml version="1.0" encoding="utf-8"?>
-<w:ftr xmlns:m="http://schemas.openxmlformats.org/officeDocument/2006/math" xmlns:mc="http://schemas.openxmlformats.org/markup-compatibility/2006" xmlns:mo="http://schemas.microsoft.com/office/mac/office/2008/main" xmlns:mv="urn:schemas-microsoft-com:mac:vml" xmlns:o="urn:schemas-microsoft-com:office:office" xmlns:r="http://schemas.openxmlformats.org/officeDocument/2006/relationships" xmlns:v="urn:schemas-microsoft-com:vml" xmlns:w10="urn:schemas-microsoft-com:office:word" xmlns:w14="http://schemas.microsoft.com/office/word/2010/wordml" xmlns:w="http://schemas.openxmlformats.org/wordprocessingml/2006/main" xmlns:wne="http://schemas.microsoft.com/office/word/2006/wordml" xmlns:wp14="http://schemas.microsoft.com/office/word/2010/wordprocessingDrawing" xmlns:wp="http://schemas.openxmlformats.org/drawingml/2006/wordprocessingDrawing" xmlns:wpc="http://schemas.microsoft.com/office/word/2010/wordprocessingCanvas" xmlns:wpg="http://schemas.microsoft.com/office/word/2010/wordprocessingGroup" xmlns:wpi="http://schemas.microsoft.com/office/word/2010/wordprocessingInk" xmlns:wps="http://schemas.microsoft.com/office/word/2010/wordprocessingShape" mc:Ignorable="w14 wp14">
+<w:ftr xmlns:mc="http://schemas.openxmlformats.org/markup-compatibility/2006" xmlns:w="http://schemas.openxmlformats.org/wordprocessingml/2006/main" xmlns:m="http://schemas.openxmlformats.org/officeDocument/2006/math" xmlns:mo="http://schemas.microsoft.com/office/mac/office/2008/main" xmlns:mv="urn:schemas-microsoft-com:mac:vml" xmlns:o="urn:schemas-microsoft-com:office:office" xmlns:r="http://schemas.openxmlformats.org/officeDocument/2006/relationships" xmlns:v="urn:schemas-microsoft-com:vml" xmlns:w10="urn:schemas-microsoft-com:office:word" xmlns:w14="http://schemas.microsoft.com/office/word/2010/wordml" xmlns:wne="http://schemas.microsoft.com/office/word/2006/wordml" xmlns:wp14="http://schemas.microsoft.com/office/word/2010/wordprocessingDrawing" xmlns:wp="http://schemas.openxmlformats.org/drawingml/2006/wordprocessingDrawing" xmlns:wpc="http://schemas.microsoft.com/office/word/2010/wordprocessingCanvas" xmlns:wpg="http://schemas.microsoft.com/office/word/2010/wordprocessingGroup" xmlns:wpi="http://schemas.microsoft.com/office/word/2010/wordprocessingInk" xmlns:wps="http://schemas.microsoft.com/office/word/2010/wordprocessingShape" mc:Ignorable="w14 wp14">
   <w:p>
     <w:pPr>
       <w:pStyle w:val="Footer"/>
@@ -2222,12 +2462,14 @@
     </w:pPr>
     <w:r>
       <w:rPr>
+        <w:rFonts w:eastAsia="黑体"/>
         <w:sz w:val="18"/>
       </w:rPr>
       <w:t xml:space="preserve">第 </w:t>
     </w:r>
     <w:r>
       <w:rPr>
+        <w:rFonts w:eastAsia="黑体"/>
         <w:sz w:val="18"/>
       </w:rPr>
       <w:fldChar w:fldCharType="begin"/>
@@ -2236,6 +2478,7 @@
     </w:r>
     <w:r>
       <w:rPr>
+        <w:rFonts w:eastAsia="黑体"/>
         <w:sz w:val="18"/>
       </w:rPr>
       <w:t xml:space="preserve"> 页</w:t>
@@ -2249,6 +2492,9 @@
   <w:footnote w:type="continuationSeparator" w:id="0">
     <w:p>
       <w:r>
+        <w:rPr>
+          <w:rFonts w:eastAsia="黑体"/>
+        </w:rPr>
         <w:continuationSeparator/>
       </w:r>
     </w:p>
@@ -2256,6 +2502,9 @@
   <w:footnote w:type="separator" w:id="-1">
     <w:p>
       <w:r>
+        <w:rPr>
+          <w:rFonts w:eastAsia="黑体"/>
+        </w:rPr>
         <w:separator/>
       </w:r>
     </w:p>
@@ -2264,7 +2513,7 @@
 </file>
 
 <file path=word/header1.xml><?xml version="1.0" encoding="utf-8"?>
-<w:hdr xmlns:m="http://schemas.openxmlformats.org/officeDocument/2006/math" xmlns:mc="http://schemas.openxmlformats.org/markup-compatibility/2006" xmlns:mo="http://schemas.microsoft.com/office/mac/office/2008/main" xmlns:mv="urn:schemas-microsoft-com:mac:vml" xmlns:o="urn:schemas-microsoft-com:office:office" xmlns:r="http://schemas.openxmlformats.org/officeDocument/2006/relationships" xmlns:v="urn:schemas-microsoft-com:vml" xmlns:w10="urn:schemas-microsoft-com:office:word" xmlns:w14="http://schemas.microsoft.com/office/word/2010/wordml" xmlns:w="http://schemas.openxmlformats.org/wordprocessingml/2006/main" xmlns:wne="http://schemas.microsoft.com/office/word/2006/wordml" xmlns:wp14="http://schemas.microsoft.com/office/word/2010/wordprocessingDrawing" xmlns:wp="http://schemas.openxmlformats.org/drawingml/2006/wordprocessingDrawing" xmlns:wpc="http://schemas.microsoft.com/office/word/2010/wordprocessingCanvas" xmlns:wpg="http://schemas.microsoft.com/office/word/2010/wordprocessingGroup" xmlns:wpi="http://schemas.microsoft.com/office/word/2010/wordprocessingInk" xmlns:wps="http://schemas.microsoft.com/office/word/2010/wordprocessingShape" mc:Ignorable="w14 wp14">
+<w:hdr xmlns:mc="http://schemas.openxmlformats.org/markup-compatibility/2006" xmlns:w="http://schemas.openxmlformats.org/wordprocessingml/2006/main" xmlns:m="http://schemas.openxmlformats.org/officeDocument/2006/math" xmlns:mo="http://schemas.microsoft.com/office/mac/office/2008/main" xmlns:mv="urn:schemas-microsoft-com:mac:vml" xmlns:o="urn:schemas-microsoft-com:office:office" xmlns:r="http://schemas.openxmlformats.org/officeDocument/2006/relationships" xmlns:v="urn:schemas-microsoft-com:vml" xmlns:w10="urn:schemas-microsoft-com:office:word" xmlns:w14="http://schemas.microsoft.com/office/word/2010/wordml" xmlns:wne="http://schemas.microsoft.com/office/word/2006/wordml" xmlns:wp14="http://schemas.microsoft.com/office/word/2010/wordprocessingDrawing" xmlns:wp="http://schemas.openxmlformats.org/drawingml/2006/wordprocessingDrawing" xmlns:wpc="http://schemas.microsoft.com/office/word/2010/wordprocessingCanvas" xmlns:wpg="http://schemas.microsoft.com/office/word/2010/wordprocessingGroup" xmlns:wpi="http://schemas.microsoft.com/office/word/2010/wordprocessingInk" xmlns:wps="http://schemas.microsoft.com/office/word/2010/wordprocessingShape" mc:Ignorable="w14 wp14">
   <w:p>
     <w:pPr>
       <w:pStyle w:val="Header"/>
@@ -2272,7 +2521,7 @@
     </w:pPr>
     <w:r>
       <w:rPr>
-        <w:rFonts w:ascii="Times New Roman" w:hAnsi="Times New Roman"/>
+        <w:rFonts w:ascii="Times New Roman" w:hAnsi="Times New Roman" w:eastAsia="黑体"/>
         <w:sz w:val="18"/>
         <w:rFonts w:eastAsia="黑体"/>
         <w:rFonts w:eastAsia="黑体"/>
@@ -2284,7 +2533,7 @@
 </file>
 
 <file path=word/numbering.xml><?xml version="1.0" encoding="utf-8"?>
-<w:numbering xmlns:m="http://schemas.openxmlformats.org/officeDocument/2006/math" xmlns:mc="http://schemas.openxmlformats.org/markup-compatibility/2006" xmlns:mo="http://schemas.microsoft.com/office/mac/office/2008/main" xmlns:mv="urn:schemas-microsoft-com:mac:vml" xmlns:o="urn:schemas-microsoft-com:office:office" xmlns:r="http://schemas.openxmlformats.org/officeDocument/2006/relationships" xmlns:v="urn:schemas-microsoft-com:vml" xmlns:w="http://schemas.openxmlformats.org/wordprocessingml/2006/main" xmlns:w10="urn:schemas-microsoft-com:office:word" xmlns:w14="http://schemas.microsoft.com/office/word/2010/wordml" xmlns:wne="http://schemas.microsoft.com/office/word/2006/wordml" xmlns:wp="http://schemas.openxmlformats.org/drawingml/2006/wordprocessingDrawing" xmlns:wp14="http://schemas.microsoft.com/office/word/2010/wordprocessingDrawing" xmlns:wpc="http://schemas.microsoft.com/office/word/2010/wordprocessingCanvas" xmlns:wpg="http://schemas.microsoft.com/office/word/2010/wordprocessingGroup" xmlns:wpi="http://schemas.microsoft.com/office/word/2010/wordprocessingInk" xmlns:wps="http://schemas.microsoft.com/office/word/2010/wordprocessingShape" mc:Ignorable="w14 wp14">
+<w:numbering xmlns:mc="http://schemas.openxmlformats.org/markup-compatibility/2006" xmlns:w="http://schemas.openxmlformats.org/wordprocessingml/2006/main" xmlns:m="http://schemas.openxmlformats.org/officeDocument/2006/math" xmlns:mo="http://schemas.microsoft.com/office/mac/office/2008/main" xmlns:mv="urn:schemas-microsoft-com:mac:vml" xmlns:o="urn:schemas-microsoft-com:office:office" xmlns:r="http://schemas.openxmlformats.org/officeDocument/2006/relationships" xmlns:v="urn:schemas-microsoft-com:vml" xmlns:w10="urn:schemas-microsoft-com:office:word" xmlns:w14="http://schemas.microsoft.com/office/word/2010/wordml" xmlns:wne="http://schemas.microsoft.com/office/word/2006/wordml" xmlns:wp="http://schemas.openxmlformats.org/drawingml/2006/wordprocessingDrawing" xmlns:wp14="http://schemas.microsoft.com/office/word/2010/wordprocessingDrawing" xmlns:wpc="http://schemas.microsoft.com/office/word/2010/wordprocessingCanvas" xmlns:wpg="http://schemas.microsoft.com/office/word/2010/wordprocessingGroup" xmlns:wpi="http://schemas.microsoft.com/office/word/2010/wordprocessingInk" xmlns:wps="http://schemas.microsoft.com/office/word/2010/wordprocessingShape" mc:Ignorable="w14 wp14">
   <w:abstractNum w:abstractNumId="0">
     <w:nsid w:val="FFFFFF7C"/>
     <w:multiLevelType w:val="singleLevel"/>
@@ -2371,7 +2620,7 @@
         <w:ind w:hanging="360" w:left="1440"/>
       </w:pPr>
       <w:rPr>
-        <w:rFonts w:ascii="Symbol" w:hAnsi="Symbol" w:hint="default"/>
+        <w:rFonts w:ascii="Symbol" w:hAnsi="Symbol" w:hint="default" w:eastAsia="黑体"/>
       </w:rPr>
     </w:lvl>
   </w:abstractNum>
@@ -2392,7 +2641,7 @@
         <w:ind w:hanging="360" w:left="1080"/>
       </w:pPr>
       <w:rPr>
-        <w:rFonts w:ascii="Symbol" w:hAnsi="Symbol" w:hint="default"/>
+        <w:rFonts w:ascii="Symbol" w:hAnsi="Symbol" w:hint="default" w:eastAsia="黑体"/>
       </w:rPr>
     </w:lvl>
   </w:abstractNum>
@@ -2413,7 +2662,7 @@
         <w:ind w:hanging="360" w:left="720"/>
       </w:pPr>
       <w:rPr>
-        <w:rFonts w:ascii="Symbol" w:hAnsi="Symbol" w:hint="default"/>
+        <w:rFonts w:ascii="Symbol" w:hAnsi="Symbol" w:hint="default" w:eastAsia="黑体"/>
       </w:rPr>
     </w:lvl>
   </w:abstractNum>
@@ -2452,7 +2701,7 @@
         <w:ind w:hanging="360" w:left="360"/>
       </w:pPr>
       <w:rPr>
-        <w:rFonts w:ascii="Symbol" w:hAnsi="Symbol" w:hint="default"/>
+        <w:rFonts w:ascii="Symbol" w:hAnsi="Symbol" w:hint="default" w:eastAsia="黑体"/>
       </w:rPr>
     </w:lvl>
   </w:abstractNum>
@@ -2543,7 +2792,7 @@
         <w:ind w:left="720" w:hanging="360"/>
       </w:pPr>
       <w:rPr>
-        <w:rFonts w:ascii="Symbol" w:hAnsi="Symbol" w:cs="Symbol" w:hint="default"/>
+        <w:rFonts w:ascii="Symbol" w:hAnsi="Symbol" w:cs="Symbol" w:hint="default" w:eastAsia="黑体"/>
       </w:rPr>
     </w:lvl>
     <w:lvl w:ilvl="1">
@@ -2554,7 +2803,7 @@
         <w:ind w:left="1440" w:hanging="360"/>
       </w:pPr>
       <w:rPr>
-        <w:rFonts w:ascii="Courier New" w:hAnsi="Courier New" w:cs="Courier New" w:hint="default"/>
+        <w:rFonts w:ascii="Courier New" w:hAnsi="Courier New" w:cs="Courier New" w:hint="default" w:eastAsia="黑体"/>
       </w:rPr>
     </w:lvl>
     <w:lvl w:ilvl="2">
@@ -2565,7 +2814,7 @@
         <w:ind w:left="2160" w:hanging="360"/>
       </w:pPr>
       <w:rPr>
-        <w:rFonts w:ascii="Wingdings" w:hAnsi="Wingdings" w:cs="Wingdings" w:hint="default"/>
+        <w:rFonts w:ascii="Wingdings" w:hAnsi="Wingdings" w:cs="Wingdings" w:hint="default" w:eastAsia="黑体"/>
       </w:rPr>
     </w:lvl>
     <w:lvl w:ilvl="3">
@@ -2576,7 +2825,7 @@
         <w:ind w:left="2880" w:hanging="360"/>
       </w:pPr>
       <w:rPr>
-        <w:rFonts w:ascii="Symbol" w:hAnsi="Symbol" w:cs="Symbol" w:hint="default"/>
+        <w:rFonts w:ascii="Symbol" w:hAnsi="Symbol" w:cs="Symbol" w:hint="default" w:eastAsia="黑体"/>
       </w:rPr>
     </w:lvl>
     <w:lvl w:ilvl="4">
@@ -2587,7 +2836,7 @@
         <w:ind w:left="3600" w:hanging="360"/>
       </w:pPr>
       <w:rPr>
-        <w:rFonts w:ascii="Courier New" w:hAnsi="Courier New" w:cs="Courier New" w:hint="default"/>
+        <w:rFonts w:ascii="Courier New" w:hAnsi="Courier New" w:cs="Courier New" w:hint="default" w:eastAsia="黑体"/>
       </w:rPr>
     </w:lvl>
     <w:lvl w:ilvl="5">
@@ -2598,7 +2847,7 @@
         <w:ind w:left="4320" w:hanging="360"/>
       </w:pPr>
       <w:rPr>
-        <w:rFonts w:ascii="Wingdings" w:hAnsi="Wingdings" w:cs="Wingdings" w:hint="default"/>
+        <w:rFonts w:ascii="Wingdings" w:hAnsi="Wingdings" w:cs="Wingdings" w:hint="default" w:eastAsia="黑体"/>
       </w:rPr>
     </w:lvl>
     <w:lvl w:ilvl="6">
@@ -2609,7 +2858,7 @@
         <w:ind w:left="5040" w:hanging="360"/>
       </w:pPr>
       <w:rPr>
-        <w:rFonts w:ascii="Symbol" w:hAnsi="Symbol" w:cs="Symbol" w:hint="default"/>
+        <w:rFonts w:ascii="Symbol" w:hAnsi="Symbol" w:cs="Symbol" w:hint="default" w:eastAsia="黑体"/>
       </w:rPr>
     </w:lvl>
     <w:lvl w:ilvl="7">
@@ -2620,7 +2869,7 @@
         <w:ind w:left="5760" w:hanging="360"/>
       </w:pPr>
       <w:rPr>
-        <w:rFonts w:ascii="Courier New" w:hAnsi="Courier New" w:cs="Courier New" w:hint="default"/>
+        <w:rFonts w:ascii="Courier New" w:hAnsi="Courier New" w:cs="Courier New" w:hint="default" w:eastAsia="黑体"/>
       </w:rPr>
     </w:lvl>
     <w:lvl w:ilvl="8">
@@ -2631,7 +2880,7 @@
         <w:ind w:left="6480" w:hanging="360"/>
       </w:pPr>
       <w:rPr>
-        <w:rFonts w:ascii="Wingdings" w:hAnsi="Wingdings" w:cs="Wingdings" w:hint="default"/>
+        <w:rFonts w:ascii="Wingdings" w:hAnsi="Wingdings" w:cs="Wingdings" w:hint="default" w:eastAsia="黑体"/>
       </w:rPr>
     </w:lvl>
   </w:abstractNum>
@@ -2687,11 +2936,11 @@
 </file>
 
 <file path=word/styles.xml><?xml version="1.0" encoding="utf-8"?>
-<w:styles xmlns:mc="http://schemas.openxmlformats.org/markup-compatibility/2006" xmlns:r="http://schemas.openxmlformats.org/officeDocument/2006/relationships" xmlns:w="http://schemas.openxmlformats.org/wordprocessingml/2006/main" xmlns:w14="http://schemas.microsoft.com/office/word/2010/wordml" mc:Ignorable="w14">
+<w:styles xmlns:mc="http://schemas.openxmlformats.org/markup-compatibility/2006" xmlns:w="http://schemas.openxmlformats.org/wordprocessingml/2006/main" xmlns:r="http://schemas.openxmlformats.org/officeDocument/2006/relationships" xmlns:w14="http://schemas.microsoft.com/office/word/2010/wordml" mc:Ignorable="w14">
   <w:docDefaults>
     <w:rPrDefault>
       <w:rPr>
-        <w:rFonts w:asciiTheme="minorHAnsi" w:cstheme="minorBidi" w:eastAsiaTheme="minorEastAsia" w:hAnsiTheme="minorHAnsi"/>
+        <w:rFonts w:asciiTheme="minorHAnsi" w:cstheme="minorBidi" w:hAnsiTheme="minorHAnsi" w:eastAsia="黑体"/>
         <w:sz w:val="22"/>
         <w:szCs w:val="22"/>
         <w:lang w:bidi="ar-SA" w:eastAsia="en-US" w:val="en-US"/>
@@ -2913,7 +3162,7 @@
       <w:outlineLvl w:val="0"/>
     </w:pPr>
     <w:rPr>
-      <w:rFonts w:ascii="Times New Roman" w:asciiTheme="majorHAnsi" w:cstheme="majorBidi" w:eastAsia="黑体" w:eastAsiaTheme="majorEastAsia" w:hAnsi="Times New Roman" w:hAnsiTheme="majorHAnsi"/>
+      <w:rFonts w:ascii="Times New Roman" w:asciiTheme="majorHAnsi" w:cstheme="majorBidi" w:eastAsia="黑体" w:hAnsi="Times New Roman" w:hAnsiTheme="majorHAnsi"/>
       <w:b/>
       <w:bCs/>
       <w:color w:val="1F3864"/>
@@ -2937,7 +3186,7 @@
       <w:outlineLvl w:val="1"/>
     </w:pPr>
     <w:rPr>
-      <w:rFonts w:ascii="Times New Roman" w:asciiTheme="majorHAnsi" w:cstheme="majorBidi" w:eastAsia="黑体" w:eastAsiaTheme="majorEastAsia" w:hAnsi="Times New Roman" w:hAnsiTheme="majorHAnsi"/>
+      <w:rFonts w:ascii="Times New Roman" w:asciiTheme="majorHAnsi" w:cstheme="majorBidi" w:eastAsia="黑体" w:hAnsi="Times New Roman" w:hAnsiTheme="majorHAnsi"/>
       <w:b/>
       <w:bCs/>
       <w:color w:val="2E4E7E"/>
@@ -2961,7 +3210,7 @@
       <w:outlineLvl w:val="2"/>
     </w:pPr>
     <w:rPr>
-      <w:rFonts w:ascii="Times New Roman" w:asciiTheme="majorHAnsi" w:cstheme="majorBidi" w:eastAsia="黑体" w:eastAsiaTheme="majorEastAsia" w:hAnsi="Times New Roman" w:hAnsiTheme="majorHAnsi"/>
+      <w:rFonts w:ascii="Times New Roman" w:asciiTheme="majorHAnsi" w:cstheme="majorBidi" w:eastAsia="黑体" w:hAnsi="Times New Roman" w:hAnsiTheme="majorHAnsi"/>
       <w:b/>
       <w:bCs/>
       <w:color w:val="2E4E7E"/>
@@ -2985,7 +3234,7 @@
       <w:outlineLvl w:val="3"/>
     </w:pPr>
     <w:rPr>
-      <w:rFonts w:ascii="Times New Roman" w:asciiTheme="majorHAnsi" w:cstheme="majorBidi" w:eastAsia="黑体" w:eastAsiaTheme="majorEastAsia" w:hAnsi="Times New Roman" w:hAnsiTheme="majorHAnsi"/>
+      <w:rFonts w:ascii="Times New Roman" w:asciiTheme="majorHAnsi" w:cstheme="majorBidi" w:eastAsia="黑体" w:hAnsi="Times New Roman" w:hAnsiTheme="majorHAnsi"/>
       <w:b/>
       <w:bCs/>
       <w:i/>
@@ -3011,7 +3260,7 @@
       <w:outlineLvl w:val="4"/>
     </w:pPr>
     <w:rPr>
-      <w:rFonts w:ascii="Times New Roman" w:asciiTheme="majorHAnsi" w:cstheme="majorBidi" w:eastAsia="黑体" w:eastAsiaTheme="majorEastAsia" w:hAnsi="Times New Roman" w:hAnsiTheme="majorHAnsi"/>
+      <w:rFonts w:ascii="Times New Roman" w:asciiTheme="majorHAnsi" w:cstheme="majorBidi" w:eastAsia="黑体" w:hAnsi="Times New Roman" w:hAnsiTheme="majorHAnsi"/>
       <w:b/>
       <w:color w:val="333333"/>
       <w:sz w:val="22"/>
@@ -3034,7 +3283,7 @@
       <w:outlineLvl w:val="5"/>
     </w:pPr>
     <w:rPr>
-      <w:rFonts w:asciiTheme="majorHAnsi" w:cstheme="majorBidi" w:eastAsiaTheme="majorEastAsia" w:hAnsiTheme="majorHAnsi"/>
+      <w:rFonts w:asciiTheme="majorHAnsi" w:cstheme="majorBidi" w:hAnsiTheme="majorHAnsi" w:eastAsia="黑体"/>
       <w:i/>
       <w:iCs/>
       <w:color w:themeColor="accent1" w:themeShade="7F" w:val="243F60"/>
@@ -3057,7 +3306,7 @@
       <w:outlineLvl w:val="6"/>
     </w:pPr>
     <w:rPr>
-      <w:rFonts w:asciiTheme="majorHAnsi" w:cstheme="majorBidi" w:eastAsiaTheme="majorEastAsia" w:hAnsiTheme="majorHAnsi"/>
+      <w:rFonts w:asciiTheme="majorHAnsi" w:cstheme="majorBidi" w:hAnsiTheme="majorHAnsi" w:eastAsia="黑体"/>
       <w:i/>
       <w:iCs/>
       <w:color w:themeColor="text1" w:themeTint="BF" w:val="404040"/>
@@ -3080,7 +3329,7 @@
       <w:outlineLvl w:val="7"/>
     </w:pPr>
     <w:rPr>
-      <w:rFonts w:asciiTheme="majorHAnsi" w:cstheme="majorBidi" w:eastAsiaTheme="majorEastAsia" w:hAnsiTheme="majorHAnsi"/>
+      <w:rFonts w:asciiTheme="majorHAnsi" w:cstheme="majorBidi" w:hAnsiTheme="majorHAnsi" w:eastAsia="黑体"/>
       <w:color w:themeColor="accent1" w:val="4F81BD"/>
       <w:sz w:val="20"/>
       <w:szCs w:val="20"/>
@@ -3103,7 +3352,7 @@
       <w:outlineLvl w:val="8"/>
     </w:pPr>
     <w:rPr>
-      <w:rFonts w:asciiTheme="majorHAnsi" w:cstheme="majorBidi" w:eastAsiaTheme="majorEastAsia" w:hAnsiTheme="majorHAnsi"/>
+      <w:rFonts w:asciiTheme="majorHAnsi" w:cstheme="majorBidi" w:hAnsiTheme="majorHAnsi" w:eastAsia="黑体"/>
       <w:i/>
       <w:iCs/>
       <w:color w:themeColor="text1" w:themeTint="BF" w:val="404040"/>
@@ -3154,7 +3403,7 @@
     <w:uiPriority w:val="9"/>
     <w:rsid w:val="00FC693F"/>
     <w:rPr>
-      <w:rFonts w:asciiTheme="majorHAnsi" w:cstheme="majorBidi" w:eastAsiaTheme="majorEastAsia" w:hAnsiTheme="majorHAnsi"/>
+      <w:rFonts w:asciiTheme="majorHAnsi" w:cstheme="majorBidi" w:hAnsiTheme="majorHAnsi" w:eastAsia="黑体"/>
       <w:b/>
       <w:bCs/>
       <w:color w:themeColor="accent1" w:themeShade="BF" w:val="365F91"/>
@@ -3169,7 +3418,7 @@
     <w:uiPriority w:val="9"/>
     <w:rsid w:val="00FC693F"/>
     <w:rPr>
-      <w:rFonts w:asciiTheme="majorHAnsi" w:cstheme="majorBidi" w:eastAsiaTheme="majorEastAsia" w:hAnsiTheme="majorHAnsi"/>
+      <w:rFonts w:asciiTheme="majorHAnsi" w:cstheme="majorBidi" w:hAnsiTheme="majorHAnsi" w:eastAsia="黑体"/>
       <w:b/>
       <w:bCs/>
       <w:color w:themeColor="accent1" w:val="4F81BD"/>
@@ -3184,7 +3433,7 @@
     <w:uiPriority w:val="9"/>
     <w:rsid w:val="00FC693F"/>
     <w:rPr>
-      <w:rFonts w:asciiTheme="majorHAnsi" w:cstheme="majorBidi" w:eastAsiaTheme="majorEastAsia" w:hAnsiTheme="majorHAnsi"/>
+      <w:rFonts w:asciiTheme="majorHAnsi" w:cstheme="majorBidi" w:hAnsiTheme="majorHAnsi" w:eastAsia="黑体"/>
       <w:b/>
       <w:bCs/>
       <w:color w:themeColor="accent1" w:val="4F81BD"/>
@@ -3207,7 +3456,7 @@
       <w:contextualSpacing/>
     </w:pPr>
     <w:rPr>
-      <w:rFonts w:ascii="Times New Roman" w:asciiTheme="majorHAnsi" w:cstheme="majorBidi" w:eastAsia="黑体" w:eastAsiaTheme="majorEastAsia" w:hAnsi="Times New Roman" w:hAnsiTheme="majorHAnsi"/>
+      <w:rFonts w:ascii="Times New Roman" w:asciiTheme="majorHAnsi" w:cstheme="majorBidi" w:eastAsia="黑体" w:hAnsi="Times New Roman" w:hAnsiTheme="majorHAnsi"/>
       <w:b/>
       <w:color w:val="1F3864"/>
       <w:spacing w:val="5"/>
@@ -3223,7 +3472,7 @@
     <w:uiPriority w:val="10"/>
     <w:rsid w:val="00FC693F"/>
     <w:rPr>
-      <w:rFonts w:asciiTheme="majorHAnsi" w:cstheme="majorBidi" w:eastAsiaTheme="majorEastAsia" w:hAnsiTheme="majorHAnsi"/>
+      <w:rFonts w:asciiTheme="majorHAnsi" w:cstheme="majorBidi" w:hAnsiTheme="majorHAnsi" w:eastAsia="黑体"/>
       <w:color w:themeColor="text2" w:themeShade="BF" w:val="17365D"/>
       <w:spacing w:val="5"/>
       <w:kern w:val="28"/>
@@ -3245,7 +3494,7 @@
       </w:numPr>
     </w:pPr>
     <w:rPr>
-      <w:rFonts w:asciiTheme="majorHAnsi" w:cstheme="majorBidi" w:eastAsiaTheme="majorEastAsia" w:hAnsiTheme="majorHAnsi"/>
+      <w:rFonts w:asciiTheme="majorHAnsi" w:cstheme="majorBidi" w:hAnsiTheme="majorHAnsi" w:eastAsia="黑体"/>
       <w:i/>
       <w:iCs/>
       <w:color w:themeColor="accent1" w:val="4F81BD"/>
@@ -3261,7 +3510,7 @@
     <w:uiPriority w:val="11"/>
     <w:rsid w:val="00FC693F"/>
     <w:rPr>
-      <w:rFonts w:asciiTheme="majorHAnsi" w:cstheme="majorBidi" w:eastAsiaTheme="majorEastAsia" w:hAnsiTheme="majorHAnsi"/>
+      <w:rFonts w:asciiTheme="majorHAnsi" w:cstheme="majorBidi" w:hAnsiTheme="majorHAnsi" w:eastAsia="黑体"/>
       <w:i/>
       <w:iCs/>
       <w:color w:themeColor="accent1" w:val="4F81BD"/>
@@ -3328,6 +3577,7 @@
       <w:spacing w:after="120"/>
     </w:pPr>
     <w:rPr>
+      <w:rFonts w:eastAsia="黑体"/>
       <w:sz w:val="16"/>
       <w:szCs w:val="16"/>
     </w:rPr>
@@ -3339,6 +3589,7 @@
     <w:uiPriority w:val="99"/>
     <w:rsid w:val="00AA1D8D"/>
     <w:rPr>
+      <w:rFonts w:eastAsia="黑体"/>
       <w:sz w:val="16"/>
       <w:szCs w:val="16"/>
     </w:rPr>
@@ -3508,7 +3759,7 @@
       </w:tabs>
     </w:pPr>
     <w:rPr>
-      <w:rFonts w:ascii="Courier" w:hAnsi="Courier"/>
+      <w:rFonts w:ascii="Courier" w:hAnsi="Courier" w:eastAsia="黑体"/>
       <w:sz w:val="20"/>
       <w:szCs w:val="20"/>
     </w:rPr>
@@ -3520,7 +3771,7 @@
     <w:uiPriority w:val="99"/>
     <w:rsid w:val="0029639D"/>
     <w:rPr>
-      <w:rFonts w:ascii="Courier" w:hAnsi="Courier"/>
+      <w:rFonts w:ascii="Courier" w:hAnsi="Courier" w:eastAsia="黑体"/>
       <w:sz w:val="20"/>
       <w:szCs w:val="20"/>
     </w:rPr>
@@ -3556,6 +3807,7 @@
     <w:uiPriority w:val="29"/>
     <w:rsid w:val="00FC693F"/>
     <w:rPr>
+      <w:rFonts w:eastAsia="黑体"/>
       <w:i/>
       <w:iCs/>
       <w:color w:themeColor="text1" w:val="000000"/>
@@ -3569,7 +3821,7 @@
     <w:semiHidden/>
     <w:rsid w:val="00FC693F"/>
     <w:rPr>
-      <w:rFonts w:asciiTheme="majorHAnsi" w:cstheme="majorBidi" w:eastAsiaTheme="majorEastAsia" w:hAnsiTheme="majorHAnsi"/>
+      <w:rFonts w:asciiTheme="majorHAnsi" w:cstheme="majorBidi" w:hAnsiTheme="majorHAnsi" w:eastAsia="黑体"/>
       <w:b/>
       <w:bCs/>
       <w:i/>
@@ -3585,7 +3837,7 @@
     <w:semiHidden/>
     <w:rsid w:val="00FC693F"/>
     <w:rPr>
-      <w:rFonts w:asciiTheme="majorHAnsi" w:cstheme="majorBidi" w:eastAsiaTheme="majorEastAsia" w:hAnsiTheme="majorHAnsi"/>
+      <w:rFonts w:asciiTheme="majorHAnsi" w:cstheme="majorBidi" w:hAnsiTheme="majorHAnsi" w:eastAsia="黑体"/>
       <w:color w:themeColor="accent1" w:themeShade="7F" w:val="243F60"/>
     </w:rPr>
   </w:style>
@@ -3597,7 +3849,7 @@
     <w:semiHidden/>
     <w:rsid w:val="00FC693F"/>
     <w:rPr>
-      <w:rFonts w:asciiTheme="majorHAnsi" w:cstheme="majorBidi" w:eastAsiaTheme="majorEastAsia" w:hAnsiTheme="majorHAnsi"/>
+      <w:rFonts w:asciiTheme="majorHAnsi" w:cstheme="majorBidi" w:hAnsiTheme="majorHAnsi" w:eastAsia="黑体"/>
       <w:i/>
       <w:iCs/>
       <w:color w:themeColor="accent1" w:themeShade="7F" w:val="243F60"/>
@@ -3611,7 +3863,7 @@
     <w:semiHidden/>
     <w:rsid w:val="00FC693F"/>
     <w:rPr>
-      <w:rFonts w:asciiTheme="majorHAnsi" w:cstheme="majorBidi" w:eastAsiaTheme="majorEastAsia" w:hAnsiTheme="majorHAnsi"/>
+      <w:rFonts w:asciiTheme="majorHAnsi" w:cstheme="majorBidi" w:hAnsiTheme="majorHAnsi" w:eastAsia="黑体"/>
       <w:i/>
       <w:iCs/>
       <w:color w:themeColor="text1" w:themeTint="BF" w:val="404040"/>
@@ -3625,7 +3877,7 @@
     <w:semiHidden/>
     <w:rsid w:val="00FC693F"/>
     <w:rPr>
-      <w:rFonts w:asciiTheme="majorHAnsi" w:cstheme="majorBidi" w:eastAsiaTheme="majorEastAsia" w:hAnsiTheme="majorHAnsi"/>
+      <w:rFonts w:asciiTheme="majorHAnsi" w:cstheme="majorBidi" w:hAnsiTheme="majorHAnsi" w:eastAsia="黑体"/>
       <w:color w:themeColor="accent1" w:val="4F81BD"/>
       <w:sz w:val="20"/>
       <w:szCs w:val="20"/>
@@ -3639,7 +3891,7 @@
     <w:semiHidden/>
     <w:rsid w:val="00FC693F"/>
     <w:rPr>
-      <w:rFonts w:asciiTheme="majorHAnsi" w:cstheme="majorBidi" w:eastAsiaTheme="majorEastAsia" w:hAnsiTheme="majorHAnsi"/>
+      <w:rFonts w:asciiTheme="majorHAnsi" w:cstheme="majorBidi" w:hAnsiTheme="majorHAnsi" w:eastAsia="黑体"/>
       <w:i/>
       <w:iCs/>
       <w:color w:themeColor="text1" w:themeTint="BF" w:val="404040"/>
@@ -3660,6 +3912,7 @@
       <w:spacing w:line="240" w:lineRule="auto"/>
     </w:pPr>
     <w:rPr>
+      <w:rFonts w:eastAsia="黑体"/>
       <w:b/>
       <w:bCs/>
       <w:color w:themeColor="accent1" w:val="4F81BD"/>
@@ -3674,6 +3927,7 @@
     <w:qFormat/>
     <w:rsid w:val="00FC693F"/>
     <w:rPr>
+      <w:rFonts w:eastAsia="黑体"/>
       <w:b/>
       <w:bCs/>
     </w:rPr>
@@ -3685,6 +3939,7 @@
     <w:qFormat/>
     <w:rsid w:val="00FC693F"/>
     <w:rPr>
+      <w:rFonts w:eastAsia="黑体"/>
       <w:i/>
       <w:iCs/>
     </w:rPr>
@@ -3705,6 +3960,7 @@
       <w:ind w:left="936" w:right="936"/>
     </w:pPr>
     <w:rPr>
+      <w:rFonts w:eastAsia="黑体"/>
       <w:b/>
       <w:bCs/>
       <w:i/>
@@ -3719,6 +3975,7 @@
     <w:uiPriority w:val="30"/>
     <w:rsid w:val="00FC693F"/>
     <w:rPr>
+      <w:rFonts w:eastAsia="黑体"/>
       <w:b/>
       <w:bCs/>
       <w:i/>
@@ -3733,6 +3990,7 @@
     <w:qFormat/>
     <w:rsid w:val="00FC693F"/>
     <w:rPr>
+      <w:rFonts w:eastAsia="黑体"/>
       <w:i/>
       <w:iCs/>
       <w:color w:themeColor="text1" w:themeTint="7F" w:val="808080"/>
@@ -3745,6 +4003,7 @@
     <w:qFormat/>
     <w:rsid w:val="00FC693F"/>
     <w:rPr>
+      <w:rFonts w:eastAsia="黑体"/>
       <w:b/>
       <w:bCs/>
       <w:i/>
@@ -3759,6 +4018,7 @@
     <w:qFormat/>
     <w:rsid w:val="00FC693F"/>
     <w:rPr>
+      <w:rFonts w:eastAsia="黑体"/>
       <w:smallCaps/>
       <w:color w:themeColor="accent2" w:val="C0504D"/>
       <w:u w:val="single"/>
@@ -3771,6 +4031,7 @@
     <w:qFormat/>
     <w:rsid w:val="00FC693F"/>
     <w:rPr>
+      <w:rFonts w:eastAsia="黑体"/>
       <w:b/>
       <w:bCs/>
       <w:smallCaps/>
@@ -3786,6 +4047,7 @@
     <w:qFormat/>
     <w:rsid w:val="00FC693F"/>
     <w:rPr>
+      <w:rFonts w:eastAsia="黑体"/>
       <w:b/>
       <w:bCs/>
       <w:smallCaps/>
@@ -3840,6 +4102,7 @@
       <w:spacing w:after="0" w:line="240" w:lineRule="auto"/>
     </w:pPr>
     <w:rPr>
+      <w:rFonts w:eastAsia="黑体"/>
       <w:color w:themeColor="text1" w:themeShade="BF" w:val="000000"/>
     </w:rPr>
     <w:tblPr>
@@ -3862,6 +4125,7 @@
         <w:spacing w:after="0" w:before="0" w:line="240" w:lineRule="auto"/>
       </w:pPr>
       <w:rPr>
+        <w:rFonts w:eastAsia="黑体"/>
         <w:b/>
         <w:bCs/>
       </w:rPr>
@@ -3882,6 +4146,7 @@
         <w:spacing w:after="0" w:before="0" w:line="240" w:lineRule="auto"/>
       </w:pPr>
       <w:rPr>
+        <w:rFonts w:eastAsia="黑体"/>
         <w:b/>
         <w:bCs/>
       </w:rPr>
@@ -3899,12 +4164,14 @@
     </w:tblStylePr>
     <w:tblStylePr w:type="firstCol">
       <w:rPr>
+        <w:rFonts w:eastAsia="黑体"/>
         <w:b/>
         <w:bCs/>
       </w:rPr>
     </w:tblStylePr>
     <w:tblStylePr w:type="lastCol">
       <w:rPr>
+        <w:rFonts w:eastAsia="黑体"/>
         <w:b/>
         <w:bCs/>
       </w:rPr>
@@ -3943,6 +4210,7 @@
       <w:spacing w:after="0" w:line="240" w:lineRule="auto"/>
     </w:pPr>
     <w:rPr>
+      <w:rFonts w:eastAsia="黑体"/>
       <w:color w:themeColor="accent1" w:themeShade="BF" w:val="365F91"/>
     </w:rPr>
     <w:tblPr>
@@ -3965,6 +4233,7 @@
         <w:spacing w:after="0" w:before="0" w:line="240" w:lineRule="auto"/>
       </w:pPr>
       <w:rPr>
+        <w:rFonts w:eastAsia="黑体"/>
         <w:b/>
         <w:bCs/>
       </w:rPr>
@@ -3985,6 +4254,7 @@
         <w:spacing w:after="0" w:before="0" w:line="240" w:lineRule="auto"/>
       </w:pPr>
       <w:rPr>
+        <w:rFonts w:eastAsia="黑体"/>
         <w:b/>
         <w:bCs/>
       </w:rPr>
@@ -4002,12 +4272,14 @@
     </w:tblStylePr>
     <w:tblStylePr w:type="firstCol">
       <w:rPr>
+        <w:rFonts w:eastAsia="黑体"/>
         <w:b/>
         <w:bCs/>
       </w:rPr>
     </w:tblStylePr>
     <w:tblStylePr w:type="lastCol">
       <w:rPr>
+        <w:rFonts w:eastAsia="黑体"/>
         <w:b/>
         <w:bCs/>
       </w:rPr>
@@ -4046,6 +4318,7 @@
       <w:spacing w:after="0" w:line="240" w:lineRule="auto"/>
     </w:pPr>
     <w:rPr>
+      <w:rFonts w:eastAsia="黑体"/>
       <w:color w:themeColor="accent2" w:themeShade="BF" w:val="943634"/>
     </w:rPr>
     <w:tblPr>
@@ -4068,6 +4341,7 @@
         <w:spacing w:after="0" w:before="0" w:line="240" w:lineRule="auto"/>
       </w:pPr>
       <w:rPr>
+        <w:rFonts w:eastAsia="黑体"/>
         <w:b/>
         <w:bCs/>
       </w:rPr>
@@ -4088,6 +4362,7 @@
         <w:spacing w:after="0" w:before="0" w:line="240" w:lineRule="auto"/>
       </w:pPr>
       <w:rPr>
+        <w:rFonts w:eastAsia="黑体"/>
         <w:b/>
         <w:bCs/>
       </w:rPr>
@@ -4105,12 +4380,14 @@
     </w:tblStylePr>
     <w:tblStylePr w:type="firstCol">
       <w:rPr>
+        <w:rFonts w:eastAsia="黑体"/>
         <w:b/>
         <w:bCs/>
       </w:rPr>
     </w:tblStylePr>
     <w:tblStylePr w:type="lastCol">
       <w:rPr>
+        <w:rFonts w:eastAsia="黑体"/>
         <w:b/>
         <w:bCs/>
       </w:rPr>
@@ -4149,6 +4426,7 @@
       <w:spacing w:after="0" w:line="240" w:lineRule="auto"/>
     </w:pPr>
     <w:rPr>
+      <w:rFonts w:eastAsia="黑体"/>
       <w:color w:themeColor="accent3" w:themeShade="BF" w:val="76923C"/>
     </w:rPr>
     <w:tblPr>
@@ -4171,6 +4449,7 @@
         <w:spacing w:after="0" w:before="0" w:line="240" w:lineRule="auto"/>
       </w:pPr>
       <w:rPr>
+        <w:rFonts w:eastAsia="黑体"/>
         <w:b/>
         <w:bCs/>
       </w:rPr>
@@ -4191,6 +4470,7 @@
         <w:spacing w:after="0" w:before="0" w:line="240" w:lineRule="auto"/>
       </w:pPr>
       <w:rPr>
+        <w:rFonts w:eastAsia="黑体"/>
         <w:b/>
         <w:bCs/>
       </w:rPr>
@@ -4208,12 +4488,14 @@
     </w:tblStylePr>
     <w:tblStylePr w:type="firstCol">
       <w:rPr>
+        <w:rFonts w:eastAsia="黑体"/>
         <w:b/>
         <w:bCs/>
       </w:rPr>
     </w:tblStylePr>
     <w:tblStylePr w:type="lastCol">
       <w:rPr>
+        <w:rFonts w:eastAsia="黑体"/>
         <w:b/>
         <w:bCs/>
       </w:rPr>
@@ -4252,6 +4534,7 @@
       <w:spacing w:after="0" w:line="240" w:lineRule="auto"/>
     </w:pPr>
     <w:rPr>
+      <w:rFonts w:eastAsia="黑体"/>
       <w:color w:themeColor="accent4" w:themeShade="BF" w:val="5F497A"/>
     </w:rPr>
     <w:tblPr>
@@ -4274,6 +4557,7 @@
         <w:spacing w:after="0" w:before="0" w:line="240" w:lineRule="auto"/>
       </w:pPr>
       <w:rPr>
+        <w:rFonts w:eastAsia="黑体"/>
         <w:b/>
         <w:bCs/>
       </w:rPr>
@@ -4294,6 +4578,7 @@
         <w:spacing w:after="0" w:before="0" w:line="240" w:lineRule="auto"/>
       </w:pPr>
       <w:rPr>
+        <w:rFonts w:eastAsia="黑体"/>
         <w:b/>
         <w:bCs/>
       </w:rPr>
@@ -4311,12 +4596,14 @@
     </w:tblStylePr>
     <w:tblStylePr w:type="firstCol">
       <w:rPr>
+        <w:rFonts w:eastAsia="黑体"/>
         <w:b/>
         <w:bCs/>
       </w:rPr>
     </w:tblStylePr>
     <w:tblStylePr w:type="lastCol">
       <w:rPr>
+        <w:rFonts w:eastAsia="黑体"/>
         <w:b/>
         <w:bCs/>
       </w:rPr>
@@ -4355,6 +4642,7 @@
       <w:spacing w:after="0" w:line="240" w:lineRule="auto"/>
     </w:pPr>
     <w:rPr>
+      <w:rFonts w:eastAsia="黑体"/>
       <w:color w:themeColor="accent5" w:themeShade="BF" w:val="31849B"/>
     </w:rPr>
     <w:tblPr>
@@ -4377,6 +4665,7 @@
         <w:spacing w:after="0" w:before="0" w:line="240" w:lineRule="auto"/>
       </w:pPr>
       <w:rPr>
+        <w:rFonts w:eastAsia="黑体"/>
         <w:b/>
         <w:bCs/>
       </w:rPr>
@@ -4397,6 +4686,7 @@
         <w:spacing w:after="0" w:before="0" w:line="240" w:lineRule="auto"/>
       </w:pPr>
       <w:rPr>
+        <w:rFonts w:eastAsia="黑体"/>
         <w:b/>
         <w:bCs/>
       </w:rPr>
@@ -4414,12 +4704,14 @@
     </w:tblStylePr>
     <w:tblStylePr w:type="firstCol">
       <w:rPr>
+        <w:rFonts w:eastAsia="黑体"/>
         <w:b/>
         <w:bCs/>
       </w:rPr>
     </w:tblStylePr>
     <w:tblStylePr w:type="lastCol">
       <w:rPr>
+        <w:rFonts w:eastAsia="黑体"/>
         <w:b/>
         <w:bCs/>
       </w:rPr>
@@ -4458,6 +4750,7 @@
       <w:spacing w:after="0" w:line="240" w:lineRule="auto"/>
     </w:pPr>
     <w:rPr>
+      <w:rFonts w:eastAsia="黑体"/>
       <w:color w:themeColor="accent6" w:themeShade="BF" w:val="E36C0A"/>
     </w:rPr>
     <w:tblPr>
@@ -4480,6 +4773,7 @@
         <w:spacing w:after="0" w:before="0" w:line="240" w:lineRule="auto"/>
       </w:pPr>
       <w:rPr>
+        <w:rFonts w:eastAsia="黑体"/>
         <w:b/>
         <w:bCs/>
       </w:rPr>
@@ -4500,6 +4794,7 @@
         <w:spacing w:after="0" w:before="0" w:line="240" w:lineRule="auto"/>
       </w:pPr>
       <w:rPr>
+        <w:rFonts w:eastAsia="黑体"/>
         <w:b/>
         <w:bCs/>
       </w:rPr>
@@ -4517,12 +4812,14 @@
     </w:tblStylePr>
     <w:tblStylePr w:type="firstCol">
       <w:rPr>
+        <w:rFonts w:eastAsia="黑体"/>
         <w:b/>
         <w:bCs/>
       </w:rPr>
     </w:tblStylePr>
     <w:tblStylePr w:type="lastCol">
       <w:rPr>
+        <w:rFonts w:eastAsia="黑体"/>
         <w:b/>
         <w:bCs/>
       </w:rPr>
@@ -4582,6 +4879,7 @@
         <w:spacing w:after="0" w:before="0" w:line="240" w:lineRule="auto"/>
       </w:pPr>
       <w:rPr>
+        <w:rFonts w:eastAsia="黑体"/>
         <w:b/>
         <w:bCs/>
         <w:color w:themeColor="background1" w:val="FFFFFF"/>
@@ -4596,6 +4894,7 @@
         <w:spacing w:after="0" w:before="0" w:line="240" w:lineRule="auto"/>
       </w:pPr>
       <w:rPr>
+        <w:rFonts w:eastAsia="黑体"/>
         <w:b/>
         <w:bCs/>
       </w:rPr>
@@ -4611,12 +4910,14 @@
     </w:tblStylePr>
     <w:tblStylePr w:type="firstCol">
       <w:rPr>
+        <w:rFonts w:eastAsia="黑体"/>
         <w:b/>
         <w:bCs/>
       </w:rPr>
     </w:tblStylePr>
     <w:tblStylePr w:type="lastCol">
       <w:rPr>
+        <w:rFonts w:eastAsia="黑体"/>
         <w:b/>
         <w:bCs/>
       </w:rPr>
@@ -4674,6 +4975,7 @@
         <w:spacing w:after="0" w:before="0" w:line="240" w:lineRule="auto"/>
       </w:pPr>
       <w:rPr>
+        <w:rFonts w:eastAsia="黑体"/>
         <w:b/>
         <w:bCs/>
         <w:color w:themeColor="background1" w:val="FFFFFF"/>
@@ -4688,6 +4990,7 @@
         <w:spacing w:after="0" w:before="0" w:line="240" w:lineRule="auto"/>
       </w:pPr>
       <w:rPr>
+        <w:rFonts w:eastAsia="黑体"/>
         <w:b/>
         <w:bCs/>
       </w:rPr>
@@ -4703,12 +5006,14 @@
     </w:tblStylePr>
     <w:tblStylePr w:type="firstCol">
       <w:rPr>
+        <w:rFonts w:eastAsia="黑体"/>
         <w:b/>
         <w:bCs/>
       </w:rPr>
     </w:tblStylePr>
     <w:tblStylePr w:type="lastCol">
       <w:rPr>
+        <w:rFonts w:eastAsia="黑体"/>
         <w:b/>
         <w:bCs/>
       </w:rPr>
@@ -4766,6 +5071,7 @@
         <w:spacing w:after="0" w:before="0" w:line="240" w:lineRule="auto"/>
       </w:pPr>
       <w:rPr>
+        <w:rFonts w:eastAsia="黑体"/>
         <w:b/>
         <w:bCs/>
         <w:color w:themeColor="background1" w:val="FFFFFF"/>
@@ -4780,6 +5086,7 @@
         <w:spacing w:after="0" w:before="0" w:line="240" w:lineRule="auto"/>
       </w:pPr>
       <w:rPr>
+        <w:rFonts w:eastAsia="黑体"/>
         <w:b/>
         <w:bCs/>
       </w:rPr>
@@ -4795,12 +5102,14 @@
     </w:tblStylePr>
     <w:tblStylePr w:type="firstCol">
       <w:rPr>
+        <w:rFonts w:eastAsia="黑体"/>
         <w:b/>
         <w:bCs/>
       </w:rPr>
     </w:tblStylePr>
     <w:tblStylePr w:type="lastCol">
       <w:rPr>
+        <w:rFonts w:eastAsia="黑体"/>
         <w:b/>
         <w:bCs/>
       </w:rPr>
@@ -4858,6 +5167,7 @@
         <w:spacing w:after="0" w:before="0" w:line="240" w:lineRule="auto"/>
       </w:pPr>
       <w:rPr>
+        <w:rFonts w:eastAsia="黑体"/>
         <w:b/>
         <w:bCs/>
         <w:color w:themeColor="background1" w:val="FFFFFF"/>
@@ -4872,6 +5182,7 @@
         <w:spacing w:after="0" w:before="0" w:line="240" w:lineRule="auto"/>
       </w:pPr>
       <w:rPr>
+        <w:rFonts w:eastAsia="黑体"/>
         <w:b/>
         <w:bCs/>
       </w:rPr>
@@ -4887,12 +5198,14 @@
     </w:tblStylePr>
     <w:tblStylePr w:type="firstCol">
       <w:rPr>
+        <w:rFonts w:eastAsia="黑体"/>
         <w:b/>
         <w:bCs/>
       </w:rPr>
     </w:tblStylePr>
     <w:tblStylePr w:type="lastCol">
       <w:rPr>
+        <w:rFonts w:eastAsia="黑体"/>
         <w:b/>
         <w:bCs/>
       </w:rPr>
@@ -4950,6 +5263,7 @@
         <w:spacing w:after="0" w:before="0" w:line="240" w:lineRule="auto"/>
       </w:pPr>
       <w:rPr>
+        <w:rFonts w:eastAsia="黑体"/>
         <w:b/>
         <w:bCs/>
         <w:color w:themeColor="background1" w:val="FFFFFF"/>
@@ -4964,6 +5278,7 @@
         <w:spacing w:after="0" w:before="0" w:line="240" w:lineRule="auto"/>
       </w:pPr>
       <w:rPr>
+        <w:rFonts w:eastAsia="黑体"/>
         <w:b/>
         <w:bCs/>
       </w:rPr>
@@ -4979,12 +5294,14 @@
     </w:tblStylePr>
     <w:tblStylePr w:type="firstCol">
       <w:rPr>
+        <w:rFonts w:eastAsia="黑体"/>
         <w:b/>
         <w:bCs/>
       </w:rPr>
     </w:tblStylePr>
     <w:tblStylePr w:type="lastCol">
       <w:rPr>
+        <w:rFonts w:eastAsia="黑体"/>
         <w:b/>
         <w:bCs/>
       </w:rPr>
@@ -5042,6 +5359,7 @@
         <w:spacing w:after="0" w:before="0" w:line="240" w:lineRule="auto"/>
       </w:pPr>
       <w:rPr>
+        <w:rFonts w:eastAsia="黑体"/>
         <w:b/>
         <w:bCs/>
         <w:color w:themeColor="background1" w:val="FFFFFF"/>
@@ -5056,6 +5374,7 @@
         <w:spacing w:after="0" w:before="0" w:line="240" w:lineRule="auto"/>
       </w:pPr>
       <w:rPr>
+        <w:rFonts w:eastAsia="黑体"/>
         <w:b/>
         <w:bCs/>
       </w:rPr>
@@ -5071,12 +5390,14 @@
     </w:tblStylePr>
     <w:tblStylePr w:type="firstCol">
       <w:rPr>
+        <w:rFonts w:eastAsia="黑体"/>
         <w:b/>
         <w:bCs/>
       </w:rPr>
     </w:tblStylePr>
     <w:tblStylePr w:type="lastCol">
       <w:rPr>
+        <w:rFonts w:eastAsia="黑体"/>
         <w:b/>
         <w:bCs/>
       </w:rPr>
@@ -5134,6 +5455,7 @@
         <w:spacing w:after="0" w:before="0" w:line="240" w:lineRule="auto"/>
       </w:pPr>
       <w:rPr>
+        <w:rFonts w:eastAsia="黑体"/>
         <w:b/>
         <w:bCs/>
         <w:color w:themeColor="background1" w:val="FFFFFF"/>
@@ -5148,6 +5470,7 @@
         <w:spacing w:after="0" w:before="0" w:line="240" w:lineRule="auto"/>
       </w:pPr>
       <w:rPr>
+        <w:rFonts w:eastAsia="黑体"/>
         <w:b/>
         <w:bCs/>
       </w:rPr>
@@ -5163,12 +5486,14 @@
     </w:tblStylePr>
     <w:tblStylePr w:type="firstCol">
       <w:rPr>
+        <w:rFonts w:eastAsia="黑体"/>
         <w:b/>
         <w:bCs/>
       </w:rPr>
     </w:tblStylePr>
     <w:tblStylePr w:type="lastCol">
       <w:rPr>
+        <w:rFonts w:eastAsia="黑体"/>
         <w:b/>
         <w:bCs/>
       </w:rPr>
@@ -5228,7 +5553,7 @@
         <w:spacing w:after="0" w:before="0" w:line="240" w:lineRule="auto"/>
       </w:pPr>
       <w:rPr>
-        <w:rFonts w:asciiTheme="majorHAnsi" w:cstheme="majorBidi" w:eastAsiaTheme="majorEastAsia" w:hAnsiTheme="majorHAnsi"/>
+        <w:rFonts w:asciiTheme="majorHAnsi" w:cstheme="majorBidi" w:hAnsiTheme="majorHAnsi" w:eastAsia="黑体"/>
         <w:b/>
         <w:bCs/>
       </w:rPr>
@@ -5249,7 +5574,7 @@
         <w:spacing w:after="0" w:before="0" w:line="240" w:lineRule="auto"/>
       </w:pPr>
       <w:rPr>
-        <w:rFonts w:asciiTheme="majorHAnsi" w:cstheme="majorBidi" w:eastAsiaTheme="majorEastAsia" w:hAnsiTheme="majorHAnsi"/>
+        <w:rFonts w:asciiTheme="majorHAnsi" w:cstheme="majorBidi" w:hAnsiTheme="majorHAnsi" w:eastAsia="黑体"/>
         <w:b/>
         <w:bCs/>
       </w:rPr>
@@ -5267,14 +5592,14 @@
     </w:tblStylePr>
     <w:tblStylePr w:type="firstCol">
       <w:rPr>
-        <w:rFonts w:asciiTheme="majorHAnsi" w:cstheme="majorBidi" w:eastAsiaTheme="majorEastAsia" w:hAnsiTheme="majorHAnsi"/>
+        <w:rFonts w:asciiTheme="majorHAnsi" w:cstheme="majorBidi" w:hAnsiTheme="majorHAnsi" w:eastAsia="黑体"/>
         <w:b/>
         <w:bCs/>
       </w:rPr>
     </w:tblStylePr>
     <w:tblStylePr w:type="lastCol">
       <w:rPr>
-        <w:rFonts w:asciiTheme="majorHAnsi" w:cstheme="majorBidi" w:eastAsiaTheme="majorEastAsia" w:hAnsiTheme="majorHAnsi"/>
+        <w:rFonts w:asciiTheme="majorHAnsi" w:cstheme="majorBidi" w:hAnsiTheme="majorHAnsi" w:eastAsia="黑体"/>
         <w:b/>
         <w:bCs/>
       </w:rPr>
@@ -5358,7 +5683,7 @@
         <w:spacing w:after="0" w:before="0" w:line="240" w:lineRule="auto"/>
       </w:pPr>
       <w:rPr>
-        <w:rFonts w:asciiTheme="majorHAnsi" w:cstheme="majorBidi" w:eastAsiaTheme="majorEastAsia" w:hAnsiTheme="majorHAnsi"/>
+        <w:rFonts w:asciiTheme="majorHAnsi" w:cstheme="majorBidi" w:hAnsiTheme="majorHAnsi" w:eastAsia="黑体"/>
         <w:b/>
         <w:bCs/>
       </w:rPr>
@@ -5379,7 +5704,7 @@
         <w:spacing w:after="0" w:before="0" w:line="240" w:lineRule="auto"/>
       </w:pPr>
       <w:rPr>
-        <w:rFonts w:asciiTheme="majorHAnsi" w:cstheme="majorBidi" w:eastAsiaTheme="majorEastAsia" w:hAnsiTheme="majorHAnsi"/>
+        <w:rFonts w:asciiTheme="majorHAnsi" w:cstheme="majorBidi" w:hAnsiTheme="majorHAnsi" w:eastAsia="黑体"/>
         <w:b/>
         <w:bCs/>
       </w:rPr>
@@ -5397,14 +5722,14 @@
     </w:tblStylePr>
     <w:tblStylePr w:type="firstCol">
       <w:rPr>
-        <w:rFonts w:asciiTheme="majorHAnsi" w:cstheme="majorBidi" w:eastAsiaTheme="majorEastAsia" w:hAnsiTheme="majorHAnsi"/>
+        <w:rFonts w:asciiTheme="majorHAnsi" w:cstheme="majorBidi" w:hAnsiTheme="majorHAnsi" w:eastAsia="黑体"/>
         <w:b/>
         <w:bCs/>
       </w:rPr>
     </w:tblStylePr>
     <w:tblStylePr w:type="lastCol">
       <w:rPr>
-        <w:rFonts w:asciiTheme="majorHAnsi" w:cstheme="majorBidi" w:eastAsiaTheme="majorEastAsia" w:hAnsiTheme="majorHAnsi"/>
+        <w:rFonts w:asciiTheme="majorHAnsi" w:cstheme="majorBidi" w:hAnsiTheme="majorHAnsi" w:eastAsia="黑体"/>
         <w:b/>
         <w:bCs/>
       </w:rPr>
@@ -5488,7 +5813,7 @@
         <w:spacing w:after="0" w:before="0" w:line="240" w:lineRule="auto"/>
       </w:pPr>
       <w:rPr>
-        <w:rFonts w:asciiTheme="majorHAnsi" w:cstheme="majorBidi" w:eastAsiaTheme="majorEastAsia" w:hAnsiTheme="majorHAnsi"/>
+        <w:rFonts w:asciiTheme="majorHAnsi" w:cstheme="majorBidi" w:hAnsiTheme="majorHAnsi" w:eastAsia="黑体"/>
         <w:b/>
         <w:bCs/>
       </w:rPr>
@@ -5509,7 +5834,7 @@
         <w:spacing w:after="0" w:before="0" w:line="240" w:lineRule="auto"/>
       </w:pPr>
       <w:rPr>
-        <w:rFonts w:asciiTheme="majorHAnsi" w:cstheme="majorBidi" w:eastAsiaTheme="majorEastAsia" w:hAnsiTheme="majorHAnsi"/>
+        <w:rFonts w:asciiTheme="majorHAnsi" w:cstheme="majorBidi" w:hAnsiTheme="majorHAnsi" w:eastAsia="黑体"/>
         <w:b/>
         <w:bCs/>
       </w:rPr>
@@ -5527,14 +5852,14 @@
     </w:tblStylePr>
     <w:tblStylePr w:type="firstCol">
       <w:rPr>
-        <w:rFonts w:asciiTheme="majorHAnsi" w:cstheme="majorBidi" w:eastAsiaTheme="majorEastAsia" w:hAnsiTheme="majorHAnsi"/>
+        <w:rFonts w:asciiTheme="majorHAnsi" w:cstheme="majorBidi" w:hAnsiTheme="majorHAnsi" w:eastAsia="黑体"/>
         <w:b/>
         <w:bCs/>
       </w:rPr>
     </w:tblStylePr>
     <w:tblStylePr w:type="lastCol">
       <w:rPr>
-        <w:rFonts w:asciiTheme="majorHAnsi" w:cstheme="majorBidi" w:eastAsiaTheme="majorEastAsia" w:hAnsiTheme="majorHAnsi"/>
+        <w:rFonts w:asciiTheme="majorHAnsi" w:cstheme="majorBidi" w:hAnsiTheme="majorHAnsi" w:eastAsia="黑体"/>
         <w:b/>
         <w:bCs/>
       </w:rPr>
@@ -5618,7 +5943,7 @@
         <w:spacing w:after="0" w:before="0" w:line="240" w:lineRule="auto"/>
       </w:pPr>
       <w:rPr>
-        <w:rFonts w:asciiTheme="majorHAnsi" w:cstheme="majorBidi" w:eastAsiaTheme="majorEastAsia" w:hAnsiTheme="majorHAnsi"/>
+        <w:rFonts w:asciiTheme="majorHAnsi" w:cstheme="majorBidi" w:hAnsiTheme="majorHAnsi" w:eastAsia="黑体"/>
         <w:b/>
         <w:bCs/>
       </w:rPr>
@@ -5639,7 +5964,7 @@
         <w:spacing w:after="0" w:before="0" w:line="240" w:lineRule="auto"/>
       </w:pPr>
       <w:rPr>
-        <w:rFonts w:asciiTheme="majorHAnsi" w:cstheme="majorBidi" w:eastAsiaTheme="majorEastAsia" w:hAnsiTheme="majorHAnsi"/>
+        <w:rFonts w:asciiTheme="majorHAnsi" w:cstheme="majorBidi" w:hAnsiTheme="majorHAnsi" w:eastAsia="黑体"/>
         <w:b/>
         <w:bCs/>
       </w:rPr>
@@ -5657,14 +5982,14 @@
     </w:tblStylePr>
     <w:tblStylePr w:type="firstCol">
       <w:rPr>
-        <w:rFonts w:asciiTheme="majorHAnsi" w:cstheme="majorBidi" w:eastAsiaTheme="majorEastAsia" w:hAnsiTheme="majorHAnsi"/>
+        <w:rFonts w:asciiTheme="majorHAnsi" w:cstheme="majorBidi" w:hAnsiTheme="majorHAnsi" w:eastAsia="黑体"/>
         <w:b/>
         <w:bCs/>
       </w:rPr>
     </w:tblStylePr>
     <w:tblStylePr w:type="lastCol">
       <w:rPr>
-        <w:rFonts w:asciiTheme="majorHAnsi" w:cstheme="majorBidi" w:eastAsiaTheme="majorEastAsia" w:hAnsiTheme="majorHAnsi"/>
+        <w:rFonts w:asciiTheme="majorHAnsi" w:cstheme="majorBidi" w:hAnsiTheme="majorHAnsi" w:eastAsia="黑体"/>
         <w:b/>
         <w:bCs/>
       </w:rPr>
@@ -5748,7 +6073,7 @@
         <w:spacing w:after="0" w:before="0" w:line="240" w:lineRule="auto"/>
       </w:pPr>
       <w:rPr>
-        <w:rFonts w:asciiTheme="majorHAnsi" w:cstheme="majorBidi" w:eastAsiaTheme="majorEastAsia" w:hAnsiTheme="majorHAnsi"/>
+        <w:rFonts w:asciiTheme="majorHAnsi" w:cstheme="majorBidi" w:hAnsiTheme="majorHAnsi" w:eastAsia="黑体"/>
         <w:b/>
         <w:bCs/>
       </w:rPr>
@@ -5769,7 +6094,7 @@
         <w:spacing w:after="0" w:before="0" w:line="240" w:lineRule="auto"/>
       </w:pPr>
       <w:rPr>
-        <w:rFonts w:asciiTheme="majorHAnsi" w:cstheme="majorBidi" w:eastAsiaTheme="majorEastAsia" w:hAnsiTheme="majorHAnsi"/>
+        <w:rFonts w:asciiTheme="majorHAnsi" w:cstheme="majorBidi" w:hAnsiTheme="majorHAnsi" w:eastAsia="黑体"/>
         <w:b/>
         <w:bCs/>
       </w:rPr>
@@ -5787,14 +6112,14 @@
     </w:tblStylePr>
     <w:tblStylePr w:type="firstCol">
       <w:rPr>
-        <w:rFonts w:asciiTheme="majorHAnsi" w:cstheme="majorBidi" w:eastAsiaTheme="majorEastAsia" w:hAnsiTheme="majorHAnsi"/>
+        <w:rFonts w:asciiTheme="majorHAnsi" w:cstheme="majorBidi" w:hAnsiTheme="majorHAnsi" w:eastAsia="黑体"/>
         <w:b/>
         <w:bCs/>
       </w:rPr>
     </w:tblStylePr>
     <w:tblStylePr w:type="lastCol">
       <w:rPr>
-        <w:rFonts w:asciiTheme="majorHAnsi" w:cstheme="majorBidi" w:eastAsiaTheme="majorEastAsia" w:hAnsiTheme="majorHAnsi"/>
+        <w:rFonts w:asciiTheme="majorHAnsi" w:cstheme="majorBidi" w:hAnsiTheme="majorHAnsi" w:eastAsia="黑体"/>
         <w:b/>
         <w:bCs/>
       </w:rPr>
@@ -5878,7 +6203,7 @@
         <w:spacing w:after="0" w:before="0" w:line="240" w:lineRule="auto"/>
       </w:pPr>
       <w:rPr>
-        <w:rFonts w:asciiTheme="majorHAnsi" w:cstheme="majorBidi" w:eastAsiaTheme="majorEastAsia" w:hAnsiTheme="majorHAnsi"/>
+        <w:rFonts w:asciiTheme="majorHAnsi" w:cstheme="majorBidi" w:hAnsiTheme="majorHAnsi" w:eastAsia="黑体"/>
         <w:b/>
         <w:bCs/>
       </w:rPr>
@@ -5899,7 +6224,7 @@
         <w:spacing w:after="0" w:before="0" w:line="240" w:lineRule="auto"/>
       </w:pPr>
       <w:rPr>
-        <w:rFonts w:asciiTheme="majorHAnsi" w:cstheme="majorBidi" w:eastAsiaTheme="majorEastAsia" w:hAnsiTheme="majorHAnsi"/>
+        <w:rFonts w:asciiTheme="majorHAnsi" w:cstheme="majorBidi" w:hAnsiTheme="majorHAnsi" w:eastAsia="黑体"/>
         <w:b/>
         <w:bCs/>
       </w:rPr>
@@ -5917,14 +6242,14 @@
     </w:tblStylePr>
     <w:tblStylePr w:type="firstCol">
       <w:rPr>
-        <w:rFonts w:asciiTheme="majorHAnsi" w:cstheme="majorBidi" w:eastAsiaTheme="majorEastAsia" w:hAnsiTheme="majorHAnsi"/>
+        <w:rFonts w:asciiTheme="majorHAnsi" w:cstheme="majorBidi" w:hAnsiTheme="majorHAnsi" w:eastAsia="黑体"/>
         <w:b/>
         <w:bCs/>
       </w:rPr>
     </w:tblStylePr>
     <w:tblStylePr w:type="lastCol">
       <w:rPr>
-        <w:rFonts w:asciiTheme="majorHAnsi" w:cstheme="majorBidi" w:eastAsiaTheme="majorEastAsia" w:hAnsiTheme="majorHAnsi"/>
+        <w:rFonts w:asciiTheme="majorHAnsi" w:cstheme="majorBidi" w:hAnsiTheme="majorHAnsi" w:eastAsia="黑体"/>
         <w:b/>
         <w:bCs/>
       </w:rPr>
@@ -6008,7 +6333,7 @@
         <w:spacing w:after="0" w:before="0" w:line="240" w:lineRule="auto"/>
       </w:pPr>
       <w:rPr>
-        <w:rFonts w:asciiTheme="majorHAnsi" w:cstheme="majorBidi" w:eastAsiaTheme="majorEastAsia" w:hAnsiTheme="majorHAnsi"/>
+        <w:rFonts w:asciiTheme="majorHAnsi" w:cstheme="majorBidi" w:hAnsiTheme="majorHAnsi" w:eastAsia="黑体"/>
         <w:b/>
         <w:bCs/>
       </w:rPr>
@@ -6029,7 +6354,7 @@
         <w:spacing w:after="0" w:before="0" w:line="240" w:lineRule="auto"/>
       </w:pPr>
       <w:rPr>
-        <w:rFonts w:asciiTheme="majorHAnsi" w:cstheme="majorBidi" w:eastAsiaTheme="majorEastAsia" w:hAnsiTheme="majorHAnsi"/>
+        <w:rFonts w:asciiTheme="majorHAnsi" w:cstheme="majorBidi" w:hAnsiTheme="majorHAnsi" w:eastAsia="黑体"/>
         <w:b/>
         <w:bCs/>
       </w:rPr>
@@ -6047,14 +6372,14 @@
     </w:tblStylePr>
     <w:tblStylePr w:type="firstCol">
       <w:rPr>
-        <w:rFonts w:asciiTheme="majorHAnsi" w:cstheme="majorBidi" w:eastAsiaTheme="majorEastAsia" w:hAnsiTheme="majorHAnsi"/>
+        <w:rFonts w:asciiTheme="majorHAnsi" w:cstheme="majorBidi" w:hAnsiTheme="majorHAnsi" w:eastAsia="黑体"/>
         <w:b/>
         <w:bCs/>
       </w:rPr>
     </w:tblStylePr>
     <w:tblStylePr w:type="lastCol">
       <w:rPr>
-        <w:rFonts w:asciiTheme="majorHAnsi" w:cstheme="majorBidi" w:eastAsiaTheme="majorEastAsia" w:hAnsiTheme="majorHAnsi"/>
+        <w:rFonts w:asciiTheme="majorHAnsi" w:cstheme="majorBidi" w:hAnsiTheme="majorHAnsi" w:eastAsia="黑体"/>
         <w:b/>
         <w:bCs/>
       </w:rPr>
@@ -6137,6 +6462,7 @@
         <w:spacing w:after="0" w:before="0" w:line="240" w:lineRule="auto"/>
       </w:pPr>
       <w:rPr>
+        <w:rFonts w:eastAsia="黑体"/>
         <w:b/>
         <w:bCs/>
         <w:color w:themeColor="background1" w:val="FFFFFF"/>
@@ -6159,6 +6485,7 @@
         <w:spacing w:after="0" w:before="0" w:line="240" w:lineRule="auto"/>
       </w:pPr>
       <w:rPr>
+        <w:rFonts w:eastAsia="黑体"/>
         <w:b/>
         <w:bCs/>
       </w:rPr>
@@ -6176,12 +6503,14 @@
     </w:tblStylePr>
     <w:tblStylePr w:type="firstCol">
       <w:rPr>
+        <w:rFonts w:eastAsia="黑体"/>
         <w:b/>
         <w:bCs/>
       </w:rPr>
     </w:tblStylePr>
     <w:tblStylePr w:type="lastCol">
       <w:rPr>
+        <w:rFonts w:eastAsia="黑体"/>
         <w:b/>
         <w:bCs/>
       </w:rPr>
@@ -6243,6 +6572,7 @@
         <w:spacing w:after="0" w:before="0" w:line="240" w:lineRule="auto"/>
       </w:pPr>
       <w:rPr>
+        <w:rFonts w:eastAsia="黑体"/>
         <w:b/>
         <w:bCs/>
         <w:color w:themeColor="background1" w:val="FFFFFF"/>
@@ -6265,6 +6595,7 @@
         <w:spacing w:after="0" w:before="0" w:line="240" w:lineRule="auto"/>
       </w:pPr>
       <w:rPr>
+        <w:rFonts w:eastAsia="黑体"/>
         <w:b/>
         <w:bCs/>
       </w:rPr>
@@ -6282,12 +6613,14 @@
     </w:tblStylePr>
     <w:tblStylePr w:type="firstCol">
       <w:rPr>
+        <w:rFonts w:eastAsia="黑体"/>
         <w:b/>
         <w:bCs/>
       </w:rPr>
     </w:tblStylePr>
     <w:tblStylePr w:type="lastCol">
       <w:rPr>
+        <w:rFonts w:eastAsia="黑体"/>
         <w:b/>
         <w:bCs/>
       </w:rPr>
@@ -6349,6 +6682,7 @@
         <w:spacing w:after="0" w:before="0" w:line="240" w:lineRule="auto"/>
       </w:pPr>
       <w:rPr>
+        <w:rFonts w:eastAsia="黑体"/>
         <w:b/>
         <w:bCs/>
         <w:color w:themeColor="background1" w:val="FFFFFF"/>
@@ -6371,6 +6705,7 @@
         <w:spacing w:after="0" w:before="0" w:line="240" w:lineRule="auto"/>
       </w:pPr>
       <w:rPr>
+        <w:rFonts w:eastAsia="黑体"/>
         <w:b/>
         <w:bCs/>
       </w:rPr>
@@ -6388,12 +6723,14 @@
     </w:tblStylePr>
     <w:tblStylePr w:type="firstCol">
       <w:rPr>
+        <w:rFonts w:eastAsia="黑体"/>
         <w:b/>
         <w:bCs/>
       </w:rPr>
     </w:tblStylePr>
     <w:tblStylePr w:type="lastCol">
       <w:rPr>
+        <w:rFonts w:eastAsia="黑体"/>
         <w:b/>
         <w:bCs/>
       </w:rPr>
@@ -6455,6 +6792,7 @@
         <w:spacing w:after="0" w:before="0" w:line="240" w:lineRule="auto"/>
       </w:pPr>
       <w:rPr>
+        <w:rFonts w:eastAsia="黑体"/>
         <w:b/>
         <w:bCs/>
         <w:color w:themeColor="background1" w:val="FFFFFF"/>
@@ -6477,6 +6815,7 @@
         <w:spacing w:after="0" w:before="0" w:line="240" w:lineRule="auto"/>
       </w:pPr>
       <w:rPr>
+        <w:rFonts w:eastAsia="黑体"/>
         <w:b/>
         <w:bCs/>
       </w:rPr>
@@ -6494,12 +6833,14 @@
     </w:tblStylePr>
     <w:tblStylePr w:type="firstCol">
       <w:rPr>
+        <w:rFonts w:eastAsia="黑体"/>
         <w:b/>
         <w:bCs/>
       </w:rPr>
     </w:tblStylePr>
     <w:tblStylePr w:type="lastCol">
       <w:rPr>
+        <w:rFonts w:eastAsia="黑体"/>
         <w:b/>
         <w:bCs/>
       </w:rPr>
@@ -6561,6 +6902,7 @@
         <w:spacing w:after="0" w:before="0" w:line="240" w:lineRule="auto"/>
       </w:pPr>
       <w:rPr>
+        <w:rFonts w:eastAsia="黑体"/>
         <w:b/>
         <w:bCs/>
         <w:color w:themeColor="background1" w:val="FFFFFF"/>
@@ -6583,6 +6925,7 @@
         <w:spacing w:after="0" w:before="0" w:line="240" w:lineRule="auto"/>
       </w:pPr>
       <w:rPr>
+        <w:rFonts w:eastAsia="黑体"/>
         <w:b/>
         <w:bCs/>
       </w:rPr>
@@ -6600,12 +6943,14 @@
     </w:tblStylePr>
     <w:tblStylePr w:type="firstCol">
       <w:rPr>
+        <w:rFonts w:eastAsia="黑体"/>
         <w:b/>
         <w:bCs/>
       </w:rPr>
     </w:tblStylePr>
     <w:tblStylePr w:type="lastCol">
       <w:rPr>
+        <w:rFonts w:eastAsia="黑体"/>
         <w:b/>
         <w:bCs/>
       </w:rPr>
@@ -6667,6 +7012,7 @@
         <w:spacing w:after="0" w:before="0" w:line="240" w:lineRule="auto"/>
       </w:pPr>
       <w:rPr>
+        <w:rFonts w:eastAsia="黑体"/>
         <w:b/>
         <w:bCs/>
         <w:color w:themeColor="background1" w:val="FFFFFF"/>
@@ -6689,6 +7035,7 @@
         <w:spacing w:after="0" w:before="0" w:line="240" w:lineRule="auto"/>
       </w:pPr>
       <w:rPr>
+        <w:rFonts w:eastAsia="黑体"/>
         <w:b/>
         <w:bCs/>
       </w:rPr>
@@ -6706,12 +7053,14 @@
     </w:tblStylePr>
     <w:tblStylePr w:type="firstCol">
       <w:rPr>
+        <w:rFonts w:eastAsia="黑体"/>
         <w:b/>
         <w:bCs/>
       </w:rPr>
     </w:tblStylePr>
     <w:tblStylePr w:type="lastCol">
       <w:rPr>
+        <w:rFonts w:eastAsia="黑体"/>
         <w:b/>
         <w:bCs/>
       </w:rPr>
@@ -6773,6 +7122,7 @@
         <w:spacing w:after="0" w:before="0" w:line="240" w:lineRule="auto"/>
       </w:pPr>
       <w:rPr>
+        <w:rFonts w:eastAsia="黑体"/>
         <w:b/>
         <w:bCs/>
         <w:color w:themeColor="background1" w:val="FFFFFF"/>
@@ -6795,6 +7145,7 @@
         <w:spacing w:after="0" w:before="0" w:line="240" w:lineRule="auto"/>
       </w:pPr>
       <w:rPr>
+        <w:rFonts w:eastAsia="黑体"/>
         <w:b/>
         <w:bCs/>
       </w:rPr>
@@ -6812,12 +7163,14 @@
     </w:tblStylePr>
     <w:tblStylePr w:type="firstCol">
       <w:rPr>
+        <w:rFonts w:eastAsia="黑体"/>
         <w:b/>
         <w:bCs/>
       </w:rPr>
     </w:tblStylePr>
     <w:tblStylePr w:type="lastCol">
       <w:rPr>
+        <w:rFonts w:eastAsia="黑体"/>
         <w:b/>
         <w:bCs/>
       </w:rPr>
@@ -6876,6 +7229,7 @@
         <w:spacing w:after="0" w:before="0" w:line="240" w:lineRule="auto"/>
       </w:pPr>
       <w:rPr>
+        <w:rFonts w:eastAsia="黑体"/>
         <w:b/>
         <w:bCs/>
         <w:color w:themeColor="background1" w:val="FFFFFF"/>
@@ -6898,6 +7252,7 @@
         <w:spacing w:after="0" w:before="0" w:line="240" w:lineRule="auto"/>
       </w:pPr>
       <w:rPr>
+        <w:rFonts w:eastAsia="黑体"/>
         <w:color w:val="auto"/>
       </w:rPr>
       <w:tblPr/>
@@ -6915,6 +7270,7 @@
     </w:tblStylePr>
     <w:tblStylePr w:type="firstCol">
       <w:rPr>
+        <w:rFonts w:eastAsia="黑体"/>
         <w:b/>
         <w:bCs/>
         <w:color w:themeColor="background1" w:val="FFFFFF"/>
@@ -6934,6 +7290,7 @@
     </w:tblStylePr>
     <w:tblStylePr w:type="lastCol">
       <w:rPr>
+        <w:rFonts w:eastAsia="黑体"/>
         <w:b/>
         <w:bCs/>
         <w:color w:themeColor="background1" w:val="FFFFFF"/>
@@ -6982,6 +7339,7 @@
     </w:tblStylePr>
     <w:tblStylePr w:type="nwCell">
       <w:rPr>
+        <w:rFonts w:eastAsia="黑体"/>
         <w:color w:themeColor="background1" w:val="FFFFFF"/>
       </w:rPr>
       <w:tblPr/>
@@ -7025,6 +7383,7 @@
         <w:spacing w:after="0" w:before="0" w:line="240" w:lineRule="auto"/>
       </w:pPr>
       <w:rPr>
+        <w:rFonts w:eastAsia="黑体"/>
         <w:b/>
         <w:bCs/>
         <w:color w:themeColor="background1" w:val="FFFFFF"/>
@@ -7047,6 +7406,7 @@
         <w:spacing w:after="0" w:before="0" w:line="240" w:lineRule="auto"/>
       </w:pPr>
       <w:rPr>
+        <w:rFonts w:eastAsia="黑体"/>
         <w:color w:val="auto"/>
       </w:rPr>
       <w:tblPr/>
@@ -7064,6 +7424,7 @@
     </w:tblStylePr>
     <w:tblStylePr w:type="firstCol">
       <w:rPr>
+        <w:rFonts w:eastAsia="黑体"/>
         <w:b/>
         <w:bCs/>
         <w:color w:themeColor="background1" w:val="FFFFFF"/>
@@ -7083,6 +7444,7 @@
     </w:tblStylePr>
     <w:tblStylePr w:type="lastCol">
       <w:rPr>
+        <w:rFonts w:eastAsia="黑体"/>
         <w:b/>
         <w:bCs/>
         <w:color w:themeColor="background1" w:val="FFFFFF"/>
@@ -7131,6 +7493,7 @@
     </w:tblStylePr>
     <w:tblStylePr w:type="nwCell">
       <w:rPr>
+        <w:rFonts w:eastAsia="黑体"/>
         <w:color w:themeColor="background1" w:val="FFFFFF"/>
       </w:rPr>
       <w:tblPr/>
@@ -7174,6 +7537,7 @@
         <w:spacing w:after="0" w:before="0" w:line="240" w:lineRule="auto"/>
       </w:pPr>
       <w:rPr>
+        <w:rFonts w:eastAsia="黑体"/>
         <w:b/>
         <w:bCs/>
         <w:color w:themeColor="background1" w:val="FFFFFF"/>
@@ -7196,6 +7560,7 @@
         <w:spacing w:after="0" w:before="0" w:line="240" w:lineRule="auto"/>
       </w:pPr>
       <w:rPr>
+        <w:rFonts w:eastAsia="黑体"/>
         <w:color w:val="auto"/>
       </w:rPr>
       <w:tblPr/>
@@ -7213,6 +7578,7 @@
     </w:tblStylePr>
     <w:tblStylePr w:type="firstCol">
       <w:rPr>
+        <w:rFonts w:eastAsia="黑体"/>
         <w:b/>
         <w:bCs/>
         <w:color w:themeColor="background1" w:val="FFFFFF"/>
@@ -7232,6 +7598,7 @@
     </w:tblStylePr>
     <w:tblStylePr w:type="lastCol">
       <w:rPr>
+        <w:rFonts w:eastAsia="黑体"/>
         <w:b/>
         <w:bCs/>
         <w:color w:themeColor="background1" w:val="FFFFFF"/>
@@ -7280,6 +7647,7 @@
     </w:tblStylePr>
     <w:tblStylePr w:type="nwCell">
       <w:rPr>
+        <w:rFonts w:eastAsia="黑体"/>
         <w:color w:themeColor="background1" w:val="FFFFFF"/>
       </w:rPr>
       <w:tblPr/>
@@ -7323,6 +7691,7 @@
         <w:spacing w:after="0" w:before="0" w:line="240" w:lineRule="auto"/>
       </w:pPr>
       <w:rPr>
+        <w:rFonts w:eastAsia="黑体"/>
         <w:b/>
         <w:bCs/>
         <w:color w:themeColor="background1" w:val="FFFFFF"/>
@@ -7345,6 +7714,7 @@
         <w:spacing w:after="0" w:before="0" w:line="240" w:lineRule="auto"/>
       </w:pPr>
       <w:rPr>
+        <w:rFonts w:eastAsia="黑体"/>
         <w:color w:val="auto"/>
       </w:rPr>
       <w:tblPr/>
@@ -7362,6 +7732,7 @@
     </w:tblStylePr>
     <w:tblStylePr w:type="firstCol">
       <w:rPr>
+        <w:rFonts w:eastAsia="黑体"/>
         <w:b/>
         <w:bCs/>
         <w:color w:themeColor="background1" w:val="FFFFFF"/>
@@ -7381,6 +7752,7 @@
     </w:tblStylePr>
     <w:tblStylePr w:type="lastCol">
       <w:rPr>
+        <w:rFonts w:eastAsia="黑体"/>
         <w:b/>
         <w:bCs/>
         <w:color w:themeColor="background1" w:val="FFFFFF"/>
@@ -7429,6 +7801,7 @@
     </w:tblStylePr>
     <w:tblStylePr w:type="nwCell">
       <w:rPr>
+        <w:rFonts w:eastAsia="黑体"/>
         <w:color w:themeColor="background1" w:val="FFFFFF"/>
       </w:rPr>
       <w:tblPr/>
@@ -7472,6 +7845,7 @@
         <w:spacing w:after="0" w:before="0" w:line="240" w:lineRule="auto"/>
       </w:pPr>
       <w:rPr>
+        <w:rFonts w:eastAsia="黑体"/>
         <w:b/>
         <w:bCs/>
         <w:color w:themeColor="background1" w:val="FFFFFF"/>
@@ -7494,6 +7868,7 @@
         <w:spacing w:after="0" w:before="0" w:line="240" w:lineRule="auto"/>
       </w:pPr>
       <w:rPr>
+        <w:rFonts w:eastAsia="黑体"/>
         <w:color w:val="auto"/>
       </w:rPr>
       <w:tblPr/>
@@ -7511,6 +7886,7 @@
     </w:tblStylePr>
     <w:tblStylePr w:type="firstCol">
       <w:rPr>
+        <w:rFonts w:eastAsia="黑体"/>
         <w:b/>
         <w:bCs/>
         <w:color w:themeColor="background1" w:val="FFFFFF"/>
@@ -7530,6 +7906,7 @@
     </w:tblStylePr>
     <w:tblStylePr w:type="lastCol">
       <w:rPr>
+        <w:rFonts w:eastAsia="黑体"/>
         <w:b/>
         <w:bCs/>
         <w:color w:themeColor="background1" w:val="FFFFFF"/>
@@ -7578,6 +7955,7 @@
     </w:tblStylePr>
     <w:tblStylePr w:type="nwCell">
       <w:rPr>
+        <w:rFonts w:eastAsia="黑体"/>
         <w:color w:themeColor="background1" w:val="FFFFFF"/>
       </w:rPr>
       <w:tblPr/>
@@ -7621,6 +7999,7 @@
         <w:spacing w:after="0" w:before="0" w:line="240" w:lineRule="auto"/>
       </w:pPr>
       <w:rPr>
+        <w:rFonts w:eastAsia="黑体"/>
         <w:b/>
         <w:bCs/>
         <w:color w:themeColor="background1" w:val="FFFFFF"/>
@@ -7643,6 +8022,7 @@
         <w:spacing w:after="0" w:before="0" w:line="240" w:lineRule="auto"/>
       </w:pPr>
       <w:rPr>
+        <w:rFonts w:eastAsia="黑体"/>
         <w:color w:val="auto"/>
       </w:rPr>
       <w:tblPr/>
@@ -7660,6 +8040,7 @@
     </w:tblStylePr>
     <w:tblStylePr w:type="firstCol">
       <w:rPr>
+        <w:rFonts w:eastAsia="黑体"/>
         <w:b/>
         <w:bCs/>
         <w:color w:themeColor="background1" w:val="FFFFFF"/>
@@ -7679,6 +8060,7 @@
     </w:tblStylePr>
     <w:tblStylePr w:type="lastCol">
       <w:rPr>
+        <w:rFonts w:eastAsia="黑体"/>
         <w:b/>
         <w:bCs/>
         <w:color w:themeColor="background1" w:val="FFFFFF"/>
@@ -7727,6 +8109,7 @@
     </w:tblStylePr>
     <w:tblStylePr w:type="nwCell">
       <w:rPr>
+        <w:rFonts w:eastAsia="黑体"/>
         <w:color w:themeColor="background1" w:val="FFFFFF"/>
       </w:rPr>
       <w:tblPr/>
@@ -7770,6 +8153,7 @@
         <w:spacing w:after="0" w:before="0" w:line="240" w:lineRule="auto"/>
       </w:pPr>
       <w:rPr>
+        <w:rFonts w:eastAsia="黑体"/>
         <w:b/>
         <w:bCs/>
         <w:color w:themeColor="background1" w:val="FFFFFF"/>
@@ -7792,6 +8176,7 @@
         <w:spacing w:after="0" w:before="0" w:line="240" w:lineRule="auto"/>
       </w:pPr>
       <w:rPr>
+        <w:rFonts w:eastAsia="黑体"/>
         <w:color w:val="auto"/>
       </w:rPr>
       <w:tblPr/>
@@ -7809,6 +8194,7 @@
     </w:tblStylePr>
     <w:tblStylePr w:type="firstCol">
       <w:rPr>
+        <w:rFonts w:eastAsia="黑体"/>
         <w:b/>
         <w:bCs/>
         <w:color w:themeColor="background1" w:val="FFFFFF"/>
@@ -7828,6 +8214,7 @@
     </w:tblStylePr>
     <w:tblStylePr w:type="lastCol">
       <w:rPr>
+        <w:rFonts w:eastAsia="黑体"/>
         <w:b/>
         <w:bCs/>
         <w:color w:themeColor="background1" w:val="FFFFFF"/>
@@ -7876,6 +8263,7 @@
     </w:tblStylePr>
     <w:tblStylePr w:type="nwCell">
       <w:rPr>
+        <w:rFonts w:eastAsia="黑体"/>
         <w:color w:themeColor="background1" w:val="FFFFFF"/>
       </w:rPr>
       <w:tblPr/>
@@ -7900,6 +8288,7 @@
       <w:spacing w:after="0" w:line="240" w:lineRule="auto"/>
     </w:pPr>
     <w:rPr>
+      <w:rFonts w:eastAsia="黑体"/>
       <w:color w:themeColor="text1" w:val="000000"/>
     </w:rPr>
     <w:tblPr>
@@ -7919,7 +8308,7 @@
     </w:tblPr>
     <w:tblStylePr w:type="firstRow">
       <w:rPr>
-        <w:rFonts w:asciiTheme="majorHAnsi" w:cstheme="majorBidi" w:eastAsiaTheme="majorEastAsia" w:hAnsiTheme="majorHAnsi"/>
+        <w:rFonts w:asciiTheme="majorHAnsi" w:cstheme="majorBidi" w:hAnsiTheme="majorHAnsi" w:eastAsia="黑体"/>
       </w:rPr>
       <w:tblPr/>
       <w:tcPr>
@@ -7931,6 +8320,7 @@
     </w:tblStylePr>
     <w:tblStylePr w:type="lastRow">
       <w:rPr>
+        <w:rFonts w:eastAsia="黑体"/>
         <w:b/>
         <w:bCs/>
         <w:color w:themeColor="text2" w:val="1F497D"/>
@@ -7945,12 +8335,14 @@
     </w:tblStylePr>
     <w:tblStylePr w:type="firstCol">
       <w:rPr>
+        <w:rFonts w:eastAsia="黑体"/>
         <w:b/>
         <w:bCs/>
       </w:rPr>
     </w:tblStylePr>
     <w:tblStylePr w:type="lastCol">
       <w:rPr>
+        <w:rFonts w:eastAsia="黑体"/>
         <w:b/>
         <w:bCs/>
       </w:rPr>
@@ -7984,6 +8376,7 @@
       <w:spacing w:after="0" w:line="240" w:lineRule="auto"/>
     </w:pPr>
     <w:rPr>
+      <w:rFonts w:eastAsia="黑体"/>
       <w:color w:themeColor="text1" w:val="000000"/>
     </w:rPr>
     <w:tblPr>
@@ -8003,7 +8396,7 @@
     </w:tblPr>
     <w:tblStylePr w:type="firstRow">
       <w:rPr>
-        <w:rFonts w:asciiTheme="majorHAnsi" w:cstheme="majorBidi" w:eastAsiaTheme="majorEastAsia" w:hAnsiTheme="majorHAnsi"/>
+        <w:rFonts w:asciiTheme="majorHAnsi" w:cstheme="majorBidi" w:hAnsiTheme="majorHAnsi" w:eastAsia="黑体"/>
       </w:rPr>
       <w:tblPr/>
       <w:tcPr>
@@ -8015,6 +8408,7 @@
     </w:tblStylePr>
     <w:tblStylePr w:type="lastRow">
       <w:rPr>
+        <w:rFonts w:eastAsia="黑体"/>
         <w:b/>
         <w:bCs/>
         <w:color w:themeColor="text2" w:val="1F497D"/>
@@ -8029,12 +8423,14 @@
     </w:tblStylePr>
     <w:tblStylePr w:type="firstCol">
       <w:rPr>
+        <w:rFonts w:eastAsia="黑体"/>
         <w:b/>
         <w:bCs/>
       </w:rPr>
     </w:tblStylePr>
     <w:tblStylePr w:type="lastCol">
       <w:rPr>
+        <w:rFonts w:eastAsia="黑体"/>
         <w:b/>
         <w:bCs/>
       </w:rPr>
@@ -8068,6 +8464,7 @@
       <w:spacing w:after="0" w:line="240" w:lineRule="auto"/>
     </w:pPr>
     <w:rPr>
+      <w:rFonts w:eastAsia="黑体"/>
       <w:color w:themeColor="text1" w:val="000000"/>
     </w:rPr>
     <w:tblPr>
@@ -8087,7 +8484,7 @@
     </w:tblPr>
     <w:tblStylePr w:type="firstRow">
       <w:rPr>
-        <w:rFonts w:asciiTheme="majorHAnsi" w:cstheme="majorBidi" w:eastAsiaTheme="majorEastAsia" w:hAnsiTheme="majorHAnsi"/>
+        <w:rFonts w:asciiTheme="majorHAnsi" w:cstheme="majorBidi" w:hAnsiTheme="majorHAnsi" w:eastAsia="黑体"/>
       </w:rPr>
       <w:tblPr/>
       <w:tcPr>
@@ -8099,6 +8496,7 @@
     </w:tblStylePr>
     <w:tblStylePr w:type="lastRow">
       <w:rPr>
+        <w:rFonts w:eastAsia="黑体"/>
         <w:b/>
         <w:bCs/>
         <w:color w:themeColor="text2" w:val="1F497D"/>
@@ -8113,12 +8511,14 @@
     </w:tblStylePr>
     <w:tblStylePr w:type="firstCol">
       <w:rPr>
+        <w:rFonts w:eastAsia="黑体"/>
         <w:b/>
         <w:bCs/>
       </w:rPr>
     </w:tblStylePr>
     <w:tblStylePr w:type="lastCol">
       <w:rPr>
+        <w:rFonts w:eastAsia="黑体"/>
         <w:b/>
         <w:bCs/>
       </w:rPr>
@@ -8152,6 +8552,7 @@
       <w:spacing w:after="0" w:line="240" w:lineRule="auto"/>
     </w:pPr>
     <w:rPr>
+      <w:rFonts w:eastAsia="黑体"/>
       <w:color w:themeColor="text1" w:val="000000"/>
     </w:rPr>
     <w:tblPr>
@@ -8171,7 +8572,7 @@
     </w:tblPr>
     <w:tblStylePr w:type="firstRow">
       <w:rPr>
-        <w:rFonts w:asciiTheme="majorHAnsi" w:cstheme="majorBidi" w:eastAsiaTheme="majorEastAsia" w:hAnsiTheme="majorHAnsi"/>
+        <w:rFonts w:asciiTheme="majorHAnsi" w:cstheme="majorBidi" w:hAnsiTheme="majorHAnsi" w:eastAsia="黑体"/>
       </w:rPr>
       <w:tblPr/>
       <w:tcPr>
@@ -8183,6 +8584,7 @@
     </w:tblStylePr>
     <w:tblStylePr w:type="lastRow">
       <w:rPr>
+        <w:rFonts w:eastAsia="黑体"/>
         <w:b/>
         <w:bCs/>
         <w:color w:themeColor="text2" w:val="1F497D"/>
@@ -8197,12 +8599,14 @@
     </w:tblStylePr>
     <w:tblStylePr w:type="firstCol">
       <w:rPr>
+        <w:rFonts w:eastAsia="黑体"/>
         <w:b/>
         <w:bCs/>
       </w:rPr>
     </w:tblStylePr>
     <w:tblStylePr w:type="lastCol">
       <w:rPr>
+        <w:rFonts w:eastAsia="黑体"/>
         <w:b/>
         <w:bCs/>
       </w:rPr>
@@ -8236,6 +8640,7 @@
       <w:spacing w:after="0" w:line="240" w:lineRule="auto"/>
     </w:pPr>
     <w:rPr>
+      <w:rFonts w:eastAsia="黑体"/>
       <w:color w:themeColor="text1" w:val="000000"/>
     </w:rPr>
     <w:tblPr>
@@ -8255,7 +8660,7 @@
     </w:tblPr>
     <w:tblStylePr w:type="firstRow">
       <w:rPr>
-        <w:rFonts w:asciiTheme="majorHAnsi" w:cstheme="majorBidi" w:eastAsiaTheme="majorEastAsia" w:hAnsiTheme="majorHAnsi"/>
+        <w:rFonts w:asciiTheme="majorHAnsi" w:cstheme="majorBidi" w:hAnsiTheme="majorHAnsi" w:eastAsia="黑体"/>
       </w:rPr>
       <w:tblPr/>
       <w:tcPr>
@@ -8267,6 +8672,7 @@
     </w:tblStylePr>
     <w:tblStylePr w:type="lastRow">
       <w:rPr>
+        <w:rFonts w:eastAsia="黑体"/>
         <w:b/>
         <w:bCs/>
         <w:color w:themeColor="text2" w:val="1F497D"/>
@@ -8281,12 +8687,14 @@
     </w:tblStylePr>
     <w:tblStylePr w:type="firstCol">
       <w:rPr>
+        <w:rFonts w:eastAsia="黑体"/>
         <w:b/>
         <w:bCs/>
       </w:rPr>
     </w:tblStylePr>
     <w:tblStylePr w:type="lastCol">
       <w:rPr>
+        <w:rFonts w:eastAsia="黑体"/>
         <w:b/>
         <w:bCs/>
       </w:rPr>
@@ -8320,6 +8728,7 @@
       <w:spacing w:after="0" w:line="240" w:lineRule="auto"/>
     </w:pPr>
     <w:rPr>
+      <w:rFonts w:eastAsia="黑体"/>
       <w:color w:themeColor="text1" w:val="000000"/>
     </w:rPr>
     <w:tblPr>
@@ -8339,7 +8748,7 @@
     </w:tblPr>
     <w:tblStylePr w:type="firstRow">
       <w:rPr>
-        <w:rFonts w:asciiTheme="majorHAnsi" w:cstheme="majorBidi" w:eastAsiaTheme="majorEastAsia" w:hAnsiTheme="majorHAnsi"/>
+        <w:rFonts w:asciiTheme="majorHAnsi" w:cstheme="majorBidi" w:hAnsiTheme="majorHAnsi" w:eastAsia="黑体"/>
       </w:rPr>
       <w:tblPr/>
       <w:tcPr>
@@ -8351,6 +8760,7 @@
     </w:tblStylePr>
     <w:tblStylePr w:type="lastRow">
       <w:rPr>
+        <w:rFonts w:eastAsia="黑体"/>
         <w:b/>
         <w:bCs/>
         <w:color w:themeColor="text2" w:val="1F497D"/>
@@ -8365,12 +8775,14 @@
     </w:tblStylePr>
     <w:tblStylePr w:type="firstCol">
       <w:rPr>
+        <w:rFonts w:eastAsia="黑体"/>
         <w:b/>
         <w:bCs/>
       </w:rPr>
     </w:tblStylePr>
     <w:tblStylePr w:type="lastCol">
       <w:rPr>
+        <w:rFonts w:eastAsia="黑体"/>
         <w:b/>
         <w:bCs/>
       </w:rPr>
@@ -8404,6 +8816,7 @@
       <w:spacing w:after="0" w:line="240" w:lineRule="auto"/>
     </w:pPr>
     <w:rPr>
+      <w:rFonts w:eastAsia="黑体"/>
       <w:color w:themeColor="text1" w:val="000000"/>
     </w:rPr>
     <w:tblPr>
@@ -8423,7 +8836,7 @@
     </w:tblPr>
     <w:tblStylePr w:type="firstRow">
       <w:rPr>
-        <w:rFonts w:asciiTheme="majorHAnsi" w:cstheme="majorBidi" w:eastAsiaTheme="majorEastAsia" w:hAnsiTheme="majorHAnsi"/>
+        <w:rFonts w:asciiTheme="majorHAnsi" w:cstheme="majorBidi" w:hAnsiTheme="majorHAnsi" w:eastAsia="黑体"/>
       </w:rPr>
       <w:tblPr/>
       <w:tcPr>
@@ -8435,6 +8848,7 @@
     </w:tblStylePr>
     <w:tblStylePr w:type="lastRow">
       <w:rPr>
+        <w:rFonts w:eastAsia="黑体"/>
         <w:b/>
         <w:bCs/>
         <w:color w:themeColor="text2" w:val="1F497D"/>
@@ -8449,12 +8863,14 @@
     </w:tblStylePr>
     <w:tblStylePr w:type="firstCol">
       <w:rPr>
+        <w:rFonts w:eastAsia="黑体"/>
         <w:b/>
         <w:bCs/>
       </w:rPr>
     </w:tblStylePr>
     <w:tblStylePr w:type="lastCol">
       <w:rPr>
+        <w:rFonts w:eastAsia="黑体"/>
         <w:b/>
         <w:bCs/>
       </w:rPr>
@@ -8488,7 +8904,7 @@
       <w:spacing w:after="0" w:line="240" w:lineRule="auto"/>
     </w:pPr>
     <w:rPr>
-      <w:rFonts w:asciiTheme="majorHAnsi" w:cstheme="majorBidi" w:eastAsiaTheme="majorEastAsia" w:hAnsiTheme="majorHAnsi"/>
+      <w:rFonts w:asciiTheme="majorHAnsi" w:cstheme="majorBidi" w:hAnsiTheme="majorHAnsi" w:eastAsia="黑体"/>
       <w:color w:themeColor="text1" w:val="000000"/>
     </w:rPr>
     <w:tblPr>
@@ -8510,6 +8926,7 @@
     </w:tblPr>
     <w:tblStylePr w:type="firstRow">
       <w:rPr>
+        <w:rFonts w:eastAsia="黑体"/>
         <w:sz w:val="24"/>
         <w:szCs w:val="24"/>
       </w:rPr>
@@ -8616,7 +9033,7 @@
       <w:spacing w:after="0" w:line="240" w:lineRule="auto"/>
     </w:pPr>
     <w:rPr>
-      <w:rFonts w:asciiTheme="majorHAnsi" w:cstheme="majorBidi" w:eastAsiaTheme="majorEastAsia" w:hAnsiTheme="majorHAnsi"/>
+      <w:rFonts w:asciiTheme="majorHAnsi" w:cstheme="majorBidi" w:hAnsiTheme="majorHAnsi" w:eastAsia="黑体"/>
       <w:color w:themeColor="text1" w:val="000000"/>
     </w:rPr>
     <w:tblPr>
@@ -8638,6 +9055,7 @@
     </w:tblPr>
     <w:tblStylePr w:type="firstRow">
       <w:rPr>
+        <w:rFonts w:eastAsia="黑体"/>
         <w:sz w:val="24"/>
         <w:szCs w:val="24"/>
       </w:rPr>
@@ -8744,7 +9162,7 @@
       <w:spacing w:after="0" w:line="240" w:lineRule="auto"/>
     </w:pPr>
     <w:rPr>
-      <w:rFonts w:asciiTheme="majorHAnsi" w:cstheme="majorBidi" w:eastAsiaTheme="majorEastAsia" w:hAnsiTheme="majorHAnsi"/>
+      <w:rFonts w:asciiTheme="majorHAnsi" w:cstheme="majorBidi" w:hAnsiTheme="majorHAnsi" w:eastAsia="黑体"/>
       <w:color w:themeColor="text1" w:val="000000"/>
     </w:rPr>
     <w:tblPr>
@@ -8766,6 +9184,7 @@
     </w:tblPr>
     <w:tblStylePr w:type="firstRow">
       <w:rPr>
+        <w:rFonts w:eastAsia="黑体"/>
         <w:sz w:val="24"/>
         <w:szCs w:val="24"/>
       </w:rPr>
@@ -8872,7 +9291,7 @@
       <w:spacing w:after="0" w:line="240" w:lineRule="auto"/>
     </w:pPr>
     <w:rPr>
-      <w:rFonts w:asciiTheme="majorHAnsi" w:cstheme="majorBidi" w:eastAsiaTheme="majorEastAsia" w:hAnsiTheme="majorHAnsi"/>
+      <w:rFonts w:asciiTheme="majorHAnsi" w:cstheme="majorBidi" w:hAnsiTheme="majorHAnsi" w:eastAsia="黑体"/>
       <w:color w:themeColor="text1" w:val="000000"/>
     </w:rPr>
     <w:tblPr>
@@ -8894,6 +9313,7 @@
     </w:tblPr>
     <w:tblStylePr w:type="firstRow">
       <w:rPr>
+        <w:rFonts w:eastAsia="黑体"/>
         <w:sz w:val="24"/>
         <w:szCs w:val="24"/>
       </w:rPr>
@@ -9000,7 +9420,7 @@
       <w:spacing w:after="0" w:line="240" w:lineRule="auto"/>
     </w:pPr>
     <w:rPr>
-      <w:rFonts w:asciiTheme="majorHAnsi" w:cstheme="majorBidi" w:eastAsiaTheme="majorEastAsia" w:hAnsiTheme="majorHAnsi"/>
+      <w:rFonts w:asciiTheme="majorHAnsi" w:cstheme="majorBidi" w:hAnsiTheme="majorHAnsi" w:eastAsia="黑体"/>
       <w:color w:themeColor="text1" w:val="000000"/>
     </w:rPr>
     <w:tblPr>
@@ -9022,6 +9442,7 @@
     </w:tblPr>
     <w:tblStylePr w:type="firstRow">
       <w:rPr>
+        <w:rFonts w:eastAsia="黑体"/>
         <w:sz w:val="24"/>
         <w:szCs w:val="24"/>
       </w:rPr>
@@ -9128,7 +9549,7 @@
       <w:spacing w:after="0" w:line="240" w:lineRule="auto"/>
     </w:pPr>
     <w:rPr>
-      <w:rFonts w:asciiTheme="majorHAnsi" w:cstheme="majorBidi" w:eastAsiaTheme="majorEastAsia" w:hAnsiTheme="majorHAnsi"/>
+      <w:rFonts w:asciiTheme="majorHAnsi" w:cstheme="majorBidi" w:hAnsiTheme="majorHAnsi" w:eastAsia="黑体"/>
       <w:color w:themeColor="text1" w:val="000000"/>
     </w:rPr>
     <w:tblPr>
@@ -9150,6 +9571,7 @@
     </w:tblPr>
     <w:tblStylePr w:type="firstRow">
       <w:rPr>
+        <w:rFonts w:eastAsia="黑体"/>
         <w:sz w:val="24"/>
         <w:szCs w:val="24"/>
       </w:rPr>
@@ -9256,7 +9678,7 @@
       <w:spacing w:after="0" w:line="240" w:lineRule="auto"/>
     </w:pPr>
     <w:rPr>
-      <w:rFonts w:asciiTheme="majorHAnsi" w:cstheme="majorBidi" w:eastAsiaTheme="majorEastAsia" w:hAnsiTheme="majorHAnsi"/>
+      <w:rFonts w:asciiTheme="majorHAnsi" w:cstheme="majorBidi" w:hAnsiTheme="majorHAnsi" w:eastAsia="黑体"/>
       <w:color w:themeColor="text1" w:val="000000"/>
     </w:rPr>
     <w:tblPr>
@@ -9278,6 +9700,7 @@
     </w:tblPr>
     <w:tblStylePr w:type="firstRow">
       <w:rPr>
+        <w:rFonts w:eastAsia="黑体"/>
         <w:sz w:val="24"/>
         <w:szCs w:val="24"/>
       </w:rPr>
@@ -9407,12 +9830,14 @@
     </w:tcPr>
     <w:tblStylePr w:type="firstRow">
       <w:rPr>
+        <w:rFonts w:eastAsia="黑体"/>
         <w:b/>
         <w:bCs/>
       </w:rPr>
     </w:tblStylePr>
     <w:tblStylePr w:type="lastRow">
       <w:rPr>
+        <w:rFonts w:eastAsia="黑体"/>
         <w:b/>
         <w:bCs/>
       </w:rPr>
@@ -9425,12 +9850,14 @@
     </w:tblStylePr>
     <w:tblStylePr w:type="firstCol">
       <w:rPr>
+        <w:rFonts w:eastAsia="黑体"/>
         <w:b/>
         <w:bCs/>
       </w:rPr>
     </w:tblStylePr>
     <w:tblStylePr w:type="lastCol">
       <w:rPr>
+        <w:rFonts w:eastAsia="黑体"/>
         <w:b/>
         <w:bCs/>
       </w:rPr>
@@ -9480,12 +9907,14 @@
     </w:tcPr>
     <w:tblStylePr w:type="firstRow">
       <w:rPr>
+        <w:rFonts w:eastAsia="黑体"/>
         <w:b/>
         <w:bCs/>
       </w:rPr>
     </w:tblStylePr>
     <w:tblStylePr w:type="lastRow">
       <w:rPr>
+        <w:rFonts w:eastAsia="黑体"/>
         <w:b/>
         <w:bCs/>
       </w:rPr>
@@ -9498,12 +9927,14 @@
     </w:tblStylePr>
     <w:tblStylePr w:type="firstCol">
       <w:rPr>
+        <w:rFonts w:eastAsia="黑体"/>
         <w:b/>
         <w:bCs/>
       </w:rPr>
     </w:tblStylePr>
     <w:tblStylePr w:type="lastCol">
       <w:rPr>
+        <w:rFonts w:eastAsia="黑体"/>
         <w:b/>
         <w:bCs/>
       </w:rPr>
@@ -9553,12 +9984,14 @@
     </w:tcPr>
     <w:tblStylePr w:type="firstRow">
       <w:rPr>
+        <w:rFonts w:eastAsia="黑体"/>
         <w:b/>
         <w:bCs/>
       </w:rPr>
     </w:tblStylePr>
     <w:tblStylePr w:type="lastRow">
       <w:rPr>
+        <w:rFonts w:eastAsia="黑体"/>
         <w:b/>
         <w:bCs/>
       </w:rPr>
@@ -9571,12 +10004,14 @@
     </w:tblStylePr>
     <w:tblStylePr w:type="firstCol">
       <w:rPr>
+        <w:rFonts w:eastAsia="黑体"/>
         <w:b/>
         <w:bCs/>
       </w:rPr>
     </w:tblStylePr>
     <w:tblStylePr w:type="lastCol">
       <w:rPr>
+        <w:rFonts w:eastAsia="黑体"/>
         <w:b/>
         <w:bCs/>
       </w:rPr>
@@ -9626,12 +10061,14 @@
     </w:tcPr>
     <w:tblStylePr w:type="firstRow">
       <w:rPr>
+        <w:rFonts w:eastAsia="黑体"/>
         <w:b/>
         <w:bCs/>
       </w:rPr>
     </w:tblStylePr>
     <w:tblStylePr w:type="lastRow">
       <w:rPr>
+        <w:rFonts w:eastAsia="黑体"/>
         <w:b/>
         <w:bCs/>
       </w:rPr>
@@ -9644,12 +10081,14 @@
     </w:tblStylePr>
     <w:tblStylePr w:type="firstCol">
       <w:rPr>
+        <w:rFonts w:eastAsia="黑体"/>
         <w:b/>
         <w:bCs/>
       </w:rPr>
     </w:tblStylePr>
     <w:tblStylePr w:type="lastCol">
       <w:rPr>
+        <w:rFonts w:eastAsia="黑体"/>
         <w:b/>
         <w:bCs/>
       </w:rPr>
@@ -9699,12 +10138,14 @@
     </w:tcPr>
     <w:tblStylePr w:type="firstRow">
       <w:rPr>
+        <w:rFonts w:eastAsia="黑体"/>
         <w:b/>
         <w:bCs/>
       </w:rPr>
     </w:tblStylePr>
     <w:tblStylePr w:type="lastRow">
       <w:rPr>
+        <w:rFonts w:eastAsia="黑体"/>
         <w:b/>
         <w:bCs/>
       </w:rPr>
@@ -9717,12 +10158,14 @@
     </w:tblStylePr>
     <w:tblStylePr w:type="firstCol">
       <w:rPr>
+        <w:rFonts w:eastAsia="黑体"/>
         <w:b/>
         <w:bCs/>
       </w:rPr>
     </w:tblStylePr>
     <w:tblStylePr w:type="lastCol">
       <w:rPr>
+        <w:rFonts w:eastAsia="黑体"/>
         <w:b/>
         <w:bCs/>
       </w:rPr>
@@ -9772,12 +10215,14 @@
     </w:tcPr>
     <w:tblStylePr w:type="firstRow">
       <w:rPr>
+        <w:rFonts w:eastAsia="黑体"/>
         <w:b/>
         <w:bCs/>
       </w:rPr>
     </w:tblStylePr>
     <w:tblStylePr w:type="lastRow">
       <w:rPr>
+        <w:rFonts w:eastAsia="黑体"/>
         <w:b/>
         <w:bCs/>
       </w:rPr>
@@ -9790,12 +10235,14 @@
     </w:tblStylePr>
     <w:tblStylePr w:type="firstCol">
       <w:rPr>
+        <w:rFonts w:eastAsia="黑体"/>
         <w:b/>
         <w:bCs/>
       </w:rPr>
     </w:tblStylePr>
     <w:tblStylePr w:type="lastCol">
       <w:rPr>
+        <w:rFonts w:eastAsia="黑体"/>
         <w:b/>
         <w:bCs/>
       </w:rPr>
@@ -9845,12 +10292,14 @@
     </w:tcPr>
     <w:tblStylePr w:type="firstRow">
       <w:rPr>
+        <w:rFonts w:eastAsia="黑体"/>
         <w:b/>
         <w:bCs/>
       </w:rPr>
     </w:tblStylePr>
     <w:tblStylePr w:type="lastRow">
       <w:rPr>
+        <w:rFonts w:eastAsia="黑体"/>
         <w:b/>
         <w:bCs/>
       </w:rPr>
@@ -9863,12 +10312,14 @@
     </w:tblStylePr>
     <w:tblStylePr w:type="firstCol">
       <w:rPr>
+        <w:rFonts w:eastAsia="黑体"/>
         <w:b/>
         <w:bCs/>
       </w:rPr>
     </w:tblStylePr>
     <w:tblStylePr w:type="lastCol">
       <w:rPr>
+        <w:rFonts w:eastAsia="黑体"/>
         <w:b/>
         <w:bCs/>
       </w:rPr>
@@ -9895,7 +10346,7 @@
       <w:spacing w:after="0" w:line="240" w:lineRule="auto"/>
     </w:pPr>
     <w:rPr>
-      <w:rFonts w:asciiTheme="majorHAnsi" w:cstheme="majorBidi" w:eastAsiaTheme="majorEastAsia" w:hAnsiTheme="majorHAnsi"/>
+      <w:rFonts w:asciiTheme="majorHAnsi" w:cstheme="majorBidi" w:hAnsiTheme="majorHAnsi" w:eastAsia="黑体"/>
       <w:color w:themeColor="text1" w:val="000000"/>
     </w:rPr>
     <w:tblPr>
@@ -9922,6 +10373,7 @@
     </w:tcPr>
     <w:tblStylePr w:type="firstRow">
       <w:rPr>
+        <w:rFonts w:eastAsia="黑体"/>
         <w:b/>
         <w:bCs/>
         <w:color w:themeColor="text1" w:val="000000"/>
@@ -9933,6 +10385,7 @@
     </w:tblStylePr>
     <w:tblStylePr w:type="lastRow">
       <w:rPr>
+        <w:rFonts w:eastAsia="黑体"/>
         <w:b/>
         <w:bCs/>
         <w:color w:themeColor="text1" w:val="000000"/>
@@ -9952,6 +10405,7 @@
     </w:tblStylePr>
     <w:tblStylePr w:type="firstCol">
       <w:rPr>
+        <w:rFonts w:eastAsia="黑体"/>
         <w:b/>
         <w:bCs/>
         <w:color w:themeColor="text1" w:val="000000"/>
@@ -9971,6 +10425,7 @@
     </w:tblStylePr>
     <w:tblStylePr w:type="lastCol">
       <w:rPr>
+        <w:rFonts w:eastAsia="黑体"/>
         <w:b w:val="0"/>
         <w:bCs w:val="0"/>
         <w:color w:themeColor="text1" w:val="000000"/>
@@ -10020,7 +10475,7 @@
       <w:spacing w:after="0" w:line="240" w:lineRule="auto"/>
     </w:pPr>
     <w:rPr>
-      <w:rFonts w:asciiTheme="majorHAnsi" w:cstheme="majorBidi" w:eastAsiaTheme="majorEastAsia" w:hAnsiTheme="majorHAnsi"/>
+      <w:rFonts w:asciiTheme="majorHAnsi" w:cstheme="majorBidi" w:hAnsiTheme="majorHAnsi" w:eastAsia="黑体"/>
       <w:color w:themeColor="text1" w:val="000000"/>
     </w:rPr>
     <w:tblPr>
@@ -10047,6 +10502,7 @@
     </w:tcPr>
     <w:tblStylePr w:type="firstRow">
       <w:rPr>
+        <w:rFonts w:eastAsia="黑体"/>
         <w:b/>
         <w:bCs/>
         <w:color w:themeColor="text1" w:val="000000"/>
@@ -10058,6 +10514,7 @@
     </w:tblStylePr>
     <w:tblStylePr w:type="lastRow">
       <w:rPr>
+        <w:rFonts w:eastAsia="黑体"/>
         <w:b/>
         <w:bCs/>
         <w:color w:themeColor="text1" w:val="000000"/>
@@ -10077,6 +10534,7 @@
     </w:tblStylePr>
     <w:tblStylePr w:type="firstCol">
       <w:rPr>
+        <w:rFonts w:eastAsia="黑体"/>
         <w:b/>
         <w:bCs/>
         <w:color w:themeColor="text1" w:val="000000"/>
@@ -10096,6 +10554,7 @@
     </w:tblStylePr>
     <w:tblStylePr w:type="lastCol">
       <w:rPr>
+        <w:rFonts w:eastAsia="黑体"/>
         <w:b w:val="0"/>
         <w:bCs w:val="0"/>
         <w:color w:themeColor="text1" w:val="000000"/>
@@ -10145,7 +10604,7 @@
       <w:spacing w:after="0" w:line="240" w:lineRule="auto"/>
     </w:pPr>
     <w:rPr>
-      <w:rFonts w:asciiTheme="majorHAnsi" w:cstheme="majorBidi" w:eastAsiaTheme="majorEastAsia" w:hAnsiTheme="majorHAnsi"/>
+      <w:rFonts w:asciiTheme="majorHAnsi" w:cstheme="majorBidi" w:hAnsiTheme="majorHAnsi" w:eastAsia="黑体"/>
       <w:color w:themeColor="text1" w:val="000000"/>
     </w:rPr>
     <w:tblPr>
@@ -10172,6 +10631,7 @@
     </w:tcPr>
     <w:tblStylePr w:type="firstRow">
       <w:rPr>
+        <w:rFonts w:eastAsia="黑体"/>
         <w:b/>
         <w:bCs/>
         <w:color w:themeColor="text1" w:val="000000"/>
@@ -10183,6 +10643,7 @@
     </w:tblStylePr>
     <w:tblStylePr w:type="lastRow">
       <w:rPr>
+        <w:rFonts w:eastAsia="黑体"/>
         <w:b/>
         <w:bCs/>
         <w:color w:themeColor="text1" w:val="000000"/>
@@ -10202,6 +10663,7 @@
     </w:tblStylePr>
     <w:tblStylePr w:type="firstCol">
       <w:rPr>
+        <w:rFonts w:eastAsia="黑体"/>
         <w:b/>
         <w:bCs/>
         <w:color w:themeColor="text1" w:val="000000"/>
@@ -10221,6 +10683,7 @@
     </w:tblStylePr>
     <w:tblStylePr w:type="lastCol">
       <w:rPr>
+        <w:rFonts w:eastAsia="黑体"/>
         <w:b w:val="0"/>
         <w:bCs w:val="0"/>
         <w:color w:themeColor="text1" w:val="000000"/>
@@ -10270,7 +10733,7 @@
       <w:spacing w:after="0" w:line="240" w:lineRule="auto"/>
     </w:pPr>
     <w:rPr>
-      <w:rFonts w:asciiTheme="majorHAnsi" w:cstheme="majorBidi" w:eastAsiaTheme="majorEastAsia" w:hAnsiTheme="majorHAnsi"/>
+      <w:rFonts w:asciiTheme="majorHAnsi" w:cstheme="majorBidi" w:hAnsiTheme="majorHAnsi" w:eastAsia="黑体"/>
       <w:color w:themeColor="text1" w:val="000000"/>
     </w:rPr>
     <w:tblPr>
@@ -10297,6 +10760,7 @@
     </w:tcPr>
     <w:tblStylePr w:type="firstRow">
       <w:rPr>
+        <w:rFonts w:eastAsia="黑体"/>
         <w:b/>
         <w:bCs/>
         <w:color w:themeColor="text1" w:val="000000"/>
@@ -10308,6 +10772,7 @@
     </w:tblStylePr>
     <w:tblStylePr w:type="lastRow">
       <w:rPr>
+        <w:rFonts w:eastAsia="黑体"/>
         <w:b/>
         <w:bCs/>
         <w:color w:themeColor="text1" w:val="000000"/>
@@ -10327,6 +10792,7 @@
     </w:tblStylePr>
     <w:tblStylePr w:type="firstCol">
       <w:rPr>
+        <w:rFonts w:eastAsia="黑体"/>
         <w:b/>
         <w:bCs/>
         <w:color w:themeColor="text1" w:val="000000"/>
@@ -10346,6 +10812,7 @@
     </w:tblStylePr>
     <w:tblStylePr w:type="lastCol">
       <w:rPr>
+        <w:rFonts w:eastAsia="黑体"/>
         <w:b w:val="0"/>
         <w:bCs w:val="0"/>
         <w:color w:themeColor="text1" w:val="000000"/>
@@ -10395,7 +10862,7 @@
       <w:spacing w:after="0" w:line="240" w:lineRule="auto"/>
     </w:pPr>
     <w:rPr>
-      <w:rFonts w:asciiTheme="majorHAnsi" w:cstheme="majorBidi" w:eastAsiaTheme="majorEastAsia" w:hAnsiTheme="majorHAnsi"/>
+      <w:rFonts w:asciiTheme="majorHAnsi" w:cstheme="majorBidi" w:hAnsiTheme="majorHAnsi" w:eastAsia="黑体"/>
       <w:color w:themeColor="text1" w:val="000000"/>
     </w:rPr>
     <w:tblPr>
@@ -10422,6 +10889,7 @@
     </w:tcPr>
     <w:tblStylePr w:type="firstRow">
       <w:rPr>
+        <w:rFonts w:eastAsia="黑体"/>
         <w:b/>
         <w:bCs/>
         <w:color w:themeColor="text1" w:val="000000"/>
@@ -10433,6 +10901,7 @@
     </w:tblStylePr>
     <w:tblStylePr w:type="lastRow">
       <w:rPr>
+        <w:rFonts w:eastAsia="黑体"/>
         <w:b/>
         <w:bCs/>
         <w:color w:themeColor="text1" w:val="000000"/>
@@ -10452,6 +10921,7 @@
     </w:tblStylePr>
     <w:tblStylePr w:type="firstCol">
       <w:rPr>
+        <w:rFonts w:eastAsia="黑体"/>
         <w:b/>
         <w:bCs/>
         <w:color w:themeColor="text1" w:val="000000"/>
@@ -10471,6 +10941,7 @@
     </w:tblStylePr>
     <w:tblStylePr w:type="lastCol">
       <w:rPr>
+        <w:rFonts w:eastAsia="黑体"/>
         <w:b w:val="0"/>
         <w:bCs w:val="0"/>
         <w:color w:themeColor="text1" w:val="000000"/>
@@ -10520,7 +10991,7 @@
       <w:spacing w:after="0" w:line="240" w:lineRule="auto"/>
     </w:pPr>
     <w:rPr>
-      <w:rFonts w:asciiTheme="majorHAnsi" w:cstheme="majorBidi" w:eastAsiaTheme="majorEastAsia" w:hAnsiTheme="majorHAnsi"/>
+      <w:rFonts w:asciiTheme="majorHAnsi" w:cstheme="majorBidi" w:hAnsiTheme="majorHAnsi" w:eastAsia="黑体"/>
       <w:color w:themeColor="text1" w:val="000000"/>
     </w:rPr>
     <w:tblPr>
@@ -10547,6 +11018,7 @@
     </w:tcPr>
     <w:tblStylePr w:type="firstRow">
       <w:rPr>
+        <w:rFonts w:eastAsia="黑体"/>
         <w:b/>
         <w:bCs/>
         <w:color w:themeColor="text1" w:val="000000"/>
@@ -10558,6 +11030,7 @@
     </w:tblStylePr>
     <w:tblStylePr w:type="lastRow">
       <w:rPr>
+        <w:rFonts w:eastAsia="黑体"/>
         <w:b/>
         <w:bCs/>
         <w:color w:themeColor="text1" w:val="000000"/>
@@ -10577,6 +11050,7 @@
     </w:tblStylePr>
     <w:tblStylePr w:type="firstCol">
       <w:rPr>
+        <w:rFonts w:eastAsia="黑体"/>
         <w:b/>
         <w:bCs/>
         <w:color w:themeColor="text1" w:val="000000"/>
@@ -10596,6 +11070,7 @@
     </w:tblStylePr>
     <w:tblStylePr w:type="lastCol">
       <w:rPr>
+        <w:rFonts w:eastAsia="黑体"/>
         <w:b w:val="0"/>
         <w:bCs w:val="0"/>
         <w:color w:themeColor="text1" w:val="000000"/>
@@ -10645,7 +11120,7 @@
       <w:spacing w:after="0" w:line="240" w:lineRule="auto"/>
     </w:pPr>
     <w:rPr>
-      <w:rFonts w:asciiTheme="majorHAnsi" w:cstheme="majorBidi" w:eastAsiaTheme="majorEastAsia" w:hAnsiTheme="majorHAnsi"/>
+      <w:rFonts w:asciiTheme="majorHAnsi" w:cstheme="majorBidi" w:hAnsiTheme="majorHAnsi" w:eastAsia="黑体"/>
       <w:color w:themeColor="text1" w:val="000000"/>
     </w:rPr>
     <w:tblPr>
@@ -10672,6 +11147,7 @@
     </w:tcPr>
     <w:tblStylePr w:type="firstRow">
       <w:rPr>
+        <w:rFonts w:eastAsia="黑体"/>
         <w:b/>
         <w:bCs/>
         <w:color w:themeColor="text1" w:val="000000"/>
@@ -10683,6 +11159,7 @@
     </w:tblStylePr>
     <w:tblStylePr w:type="lastRow">
       <w:rPr>
+        <w:rFonts w:eastAsia="黑体"/>
         <w:b/>
         <w:bCs/>
         <w:color w:themeColor="text1" w:val="000000"/>
@@ -10702,6 +11179,7 @@
     </w:tblStylePr>
     <w:tblStylePr w:type="firstCol">
       <w:rPr>
+        <w:rFonts w:eastAsia="黑体"/>
         <w:b/>
         <w:bCs/>
         <w:color w:themeColor="text1" w:val="000000"/>
@@ -10721,6 +11199,7 @@
     </w:tblStylePr>
     <w:tblStylePr w:type="lastCol">
       <w:rPr>
+        <w:rFonts w:eastAsia="黑体"/>
         <w:b w:val="0"/>
         <w:bCs w:val="0"/>
         <w:color w:themeColor="text1" w:val="000000"/>
@@ -10793,6 +11272,7 @@
     </w:tcPr>
     <w:tblStylePr w:type="firstRow">
       <w:rPr>
+        <w:rFonts w:eastAsia="黑体"/>
         <w:b/>
         <w:bCs/>
         <w:i w:val="0"/>
@@ -10814,6 +11294,7 @@
     </w:tblStylePr>
     <w:tblStylePr w:type="lastRow">
       <w:rPr>
+        <w:rFonts w:eastAsia="黑体"/>
         <w:b/>
         <w:bCs/>
         <w:i w:val="0"/>
@@ -10835,6 +11316,7 @@
     </w:tblStylePr>
     <w:tblStylePr w:type="firstCol">
       <w:rPr>
+        <w:rFonts w:eastAsia="黑体"/>
         <w:b/>
         <w:bCs/>
         <w:i w:val="0"/>
@@ -10854,6 +11336,7 @@
     </w:tblStylePr>
     <w:tblStylePr w:type="lastCol">
       <w:rPr>
+        <w:rFonts w:eastAsia="黑体"/>
         <w:b/>
         <w:bCs/>
         <w:i w:val="0"/>
@@ -10934,6 +11417,7 @@
     </w:tcPr>
     <w:tblStylePr w:type="firstRow">
       <w:rPr>
+        <w:rFonts w:eastAsia="黑体"/>
         <w:b/>
         <w:bCs/>
         <w:i w:val="0"/>
@@ -10955,6 +11439,7 @@
     </w:tblStylePr>
     <w:tblStylePr w:type="lastRow">
       <w:rPr>
+        <w:rFonts w:eastAsia="黑体"/>
         <w:b/>
         <w:bCs/>
         <w:i w:val="0"/>
@@ -10976,6 +11461,7 @@
     </w:tblStylePr>
     <w:tblStylePr w:type="firstCol">
       <w:rPr>
+        <w:rFonts w:eastAsia="黑体"/>
         <w:b/>
         <w:bCs/>
         <w:i w:val="0"/>
@@ -10995,6 +11481,7 @@
     </w:tblStylePr>
     <w:tblStylePr w:type="lastCol">
       <w:rPr>
+        <w:rFonts w:eastAsia="黑体"/>
         <w:b/>
         <w:bCs/>
         <w:i w:val="0"/>
@@ -11075,6 +11562,7 @@
     </w:tcPr>
     <w:tblStylePr w:type="firstRow">
       <w:rPr>
+        <w:rFonts w:eastAsia="黑体"/>
         <w:b/>
         <w:bCs/>
         <w:i w:val="0"/>
@@ -11096,6 +11584,7 @@
     </w:tblStylePr>
     <w:tblStylePr w:type="lastRow">
       <w:rPr>
+        <w:rFonts w:eastAsia="黑体"/>
         <w:b/>
         <w:bCs/>
         <w:i w:val="0"/>
@@ -11117,6 +11606,7 @@
     </w:tblStylePr>
     <w:tblStylePr w:type="firstCol">
       <w:rPr>
+        <w:rFonts w:eastAsia="黑体"/>
         <w:b/>
         <w:bCs/>
         <w:i w:val="0"/>
@@ -11136,6 +11626,7 @@
     </w:tblStylePr>
     <w:tblStylePr w:type="lastCol">
       <w:rPr>
+        <w:rFonts w:eastAsia="黑体"/>
         <w:b/>
         <w:bCs/>
         <w:i w:val="0"/>
@@ -11216,6 +11707,7 @@
     </w:tcPr>
     <w:tblStylePr w:type="firstRow">
       <w:rPr>
+        <w:rFonts w:eastAsia="黑体"/>
         <w:b/>
         <w:bCs/>
         <w:i w:val="0"/>
@@ -11237,6 +11729,7 @@
     </w:tblStylePr>
     <w:tblStylePr w:type="lastRow">
       <w:rPr>
+        <w:rFonts w:eastAsia="黑体"/>
         <w:b/>
         <w:bCs/>
         <w:i w:val="0"/>
@@ -11258,6 +11751,7 @@
     </w:tblStylePr>
     <w:tblStylePr w:type="firstCol">
       <w:rPr>
+        <w:rFonts w:eastAsia="黑体"/>
         <w:b/>
         <w:bCs/>
         <w:i w:val="0"/>
@@ -11277,6 +11771,7 @@
     </w:tblStylePr>
     <w:tblStylePr w:type="lastCol">
       <w:rPr>
+        <w:rFonts w:eastAsia="黑体"/>
         <w:b/>
         <w:bCs/>
         <w:i w:val="0"/>
@@ -11357,6 +11852,7 @@
     </w:tcPr>
     <w:tblStylePr w:type="firstRow">
       <w:rPr>
+        <w:rFonts w:eastAsia="黑体"/>
         <w:b/>
         <w:bCs/>
         <w:i w:val="0"/>
@@ -11378,6 +11874,7 @@
     </w:tblStylePr>
     <w:tblStylePr w:type="lastRow">
       <w:rPr>
+        <w:rFonts w:eastAsia="黑体"/>
         <w:b/>
         <w:bCs/>
         <w:i w:val="0"/>
@@ -11399,6 +11896,7 @@
     </w:tblStylePr>
     <w:tblStylePr w:type="firstCol">
       <w:rPr>
+        <w:rFonts w:eastAsia="黑体"/>
         <w:b/>
         <w:bCs/>
         <w:i w:val="0"/>
@@ -11418,6 +11916,7 @@
     </w:tblStylePr>
     <w:tblStylePr w:type="lastCol">
       <w:rPr>
+        <w:rFonts w:eastAsia="黑体"/>
         <w:b/>
         <w:bCs/>
         <w:i w:val="0"/>
@@ -11498,6 +11997,7 @@
     </w:tcPr>
     <w:tblStylePr w:type="firstRow">
       <w:rPr>
+        <w:rFonts w:eastAsia="黑体"/>
         <w:b/>
         <w:bCs/>
         <w:i w:val="0"/>
@@ -11519,6 +12019,7 @@
     </w:tblStylePr>
     <w:tblStylePr w:type="lastRow">
       <w:rPr>
+        <w:rFonts w:eastAsia="黑体"/>
         <w:b/>
         <w:bCs/>
         <w:i w:val="0"/>
@@ -11540,6 +12041,7 @@
     </w:tblStylePr>
     <w:tblStylePr w:type="firstCol">
       <w:rPr>
+        <w:rFonts w:eastAsia="黑体"/>
         <w:b/>
         <w:bCs/>
         <w:i w:val="0"/>
@@ -11559,6 +12061,7 @@
     </w:tblStylePr>
     <w:tblStylePr w:type="lastCol">
       <w:rPr>
+        <w:rFonts w:eastAsia="黑体"/>
         <w:b/>
         <w:bCs/>
         <w:i w:val="0"/>
@@ -11639,6 +12142,7 @@
     </w:tcPr>
     <w:tblStylePr w:type="firstRow">
       <w:rPr>
+        <w:rFonts w:eastAsia="黑体"/>
         <w:b/>
         <w:bCs/>
         <w:i w:val="0"/>
@@ -11660,6 +12164,7 @@
     </w:tblStylePr>
     <w:tblStylePr w:type="lastRow">
       <w:rPr>
+        <w:rFonts w:eastAsia="黑体"/>
         <w:b/>
         <w:bCs/>
         <w:i w:val="0"/>
@@ -11681,6 +12186,7 @@
     </w:tblStylePr>
     <w:tblStylePr w:type="firstCol">
       <w:rPr>
+        <w:rFonts w:eastAsia="黑体"/>
         <w:b/>
         <w:bCs/>
         <w:i w:val="0"/>
@@ -11700,6 +12206,7 @@
     </w:tblStylePr>
     <w:tblStylePr w:type="lastCol">
       <w:rPr>
+        <w:rFonts w:eastAsia="黑体"/>
         <w:b/>
         <w:bCs/>
         <w:i w:val="0"/>
@@ -11757,6 +12264,7 @@
       <w:spacing w:after="0" w:line="240" w:lineRule="auto"/>
     </w:pPr>
     <w:rPr>
+      <w:rFonts w:eastAsia="黑体"/>
       <w:color w:themeColor="background1" w:val="FFFFFF"/>
     </w:rPr>
     <w:tblPr>
@@ -11775,6 +12283,7 @@
     </w:tcPr>
     <w:tblStylePr w:type="firstRow">
       <w:rPr>
+        <w:rFonts w:eastAsia="黑体"/>
         <w:b/>
         <w:bCs/>
       </w:rPr>
@@ -11871,6 +12380,7 @@
       <w:spacing w:after="0" w:line="240" w:lineRule="auto"/>
     </w:pPr>
     <w:rPr>
+      <w:rFonts w:eastAsia="黑体"/>
       <w:color w:themeColor="background1" w:val="FFFFFF"/>
     </w:rPr>
     <w:tblPr>
@@ -11889,6 +12399,7 @@
     </w:tcPr>
     <w:tblStylePr w:type="firstRow">
       <w:rPr>
+        <w:rFonts w:eastAsia="黑体"/>
         <w:b/>
         <w:bCs/>
       </w:rPr>
@@ -11985,6 +12496,7 @@
       <w:spacing w:after="0" w:line="240" w:lineRule="auto"/>
     </w:pPr>
     <w:rPr>
+      <w:rFonts w:eastAsia="黑体"/>
       <w:color w:themeColor="background1" w:val="FFFFFF"/>
     </w:rPr>
     <w:tblPr>
@@ -12003,6 +12515,7 @@
     </w:tcPr>
     <w:tblStylePr w:type="firstRow">
       <w:rPr>
+        <w:rFonts w:eastAsia="黑体"/>
         <w:b/>
         <w:bCs/>
       </w:rPr>
@@ -12099,6 +12612,7 @@
       <w:spacing w:after="0" w:line="240" w:lineRule="auto"/>
     </w:pPr>
     <w:rPr>
+      <w:rFonts w:eastAsia="黑体"/>
       <w:color w:themeColor="background1" w:val="FFFFFF"/>
     </w:rPr>
     <w:tblPr>
@@ -12117,6 +12631,7 @@
     </w:tcPr>
     <w:tblStylePr w:type="firstRow">
       <w:rPr>
+        <w:rFonts w:eastAsia="黑体"/>
         <w:b/>
         <w:bCs/>
       </w:rPr>
@@ -12213,6 +12728,7 @@
       <w:spacing w:after="0" w:line="240" w:lineRule="auto"/>
     </w:pPr>
     <w:rPr>
+      <w:rFonts w:eastAsia="黑体"/>
       <w:color w:themeColor="background1" w:val="FFFFFF"/>
     </w:rPr>
     <w:tblPr>
@@ -12231,6 +12747,7 @@
     </w:tcPr>
     <w:tblStylePr w:type="firstRow">
       <w:rPr>
+        <w:rFonts w:eastAsia="黑体"/>
         <w:b/>
         <w:bCs/>
       </w:rPr>
@@ -12327,6 +12844,7 @@
       <w:spacing w:after="0" w:line="240" w:lineRule="auto"/>
     </w:pPr>
     <w:rPr>
+      <w:rFonts w:eastAsia="黑体"/>
       <w:color w:themeColor="background1" w:val="FFFFFF"/>
     </w:rPr>
     <w:tblPr>
@@ -12345,6 +12863,7 @@
     </w:tcPr>
     <w:tblStylePr w:type="firstRow">
       <w:rPr>
+        <w:rFonts w:eastAsia="黑体"/>
         <w:b/>
         <w:bCs/>
       </w:rPr>
@@ -12441,6 +12960,7 @@
       <w:spacing w:after="0" w:line="240" w:lineRule="auto"/>
     </w:pPr>
     <w:rPr>
+      <w:rFonts w:eastAsia="黑体"/>
       <w:color w:themeColor="background1" w:val="FFFFFF"/>
     </w:rPr>
     <w:tblPr>
@@ -12459,6 +12979,7 @@
     </w:tcPr>
     <w:tblStylePr w:type="firstRow">
       <w:rPr>
+        <w:rFonts w:eastAsia="黑体"/>
         <w:b/>
         <w:bCs/>
       </w:rPr>
@@ -12555,6 +13076,7 @@
       <w:spacing w:after="0" w:line="240" w:lineRule="auto"/>
     </w:pPr>
     <w:rPr>
+      <w:rFonts w:eastAsia="黑体"/>
       <w:color w:themeColor="text1" w:val="000000"/>
     </w:rPr>
     <w:tblPr>
@@ -12581,6 +13103,7 @@
     </w:tcPr>
     <w:tblStylePr w:type="firstRow">
       <w:rPr>
+        <w:rFonts w:eastAsia="黑体"/>
         <w:b/>
         <w:bCs/>
       </w:rPr>
@@ -12599,6 +13122,7 @@
     </w:tblStylePr>
     <w:tblStylePr w:type="lastRow">
       <w:rPr>
+        <w:rFonts w:eastAsia="黑体"/>
         <w:b/>
         <w:bCs/>
         <w:color w:themeColor="background1" w:val="FFFFFF"/>
@@ -12613,6 +13137,7 @@
     </w:tblStylePr>
     <w:tblStylePr w:type="firstCol">
       <w:rPr>
+        <w:rFonts w:eastAsia="黑体"/>
         <w:color w:themeColor="background1" w:val="FFFFFF"/>
       </w:rPr>
       <w:tblPr/>
@@ -12630,6 +13155,7 @@
     </w:tblStylePr>
     <w:tblStylePr w:type="lastCol">
       <w:rPr>
+        <w:rFonts w:eastAsia="黑体"/>
         <w:color w:themeColor="background1" w:val="FFFFFF"/>
       </w:rPr>
       <w:tblPr/>
@@ -12659,11 +13185,13 @@
     </w:tblStylePr>
     <w:tblStylePr w:type="neCell">
       <w:rPr>
+        <w:rFonts w:eastAsia="黑体"/>
         <w:color w:themeColor="text1" w:val="000000"/>
       </w:rPr>
     </w:tblStylePr>
     <w:tblStylePr w:type="nwCell">
       <w:rPr>
+        <w:rFonts w:eastAsia="黑体"/>
         <w:color w:themeColor="text1" w:val="000000"/>
       </w:rPr>
     </w:tblStylePr>
@@ -12677,6 +13205,7 @@
       <w:spacing w:after="0" w:line="240" w:lineRule="auto"/>
     </w:pPr>
     <w:rPr>
+      <w:rFonts w:eastAsia="黑体"/>
       <w:color w:themeColor="text1" w:val="000000"/>
     </w:rPr>
     <w:tblPr>
@@ -12703,6 +13232,7 @@
     </w:tcPr>
     <w:tblStylePr w:type="firstRow">
       <w:rPr>
+        <w:rFonts w:eastAsia="黑体"/>
         <w:b/>
         <w:bCs/>
       </w:rPr>
@@ -12721,6 +13251,7 @@
     </w:tblStylePr>
     <w:tblStylePr w:type="lastRow">
       <w:rPr>
+        <w:rFonts w:eastAsia="黑体"/>
         <w:b/>
         <w:bCs/>
         <w:color w:themeColor="background1" w:val="FFFFFF"/>
@@ -12735,6 +13266,7 @@
     </w:tblStylePr>
     <w:tblStylePr w:type="firstCol">
       <w:rPr>
+        <w:rFonts w:eastAsia="黑体"/>
         <w:color w:themeColor="background1" w:val="FFFFFF"/>
       </w:rPr>
       <w:tblPr/>
@@ -12752,6 +13284,7 @@
     </w:tblStylePr>
     <w:tblStylePr w:type="lastCol">
       <w:rPr>
+        <w:rFonts w:eastAsia="黑体"/>
         <w:color w:themeColor="background1" w:val="FFFFFF"/>
       </w:rPr>
       <w:tblPr/>
@@ -12781,11 +13314,13 @@
     </w:tblStylePr>
     <w:tblStylePr w:type="neCell">
       <w:rPr>
+        <w:rFonts w:eastAsia="黑体"/>
         <w:color w:themeColor="text1" w:val="000000"/>
       </w:rPr>
     </w:tblStylePr>
     <w:tblStylePr w:type="nwCell">
       <w:rPr>
+        <w:rFonts w:eastAsia="黑体"/>
         <w:color w:themeColor="text1" w:val="000000"/>
       </w:rPr>
     </w:tblStylePr>
@@ -12799,6 +13334,7 @@
       <w:spacing w:after="0" w:line="240" w:lineRule="auto"/>
     </w:pPr>
     <w:rPr>
+      <w:rFonts w:eastAsia="黑体"/>
       <w:color w:themeColor="text1" w:val="000000"/>
     </w:rPr>
     <w:tblPr>
@@ -12825,6 +13361,7 @@
     </w:tcPr>
     <w:tblStylePr w:type="firstRow">
       <w:rPr>
+        <w:rFonts w:eastAsia="黑体"/>
         <w:b/>
         <w:bCs/>
       </w:rPr>
@@ -12843,6 +13380,7 @@
     </w:tblStylePr>
     <w:tblStylePr w:type="lastRow">
       <w:rPr>
+        <w:rFonts w:eastAsia="黑体"/>
         <w:b/>
         <w:bCs/>
         <w:color w:themeColor="background1" w:val="FFFFFF"/>
@@ -12857,6 +13395,7 @@
     </w:tblStylePr>
     <w:tblStylePr w:type="firstCol">
       <w:rPr>
+        <w:rFonts w:eastAsia="黑体"/>
         <w:color w:themeColor="background1" w:val="FFFFFF"/>
       </w:rPr>
       <w:tblPr/>
@@ -12874,6 +13413,7 @@
     </w:tblStylePr>
     <w:tblStylePr w:type="lastCol">
       <w:rPr>
+        <w:rFonts w:eastAsia="黑体"/>
         <w:color w:themeColor="background1" w:val="FFFFFF"/>
       </w:rPr>
       <w:tblPr/>
@@ -12903,11 +13443,13 @@
     </w:tblStylePr>
     <w:tblStylePr w:type="neCell">
       <w:rPr>
+        <w:rFonts w:eastAsia="黑体"/>
         <w:color w:themeColor="text1" w:val="000000"/>
       </w:rPr>
     </w:tblStylePr>
     <w:tblStylePr w:type="nwCell">
       <w:rPr>
+        <w:rFonts w:eastAsia="黑体"/>
         <w:color w:themeColor="text1" w:val="000000"/>
       </w:rPr>
     </w:tblStylePr>
@@ -12921,6 +13463,7 @@
       <w:spacing w:after="0" w:line="240" w:lineRule="auto"/>
     </w:pPr>
     <w:rPr>
+      <w:rFonts w:eastAsia="黑体"/>
       <w:color w:themeColor="text1" w:val="000000"/>
     </w:rPr>
     <w:tblPr>
@@ -12947,6 +13490,7 @@
     </w:tcPr>
     <w:tblStylePr w:type="firstRow">
       <w:rPr>
+        <w:rFonts w:eastAsia="黑体"/>
         <w:b/>
         <w:bCs/>
       </w:rPr>
@@ -12965,6 +13509,7 @@
     </w:tblStylePr>
     <w:tblStylePr w:type="lastRow">
       <w:rPr>
+        <w:rFonts w:eastAsia="黑体"/>
         <w:b/>
         <w:bCs/>
         <w:color w:themeColor="background1" w:val="FFFFFF"/>
@@ -12979,6 +13524,7 @@
     </w:tblStylePr>
     <w:tblStylePr w:type="firstCol">
       <w:rPr>
+        <w:rFonts w:eastAsia="黑体"/>
         <w:color w:themeColor="background1" w:val="FFFFFF"/>
       </w:rPr>
       <w:tblPr/>
@@ -12996,6 +13542,7 @@
     </w:tblStylePr>
     <w:tblStylePr w:type="lastCol">
       <w:rPr>
+        <w:rFonts w:eastAsia="黑体"/>
         <w:color w:themeColor="background1" w:val="FFFFFF"/>
       </w:rPr>
       <w:tblPr/>
@@ -13033,6 +13580,7 @@
       <w:spacing w:after="0" w:line="240" w:lineRule="auto"/>
     </w:pPr>
     <w:rPr>
+      <w:rFonts w:eastAsia="黑体"/>
       <w:color w:themeColor="text1" w:val="000000"/>
     </w:rPr>
     <w:tblPr>
@@ -13059,6 +13607,7 @@
     </w:tcPr>
     <w:tblStylePr w:type="firstRow">
       <w:rPr>
+        <w:rFonts w:eastAsia="黑体"/>
         <w:b/>
         <w:bCs/>
       </w:rPr>
@@ -13077,6 +13626,7 @@
     </w:tblStylePr>
     <w:tblStylePr w:type="lastRow">
       <w:rPr>
+        <w:rFonts w:eastAsia="黑体"/>
         <w:b/>
         <w:bCs/>
         <w:color w:themeColor="background1" w:val="FFFFFF"/>
@@ -13091,6 +13641,7 @@
     </w:tblStylePr>
     <w:tblStylePr w:type="firstCol">
       <w:rPr>
+        <w:rFonts w:eastAsia="黑体"/>
         <w:color w:themeColor="background1" w:val="FFFFFF"/>
       </w:rPr>
       <w:tblPr/>
@@ -13108,6 +13659,7 @@
     </w:tblStylePr>
     <w:tblStylePr w:type="lastCol">
       <w:rPr>
+        <w:rFonts w:eastAsia="黑体"/>
         <w:color w:themeColor="background1" w:val="FFFFFF"/>
       </w:rPr>
       <w:tblPr/>
@@ -13137,11 +13689,13 @@
     </w:tblStylePr>
     <w:tblStylePr w:type="neCell">
       <w:rPr>
+        <w:rFonts w:eastAsia="黑体"/>
         <w:color w:themeColor="text1" w:val="000000"/>
       </w:rPr>
     </w:tblStylePr>
     <w:tblStylePr w:type="nwCell">
       <w:rPr>
+        <w:rFonts w:eastAsia="黑体"/>
         <w:color w:themeColor="text1" w:val="000000"/>
       </w:rPr>
     </w:tblStylePr>
@@ -13155,6 +13709,7 @@
       <w:spacing w:after="0" w:line="240" w:lineRule="auto"/>
     </w:pPr>
     <w:rPr>
+      <w:rFonts w:eastAsia="黑体"/>
       <w:color w:themeColor="text1" w:val="000000"/>
     </w:rPr>
     <w:tblPr>
@@ -13181,6 +13736,7 @@
     </w:tcPr>
     <w:tblStylePr w:type="firstRow">
       <w:rPr>
+        <w:rFonts w:eastAsia="黑体"/>
         <w:b/>
         <w:bCs/>
       </w:rPr>
@@ -13199,6 +13755,7 @@
     </w:tblStylePr>
     <w:tblStylePr w:type="lastRow">
       <w:rPr>
+        <w:rFonts w:eastAsia="黑体"/>
         <w:b/>
         <w:bCs/>
         <w:color w:themeColor="background1" w:val="FFFFFF"/>
@@ -13213,6 +13770,7 @@
     </w:tblStylePr>
     <w:tblStylePr w:type="firstCol">
       <w:rPr>
+        <w:rFonts w:eastAsia="黑体"/>
         <w:color w:themeColor="background1" w:val="FFFFFF"/>
       </w:rPr>
       <w:tblPr/>
@@ -13230,6 +13788,7 @@
     </w:tblStylePr>
     <w:tblStylePr w:type="lastCol">
       <w:rPr>
+        <w:rFonts w:eastAsia="黑体"/>
         <w:color w:themeColor="background1" w:val="FFFFFF"/>
       </w:rPr>
       <w:tblPr/>
@@ -13259,11 +13818,13 @@
     </w:tblStylePr>
     <w:tblStylePr w:type="neCell">
       <w:rPr>
+        <w:rFonts w:eastAsia="黑体"/>
         <w:color w:themeColor="text1" w:val="000000"/>
       </w:rPr>
     </w:tblStylePr>
     <w:tblStylePr w:type="nwCell">
       <w:rPr>
+        <w:rFonts w:eastAsia="黑体"/>
         <w:color w:themeColor="text1" w:val="000000"/>
       </w:rPr>
     </w:tblStylePr>
@@ -13277,6 +13838,7 @@
       <w:spacing w:after="0" w:line="240" w:lineRule="auto"/>
     </w:pPr>
     <w:rPr>
+      <w:rFonts w:eastAsia="黑体"/>
       <w:color w:themeColor="text1" w:val="000000"/>
     </w:rPr>
     <w:tblPr>
@@ -13303,6 +13865,7 @@
     </w:tcPr>
     <w:tblStylePr w:type="firstRow">
       <w:rPr>
+        <w:rFonts w:eastAsia="黑体"/>
         <w:b/>
         <w:bCs/>
       </w:rPr>
@@ -13321,6 +13884,7 @@
     </w:tblStylePr>
     <w:tblStylePr w:type="lastRow">
       <w:rPr>
+        <w:rFonts w:eastAsia="黑体"/>
         <w:b/>
         <w:bCs/>
         <w:color w:themeColor="background1" w:val="FFFFFF"/>
@@ -13335,6 +13899,7 @@
     </w:tblStylePr>
     <w:tblStylePr w:type="firstCol">
       <w:rPr>
+        <w:rFonts w:eastAsia="黑体"/>
         <w:color w:themeColor="background1" w:val="FFFFFF"/>
       </w:rPr>
       <w:tblPr/>
@@ -13352,6 +13917,7 @@
     </w:tblStylePr>
     <w:tblStylePr w:type="lastCol">
       <w:rPr>
+        <w:rFonts w:eastAsia="黑体"/>
         <w:color w:themeColor="background1" w:val="FFFFFF"/>
       </w:rPr>
       <w:tblPr/>
@@ -13381,11 +13947,13 @@
     </w:tblStylePr>
     <w:tblStylePr w:type="neCell">
       <w:rPr>
+        <w:rFonts w:eastAsia="黑体"/>
         <w:color w:themeColor="text1" w:val="000000"/>
       </w:rPr>
     </w:tblStylePr>
     <w:tblStylePr w:type="nwCell">
       <w:rPr>
+        <w:rFonts w:eastAsia="黑体"/>
         <w:color w:themeColor="text1" w:val="000000"/>
       </w:rPr>
     </w:tblStylePr>
@@ -13399,6 +13967,7 @@
       <w:spacing w:after="0" w:line="240" w:lineRule="auto"/>
     </w:pPr>
     <w:rPr>
+      <w:rFonts w:eastAsia="黑体"/>
       <w:color w:themeColor="text1" w:val="000000"/>
     </w:rPr>
     <w:tblPr>
@@ -13417,6 +13986,7 @@
     </w:tcPr>
     <w:tblStylePr w:type="firstRow">
       <w:rPr>
+        <w:rFonts w:eastAsia="黑体"/>
         <w:b/>
         <w:bCs/>
         <w:color w:themeColor="background1" w:val="FFFFFF"/>
@@ -13431,6 +14001,7 @@
     </w:tblStylePr>
     <w:tblStylePr w:type="lastRow">
       <w:rPr>
+        <w:rFonts w:eastAsia="黑体"/>
         <w:b/>
         <w:bCs/>
         <w:color w:themeColor="accent2" w:themeShade="CC" w:val="9E3A38"/>
@@ -13445,12 +14016,14 @@
     </w:tblStylePr>
     <w:tblStylePr w:type="firstCol">
       <w:rPr>
+        <w:rFonts w:eastAsia="黑体"/>
         <w:b/>
         <w:bCs/>
       </w:rPr>
     </w:tblStylePr>
     <w:tblStylePr w:type="lastCol">
       <w:rPr>
+        <w:rFonts w:eastAsia="黑体"/>
         <w:b/>
         <w:bCs/>
       </w:rPr>
@@ -13485,6 +14058,7 @@
       <w:spacing w:after="0" w:line="240" w:lineRule="auto"/>
     </w:pPr>
     <w:rPr>
+      <w:rFonts w:eastAsia="黑体"/>
       <w:color w:themeColor="text1" w:val="000000"/>
     </w:rPr>
     <w:tblPr>
@@ -13503,6 +14077,7 @@
     </w:tcPr>
     <w:tblStylePr w:type="firstRow">
       <w:rPr>
+        <w:rFonts w:eastAsia="黑体"/>
         <w:b/>
         <w:bCs/>
         <w:color w:themeColor="background1" w:val="FFFFFF"/>
@@ -13517,6 +14092,7 @@
     </w:tblStylePr>
     <w:tblStylePr w:type="lastRow">
       <w:rPr>
+        <w:rFonts w:eastAsia="黑体"/>
         <w:b/>
         <w:bCs/>
         <w:color w:themeColor="accent2" w:themeShade="CC" w:val="9E3A38"/>
@@ -13531,12 +14107,14 @@
     </w:tblStylePr>
     <w:tblStylePr w:type="firstCol">
       <w:rPr>
+        <w:rFonts w:eastAsia="黑体"/>
         <w:b/>
         <w:bCs/>
       </w:rPr>
     </w:tblStylePr>
     <w:tblStylePr w:type="lastCol">
       <w:rPr>
+        <w:rFonts w:eastAsia="黑体"/>
         <w:b/>
         <w:bCs/>
       </w:rPr>
@@ -13571,6 +14149,7 @@
       <w:spacing w:after="0" w:line="240" w:lineRule="auto"/>
     </w:pPr>
     <w:rPr>
+      <w:rFonts w:eastAsia="黑体"/>
       <w:color w:themeColor="text1" w:val="000000"/>
     </w:rPr>
     <w:tblPr>
@@ -13589,6 +14168,7 @@
     </w:tcPr>
     <w:tblStylePr w:type="firstRow">
       <w:rPr>
+        <w:rFonts w:eastAsia="黑体"/>
         <w:b/>
         <w:bCs/>
         <w:color w:themeColor="background1" w:val="FFFFFF"/>
@@ -13603,6 +14183,7 @@
     </w:tblStylePr>
     <w:tblStylePr w:type="lastRow">
       <w:rPr>
+        <w:rFonts w:eastAsia="黑体"/>
         <w:b/>
         <w:bCs/>
         <w:color w:themeColor="accent2" w:themeShade="CC" w:val="9E3A38"/>
@@ -13617,12 +14198,14 @@
     </w:tblStylePr>
     <w:tblStylePr w:type="firstCol">
       <w:rPr>
+        <w:rFonts w:eastAsia="黑体"/>
         <w:b/>
         <w:bCs/>
       </w:rPr>
     </w:tblStylePr>
     <w:tblStylePr w:type="lastCol">
       <w:rPr>
+        <w:rFonts w:eastAsia="黑体"/>
         <w:b/>
         <w:bCs/>
       </w:rPr>
@@ -13657,6 +14240,7 @@
       <w:spacing w:after="0" w:line="240" w:lineRule="auto"/>
     </w:pPr>
     <w:rPr>
+      <w:rFonts w:eastAsia="黑体"/>
       <w:color w:themeColor="text1" w:val="000000"/>
     </w:rPr>
     <w:tblPr>
@@ -13675,6 +14259,7 @@
     </w:tcPr>
     <w:tblStylePr w:type="firstRow">
       <w:rPr>
+        <w:rFonts w:eastAsia="黑体"/>
         <w:b/>
         <w:bCs/>
         <w:color w:themeColor="background1" w:val="FFFFFF"/>
@@ -13689,6 +14274,7 @@
     </w:tblStylePr>
     <w:tblStylePr w:type="lastRow">
       <w:rPr>
+        <w:rFonts w:eastAsia="黑体"/>
         <w:b/>
         <w:bCs/>
         <w:color w:themeColor="accent4" w:themeShade="CC" w:val="664E82"/>
@@ -13703,12 +14289,14 @@
     </w:tblStylePr>
     <w:tblStylePr w:type="firstCol">
       <w:rPr>
+        <w:rFonts w:eastAsia="黑体"/>
         <w:b/>
         <w:bCs/>
       </w:rPr>
     </w:tblStylePr>
     <w:tblStylePr w:type="lastCol">
       <w:rPr>
+        <w:rFonts w:eastAsia="黑体"/>
         <w:b/>
         <w:bCs/>
       </w:rPr>
@@ -13743,6 +14331,7 @@
       <w:spacing w:after="0" w:line="240" w:lineRule="auto"/>
     </w:pPr>
     <w:rPr>
+      <w:rFonts w:eastAsia="黑体"/>
       <w:color w:themeColor="text1" w:val="000000"/>
     </w:rPr>
     <w:tblPr>
@@ -13761,6 +14350,7 @@
     </w:tcPr>
     <w:tblStylePr w:type="firstRow">
       <w:rPr>
+        <w:rFonts w:eastAsia="黑体"/>
         <w:b/>
         <w:bCs/>
         <w:color w:themeColor="background1" w:val="FFFFFF"/>
@@ -13775,6 +14365,7 @@
     </w:tblStylePr>
     <w:tblStylePr w:type="lastRow">
       <w:rPr>
+        <w:rFonts w:eastAsia="黑体"/>
         <w:b/>
         <w:bCs/>
         <w:color w:themeColor="accent3" w:themeShade="CC" w:val="7E9C40"/>
@@ -13789,12 +14380,14 @@
     </w:tblStylePr>
     <w:tblStylePr w:type="firstCol">
       <w:rPr>
+        <w:rFonts w:eastAsia="黑体"/>
         <w:b/>
         <w:bCs/>
       </w:rPr>
     </w:tblStylePr>
     <w:tblStylePr w:type="lastCol">
       <w:rPr>
+        <w:rFonts w:eastAsia="黑体"/>
         <w:b/>
         <w:bCs/>
       </w:rPr>
@@ -13829,6 +14422,7 @@
       <w:spacing w:after="0" w:line="240" w:lineRule="auto"/>
     </w:pPr>
     <w:rPr>
+      <w:rFonts w:eastAsia="黑体"/>
       <w:color w:themeColor="text1" w:val="000000"/>
     </w:rPr>
     <w:tblPr>
@@ -13847,6 +14441,7 @@
     </w:tcPr>
     <w:tblStylePr w:type="firstRow">
       <w:rPr>
+        <w:rFonts w:eastAsia="黑体"/>
         <w:b/>
         <w:bCs/>
         <w:color w:themeColor="background1" w:val="FFFFFF"/>
@@ -13861,6 +14456,7 @@
     </w:tblStylePr>
     <w:tblStylePr w:type="lastRow">
       <w:rPr>
+        <w:rFonts w:eastAsia="黑体"/>
         <w:b/>
         <w:bCs/>
         <w:color w:themeColor="accent6" w:themeShade="CC" w:val="F2730A"/>
@@ -13875,12 +14471,14 @@
     </w:tblStylePr>
     <w:tblStylePr w:type="firstCol">
       <w:rPr>
+        <w:rFonts w:eastAsia="黑体"/>
         <w:b/>
         <w:bCs/>
       </w:rPr>
     </w:tblStylePr>
     <w:tblStylePr w:type="lastCol">
       <w:rPr>
+        <w:rFonts w:eastAsia="黑体"/>
         <w:b/>
         <w:bCs/>
       </w:rPr>
@@ -13915,6 +14513,7 @@
       <w:spacing w:after="0" w:line="240" w:lineRule="auto"/>
     </w:pPr>
     <w:rPr>
+      <w:rFonts w:eastAsia="黑体"/>
       <w:color w:themeColor="text1" w:val="000000"/>
     </w:rPr>
     <w:tblPr>
@@ -13933,6 +14532,7 @@
     </w:tcPr>
     <w:tblStylePr w:type="firstRow">
       <w:rPr>
+        <w:rFonts w:eastAsia="黑体"/>
         <w:b/>
         <w:bCs/>
         <w:color w:themeColor="background1" w:val="FFFFFF"/>
@@ -13947,6 +14547,7 @@
     </w:tblStylePr>
     <w:tblStylePr w:type="lastRow">
       <w:rPr>
+        <w:rFonts w:eastAsia="黑体"/>
         <w:b/>
         <w:bCs/>
         <w:color w:themeColor="accent5" w:themeShade="CC" w:val="348DA5"/>
@@ -13961,12 +14562,14 @@
     </w:tblStylePr>
     <w:tblStylePr w:type="firstCol">
       <w:rPr>
+        <w:rFonts w:eastAsia="黑体"/>
         <w:b/>
         <w:bCs/>
       </w:rPr>
     </w:tblStylePr>
     <w:tblStylePr w:type="lastCol">
       <w:rPr>
+        <w:rFonts w:eastAsia="黑体"/>
         <w:b/>
         <w:bCs/>
       </w:rPr>
@@ -14001,6 +14604,7 @@
       <w:spacing w:after="0" w:line="240" w:lineRule="auto"/>
     </w:pPr>
     <w:rPr>
+      <w:rFonts w:eastAsia="黑体"/>
       <w:color w:themeColor="text1" w:val="000000"/>
     </w:rPr>
     <w:tblPr>
@@ -14022,6 +14626,7 @@
     </w:tcPr>
     <w:tblStylePr w:type="firstRow">
       <w:rPr>
+        <w:rFonts w:eastAsia="黑体"/>
         <w:b/>
         <w:bCs/>
       </w:rPr>
@@ -14032,6 +14637,7 @@
     </w:tblStylePr>
     <w:tblStylePr w:type="lastRow">
       <w:rPr>
+        <w:rFonts w:eastAsia="黑体"/>
         <w:b/>
         <w:bCs/>
         <w:color w:themeColor="text1" w:val="000000"/>
@@ -14043,6 +14649,7 @@
     </w:tblStylePr>
     <w:tblStylePr w:type="firstCol">
       <w:rPr>
+        <w:rFonts w:eastAsia="黑体"/>
         <w:color w:themeColor="background1" w:val="FFFFFF"/>
       </w:rPr>
       <w:tblPr/>
@@ -14052,6 +14659,7 @@
     </w:tblStylePr>
     <w:tblStylePr w:type="lastCol">
       <w:rPr>
+        <w:rFonts w:eastAsia="黑体"/>
         <w:color w:themeColor="background1" w:val="FFFFFF"/>
       </w:rPr>
       <w:tblPr/>
@@ -14081,6 +14689,7 @@
       <w:spacing w:after="0" w:line="240" w:lineRule="auto"/>
     </w:pPr>
     <w:rPr>
+      <w:rFonts w:eastAsia="黑体"/>
       <w:color w:themeColor="text1" w:val="000000"/>
     </w:rPr>
     <w:tblPr>
@@ -14102,6 +14711,7 @@
     </w:tcPr>
     <w:tblStylePr w:type="firstRow">
       <w:rPr>
+        <w:rFonts w:eastAsia="黑体"/>
         <w:b/>
         <w:bCs/>
       </w:rPr>
@@ -14112,6 +14722,7 @@
     </w:tblStylePr>
     <w:tblStylePr w:type="lastRow">
       <w:rPr>
+        <w:rFonts w:eastAsia="黑体"/>
         <w:b/>
         <w:bCs/>
         <w:color w:themeColor="text1" w:val="000000"/>
@@ -14123,6 +14734,7 @@
     </w:tblStylePr>
     <w:tblStylePr w:type="firstCol">
       <w:rPr>
+        <w:rFonts w:eastAsia="黑体"/>
         <w:color w:themeColor="background1" w:val="FFFFFF"/>
       </w:rPr>
       <w:tblPr/>
@@ -14132,6 +14744,7 @@
     </w:tblStylePr>
     <w:tblStylePr w:type="lastCol">
       <w:rPr>
+        <w:rFonts w:eastAsia="黑体"/>
         <w:color w:themeColor="background1" w:val="FFFFFF"/>
       </w:rPr>
       <w:tblPr/>
@@ -14161,6 +14774,7 @@
       <w:spacing w:after="0" w:line="240" w:lineRule="auto"/>
     </w:pPr>
     <w:rPr>
+      <w:rFonts w:eastAsia="黑体"/>
       <w:color w:themeColor="text1" w:val="000000"/>
     </w:rPr>
     <w:tblPr>
@@ -14182,6 +14796,7 @@
     </w:tcPr>
     <w:tblStylePr w:type="firstRow">
       <w:rPr>
+        <w:rFonts w:eastAsia="黑体"/>
         <w:b/>
         <w:bCs/>
       </w:rPr>
@@ -14192,6 +14807,7 @@
     </w:tblStylePr>
     <w:tblStylePr w:type="lastRow">
       <w:rPr>
+        <w:rFonts w:eastAsia="黑体"/>
         <w:b/>
         <w:bCs/>
         <w:color w:themeColor="text1" w:val="000000"/>
@@ -14203,6 +14819,7 @@
     </w:tblStylePr>
     <w:tblStylePr w:type="firstCol">
       <w:rPr>
+        <w:rFonts w:eastAsia="黑体"/>
         <w:color w:themeColor="background1" w:val="FFFFFF"/>
       </w:rPr>
       <w:tblPr/>
@@ -14212,6 +14829,7 @@
     </w:tblStylePr>
     <w:tblStylePr w:type="lastCol">
       <w:rPr>
+        <w:rFonts w:eastAsia="黑体"/>
         <w:color w:themeColor="background1" w:val="FFFFFF"/>
       </w:rPr>
       <w:tblPr/>
@@ -14241,6 +14859,7 @@
       <w:spacing w:after="0" w:line="240" w:lineRule="auto"/>
     </w:pPr>
     <w:rPr>
+      <w:rFonts w:eastAsia="黑体"/>
       <w:color w:themeColor="text1" w:val="000000"/>
     </w:rPr>
     <w:tblPr>
@@ -14262,6 +14881,7 @@
     </w:tcPr>
     <w:tblStylePr w:type="firstRow">
       <w:rPr>
+        <w:rFonts w:eastAsia="黑体"/>
         <w:b/>
         <w:bCs/>
       </w:rPr>
@@ -14272,6 +14892,7 @@
     </w:tblStylePr>
     <w:tblStylePr w:type="lastRow">
       <w:rPr>
+        <w:rFonts w:eastAsia="黑体"/>
         <w:b/>
         <w:bCs/>
         <w:color w:themeColor="text1" w:val="000000"/>
@@ -14283,6 +14904,7 @@
     </w:tblStylePr>
     <w:tblStylePr w:type="firstCol">
       <w:rPr>
+        <w:rFonts w:eastAsia="黑体"/>
         <w:color w:themeColor="background1" w:val="FFFFFF"/>
       </w:rPr>
       <w:tblPr/>
@@ -14292,6 +14914,7 @@
     </w:tblStylePr>
     <w:tblStylePr w:type="lastCol">
       <w:rPr>
+        <w:rFonts w:eastAsia="黑体"/>
         <w:color w:themeColor="background1" w:val="FFFFFF"/>
       </w:rPr>
       <w:tblPr/>
@@ -14321,6 +14944,7 @@
       <w:spacing w:after="0" w:line="240" w:lineRule="auto"/>
     </w:pPr>
     <w:rPr>
+      <w:rFonts w:eastAsia="黑体"/>
       <w:color w:themeColor="text1" w:val="000000"/>
     </w:rPr>
     <w:tblPr>
@@ -14342,6 +14966,7 @@
     </w:tcPr>
     <w:tblStylePr w:type="firstRow">
       <w:rPr>
+        <w:rFonts w:eastAsia="黑体"/>
         <w:b/>
         <w:bCs/>
       </w:rPr>
@@ -14352,6 +14977,7 @@
     </w:tblStylePr>
     <w:tblStylePr w:type="lastRow">
       <w:rPr>
+        <w:rFonts w:eastAsia="黑体"/>
         <w:b/>
         <w:bCs/>
         <w:color w:themeColor="text1" w:val="000000"/>
@@ -14363,6 +14989,7 @@
     </w:tblStylePr>
     <w:tblStylePr w:type="firstCol">
       <w:rPr>
+        <w:rFonts w:eastAsia="黑体"/>
         <w:color w:themeColor="background1" w:val="FFFFFF"/>
       </w:rPr>
       <w:tblPr/>
@@ -14372,6 +14999,7 @@
     </w:tblStylePr>
     <w:tblStylePr w:type="lastCol">
       <w:rPr>
+        <w:rFonts w:eastAsia="黑体"/>
         <w:color w:themeColor="background1" w:val="FFFFFF"/>
       </w:rPr>
       <w:tblPr/>
@@ -14401,6 +15029,7 @@
       <w:spacing w:after="0" w:line="240" w:lineRule="auto"/>
     </w:pPr>
     <w:rPr>
+      <w:rFonts w:eastAsia="黑体"/>
       <w:color w:themeColor="text1" w:val="000000"/>
     </w:rPr>
     <w:tblPr>
@@ -14422,6 +15051,7 @@
     </w:tcPr>
     <w:tblStylePr w:type="firstRow">
       <w:rPr>
+        <w:rFonts w:eastAsia="黑体"/>
         <w:b/>
         <w:bCs/>
       </w:rPr>
@@ -14432,6 +15062,7 @@
     </w:tblStylePr>
     <w:tblStylePr w:type="lastRow">
       <w:rPr>
+        <w:rFonts w:eastAsia="黑体"/>
         <w:b/>
         <w:bCs/>
         <w:color w:themeColor="text1" w:val="000000"/>
@@ -14443,6 +15074,7 @@
     </w:tblStylePr>
     <w:tblStylePr w:type="firstCol">
       <w:rPr>
+        <w:rFonts w:eastAsia="黑体"/>
         <w:color w:themeColor="background1" w:val="FFFFFF"/>
       </w:rPr>
       <w:tblPr/>
@@ -14452,6 +15084,7 @@
     </w:tblStylePr>
     <w:tblStylePr w:type="lastCol">
       <w:rPr>
+        <w:rFonts w:eastAsia="黑体"/>
         <w:color w:themeColor="background1" w:val="FFFFFF"/>
       </w:rPr>
       <w:tblPr/>
@@ -14481,6 +15114,7 @@
       <w:spacing w:after="0" w:line="240" w:lineRule="auto"/>
     </w:pPr>
     <w:rPr>
+      <w:rFonts w:eastAsia="黑体"/>
       <w:color w:themeColor="text1" w:val="000000"/>
     </w:rPr>
     <w:tblPr>
@@ -14502,6 +15136,7 @@
     </w:tcPr>
     <w:tblStylePr w:type="firstRow">
       <w:rPr>
+        <w:rFonts w:eastAsia="黑体"/>
         <w:b/>
         <w:bCs/>
       </w:rPr>
@@ -14512,6 +15147,7 @@
     </w:tblStylePr>
     <w:tblStylePr w:type="lastRow">
       <w:rPr>
+        <w:rFonts w:eastAsia="黑体"/>
         <w:b/>
         <w:bCs/>
         <w:color w:themeColor="text1" w:val="000000"/>
@@ -14523,6 +15159,7 @@
     </w:tblStylePr>
     <w:tblStylePr w:type="firstCol">
       <w:rPr>
+        <w:rFonts w:eastAsia="黑体"/>
         <w:color w:themeColor="background1" w:val="FFFFFF"/>
       </w:rPr>
       <w:tblPr/>
@@ -14532,6 +15169,7 @@
     </w:tblStylePr>
     <w:tblStylePr w:type="lastCol">
       <w:rPr>
+        <w:rFonts w:eastAsia="黑体"/>
         <w:color w:themeColor="background1" w:val="FFFFFF"/>
       </w:rPr>
       <w:tblPr/>
@@ -14564,6 +15202,7 @@
     <w:name w:val="KeywordTok"/>
     <w:basedOn w:val="VerbatimChar"/>
     <w:rPr>
+      <w:rFonts w:eastAsia="黑体"/>
       <w:b/>
       <w:color w:val="007020"/>
     </w:rPr>
@@ -14572,6 +15211,7 @@
     <w:name w:val="DataTypeTok"/>
     <w:basedOn w:val="VerbatimChar"/>
     <w:rPr>
+      <w:rFonts w:eastAsia="黑体"/>
       <w:color w:val="902000"/>
     </w:rPr>
   </w:style>
@@ -14579,6 +15219,7 @@
     <w:name w:val="DecValTok"/>
     <w:basedOn w:val="VerbatimChar"/>
     <w:rPr>
+      <w:rFonts w:eastAsia="黑体"/>
       <w:color w:val="40a070"/>
     </w:rPr>
   </w:style>
@@ -14586,6 +15227,7 @@
     <w:name w:val="BaseNTok"/>
     <w:basedOn w:val="VerbatimChar"/>
     <w:rPr>
+      <w:rFonts w:eastAsia="黑体"/>
       <w:color w:val="40a070"/>
     </w:rPr>
   </w:style>
@@ -14593,6 +15235,7 @@
     <w:name w:val="FloatTok"/>
     <w:basedOn w:val="VerbatimChar"/>
     <w:rPr>
+      <w:rFonts w:eastAsia="黑体"/>
       <w:color w:val="40a070"/>
     </w:rPr>
   </w:style>
@@ -14600,6 +15243,7 @@
     <w:name w:val="ConstantTok"/>
     <w:basedOn w:val="VerbatimChar"/>
     <w:rPr>
+      <w:rFonts w:eastAsia="黑体"/>
       <w:color w:val="880000"/>
     </w:rPr>
   </w:style>
@@ -14607,6 +15251,7 @@
     <w:name w:val="CharTok"/>
     <w:basedOn w:val="VerbatimChar"/>
     <w:rPr>
+      <w:rFonts w:eastAsia="黑体"/>
       <w:color w:val="4070a0"/>
     </w:rPr>
   </w:style>
@@ -14614,6 +15259,7 @@
     <w:name w:val="SpecialCharTok"/>
     <w:basedOn w:val="VerbatimChar"/>
     <w:rPr>
+      <w:rFonts w:eastAsia="黑体"/>
       <w:color w:val="4070a0"/>
     </w:rPr>
   </w:style>
@@ -14621,6 +15267,7 @@
     <w:name w:val="StringTok"/>
     <w:basedOn w:val="VerbatimChar"/>
     <w:rPr>
+      <w:rFonts w:eastAsia="黑体"/>
       <w:color w:val="4070a0"/>
     </w:rPr>
   </w:style>
@@ -14628,6 +15275,7 @@
     <w:name w:val="VerbatimStringTok"/>
     <w:basedOn w:val="VerbatimChar"/>
     <w:rPr>
+      <w:rFonts w:eastAsia="黑体"/>
       <w:color w:val="4070a0"/>
     </w:rPr>
   </w:style>
@@ -14635,6 +15283,7 @@
     <w:name w:val="SpecialStringTok"/>
     <w:basedOn w:val="VerbatimChar"/>
     <w:rPr>
+      <w:rFonts w:eastAsia="黑体"/>
       <w:color w:val="bb6688"/>
     </w:rPr>
   </w:style>
@@ -14642,6 +15291,7 @@
     <w:name w:val="ImportTok"/>
     <w:basedOn w:val="VerbatimChar"/>
     <w:rPr>
+      <w:rFonts w:eastAsia="黑体"/>
       <w:b/>
       <w:color w:val="008000"/>
     </w:rPr>
@@ -14650,6 +15300,7 @@
     <w:name w:val="CommentTok"/>
     <w:basedOn w:val="VerbatimChar"/>
     <w:rPr>
+      <w:rFonts w:eastAsia="黑体"/>
       <w:i/>
       <w:color w:val="60a0b0"/>
     </w:rPr>
@@ -14658,6 +15309,7 @@
     <w:name w:val="DocumentationTok"/>
     <w:basedOn w:val="VerbatimChar"/>
     <w:rPr>
+      <w:rFonts w:eastAsia="黑体"/>
       <w:i/>
       <w:color w:val="ba2121"/>
     </w:rPr>
@@ -14666,6 +15318,7 @@
     <w:name w:val="AnnotationTok"/>
     <w:basedOn w:val="VerbatimChar"/>
     <w:rPr>
+      <w:rFonts w:eastAsia="黑体"/>
       <w:b/>
       <w:i/>
       <w:color w:val="60a0b0"/>
@@ -14675,6 +15328,7 @@
     <w:name w:val="CommentVarTok"/>
     <w:basedOn w:val="VerbatimChar"/>
     <w:rPr>
+      <w:rFonts w:eastAsia="黑体"/>
       <w:b/>
       <w:i/>
       <w:color w:val="60a0b0"/>
@@ -14684,6 +15338,7 @@
     <w:name w:val="OtherTok"/>
     <w:basedOn w:val="VerbatimChar"/>
     <w:rPr>
+      <w:rFonts w:eastAsia="黑体"/>
       <w:color w:val="007020"/>
     </w:rPr>
   </w:style>
@@ -14691,6 +15346,7 @@
     <w:name w:val="FunctionTok"/>
     <w:basedOn w:val="VerbatimChar"/>
     <w:rPr>
+      <w:rFonts w:eastAsia="黑体"/>
       <w:color w:val="06287e"/>
     </w:rPr>
   </w:style>
@@ -14698,6 +15354,7 @@
     <w:name w:val="VariableTok"/>
     <w:basedOn w:val="VerbatimChar"/>
     <w:rPr>
+      <w:rFonts w:eastAsia="黑体"/>
       <w:color w:val="19177c"/>
     </w:rPr>
   </w:style>
@@ -14705,6 +15362,7 @@
     <w:name w:val="ControlFlowTok"/>
     <w:basedOn w:val="VerbatimChar"/>
     <w:rPr>
+      <w:rFonts w:eastAsia="黑体"/>
       <w:b/>
       <w:color w:val="007020"/>
     </w:rPr>
@@ -14713,6 +15371,7 @@
     <w:name w:val="OperatorTok"/>
     <w:basedOn w:val="VerbatimChar"/>
     <w:rPr>
+      <w:rFonts w:eastAsia="黑体"/>
       <w:color w:val="666666"/>
     </w:rPr>
   </w:style>
@@ -14720,18 +15379,22 @@
     <w:name w:val="BuiltInTok"/>
     <w:basedOn w:val="VerbatimChar"/>
     <w:rPr>
+      <w:rFonts w:eastAsia="黑体"/>
       <w:color w:val="008000"/>
     </w:rPr>
   </w:style>
   <w:style w:type="character" w:customStyle="1" w:styleId="ExtensionTok">
     <w:name w:val="ExtensionTok"/>
     <w:basedOn w:val="VerbatimChar"/>
-    <w:rPr/>
+    <w:rPr>
+      <w:rFonts w:eastAsia="黑体"/>
+    </w:rPr>
   </w:style>
   <w:style w:type="character" w:customStyle="1" w:styleId="PreprocessorTok">
     <w:name w:val="PreprocessorTok"/>
     <w:basedOn w:val="VerbatimChar"/>
     <w:rPr>
+      <w:rFonts w:eastAsia="黑体"/>
       <w:color w:val="bc7a00"/>
     </w:rPr>
   </w:style>
@@ -14739,18 +15402,22 @@
     <w:name w:val="AttributeTok"/>
     <w:basedOn w:val="VerbatimChar"/>
     <w:rPr>
+      <w:rFonts w:eastAsia="黑体"/>
       <w:color w:val="7d9029"/>
     </w:rPr>
   </w:style>
   <w:style w:type="character" w:customStyle="1" w:styleId="RegionMarkerTok">
     <w:name w:val="RegionMarkerTok"/>
     <w:basedOn w:val="VerbatimChar"/>
-    <w:rPr/>
+    <w:rPr>
+      <w:rFonts w:eastAsia="黑体"/>
+    </w:rPr>
   </w:style>
   <w:style w:type="character" w:customStyle="1" w:styleId="InformationTok">
     <w:name w:val="InformationTok"/>
     <w:basedOn w:val="VerbatimChar"/>
     <w:rPr>
+      <w:rFonts w:eastAsia="黑体"/>
       <w:b/>
       <w:i/>
       <w:color w:val="60a0b0"/>
@@ -14760,6 +15427,7 @@
     <w:name w:val="WarningTok"/>
     <w:basedOn w:val="VerbatimChar"/>
     <w:rPr>
+      <w:rFonts w:eastAsia="黑体"/>
       <w:b/>
       <w:i/>
       <w:color w:val="60a0b0"/>
@@ -14769,6 +15437,7 @@
     <w:name w:val="AlertTok"/>
     <w:basedOn w:val="VerbatimChar"/>
     <w:rPr>
+      <w:rFonts w:eastAsia="黑体"/>
       <w:b/>
       <w:color w:val="ff0000"/>
     </w:rPr>
@@ -14777,6 +15446,7 @@
     <w:name w:val="ErrorTok"/>
     <w:basedOn w:val="VerbatimChar"/>
     <w:rPr>
+      <w:rFonts w:eastAsia="黑体"/>
       <w:b/>
       <w:color w:val="ff0000"/>
     </w:rPr>
@@ -14784,7 +15454,9 @@
   <w:style w:type="character" w:customStyle="1" w:styleId="NormalTok">
     <w:name w:val="NormalTok"/>
     <w:basedOn w:val="VerbatimChar"/>
-    <w:rPr/>
+    <w:rPr>
+      <w:rFonts w:eastAsia="黑体"/>
+    </w:rPr>
   </w:style>
 </w:styles>
 </file>
@@ -14833,12 +15505,12 @@
     <a:fontScheme name="Office">
       <a:majorFont>
         <a:latin typeface="Calibri"/>
-        <a:ea typeface=""/>
+        <a:ea typeface="黑体"/>
         <a:cs typeface=""/>
         <a:font script="Jpan" typeface="ＭＳ ゴシック"/>
         <a:font script="Hang" typeface="맑은 고딕"/>
-        <a:font script="Hans" typeface="宋体"/>
-        <a:font script="Hant" typeface="新細明體"/>
+        <a:font script="Hans" typeface="黑体"/>
+        <a:font script="Hant" typeface="黑体"/>
         <a:font script="Arab" typeface="Times New Roman"/>
         <a:font script="Hebr" typeface="Times New Roman"/>
         <a:font script="Thai" typeface="Angsana New"/>
@@ -14868,12 +15540,12 @@
       </a:majorFont>
       <a:minorFont>
         <a:latin typeface="Cambria"/>
-        <a:ea typeface=""/>
+        <a:ea typeface="黑体"/>
         <a:cs typeface=""/>
         <a:font script="Jpan" typeface="ＭＳ 明朝"/>
         <a:font script="Hang" typeface="맑은 고딕"/>
-        <a:font script="Hans" typeface="宋体"/>
-        <a:font script="Hant" typeface="新細明體"/>
+        <a:font script="Hans" typeface="黑体"/>
+        <a:font script="Hant" typeface="黑体"/>
         <a:font script="Arab" typeface="Arial"/>
         <a:font script="Hebr" typeface="Arial"/>
         <a:font script="Thai" typeface="Cordia New"/>

--- a/06-转换电路/02-数模转换DAC/Sigma-Delta型DAC电路/Sigma-Delta型DAC电路.docx
+++ b/06-转换电路/02-数模转换DAC/Sigma-Delta型DAC电路/Sigma-Delta型DAC电路.docx
@@ -2434,7 +2434,7 @@
           <w:color w:val="555555"/>
           <w:sz w:val="21"/>
         </w:rPr>
-        <w:t>材料收集者：杜文杰，WX手机：19519196569，QQ:3478827729</w:t>
+        <w:t>材料收集者：杜文杰，微信/手机：19519196569，QQ:3478827729</w:t>
       </w:r>
     </w:p>
     <w:sectPr>
